--- a/成品/论文（草稿）.docx
+++ b/成品/论文（草稿）.docx
@@ -9,7 +9,7 @@
         <w:ind w:right="-94"/>
         <w:jc w:val="both"/>
         <w:rPr>
-          <w:rFonts w:ascii="隶书" w:eastAsia="黑体" w:hAnsi="宋体" w:cs="Times New Roman"/>
+          <w:rFonts w:ascii="隶书" w:eastAsia="黑体" w:hAnsi="宋体" w:cs="Times New Roman" w:hint="eastAsia"/>
           <w:kern w:val="2"/>
           <w:lang w:val="en"/>
         </w:rPr>
@@ -39,7 +39,7 @@
         <w:ind w:firstLineChars="2250" w:firstLine="5400"/>
         <w:jc w:val="both"/>
         <w:rPr>
-          <w:rFonts w:ascii="隶书" w:eastAsia="隶书" w:hAnsi="宋体" w:cs="Times New Roman"/>
+          <w:rFonts w:ascii="隶书" w:eastAsia="隶书" w:hAnsi="宋体" w:cs="Times New Roman" w:hint="eastAsia"/>
           <w:kern w:val="2"/>
         </w:rPr>
       </w:pPr>
@@ -51,7 +51,7 @@
         <w:ind w:firstLineChars="2250" w:firstLine="5400"/>
         <w:jc w:val="both"/>
         <w:rPr>
-          <w:rFonts w:ascii="隶书" w:eastAsia="隶书" w:hAnsi="宋体" w:cs="Times New Roman"/>
+          <w:rFonts w:ascii="隶书" w:eastAsia="隶书" w:hAnsi="宋体" w:cs="Times New Roman" w:hint="eastAsia"/>
           <w:kern w:val="2"/>
         </w:rPr>
       </w:pPr>
@@ -63,7 +63,7 @@
         <w:ind w:firstLineChars="2250" w:firstLine="5400"/>
         <w:jc w:val="both"/>
         <w:rPr>
-          <w:rFonts w:ascii="隶书" w:eastAsia="隶书" w:hAnsi="宋体" w:cs="Times New Roman"/>
+          <w:rFonts w:ascii="隶书" w:eastAsia="隶书" w:hAnsi="宋体" w:cs="Times New Roman" w:hint="eastAsia"/>
           <w:kern w:val="2"/>
         </w:rPr>
       </w:pPr>
@@ -74,7 +74,7 @@
         <w:spacing w:after="0" w:line="600" w:lineRule="auto"/>
         <w:jc w:val="center"/>
         <w:rPr>
-          <w:rFonts w:ascii="方正小标宋_GBK" w:eastAsia="方正小标宋_GBK" w:hAnsi="等线" w:cs="Times New Roman"/>
+          <w:rFonts w:ascii="方正小标宋_GBK" w:eastAsia="方正小标宋_GBK" w:hAnsi="等线" w:cs="Times New Roman" w:hint="eastAsia"/>
           <w:kern w:val="2"/>
           <w:sz w:val="44"/>
           <w:szCs w:val="44"/>
@@ -88,7 +88,7 @@
         <w:ind w:leftChars="-95" w:left="-228" w:rightChars="-146" w:right="-350"/>
         <w:jc w:val="center"/>
         <w:rPr>
-          <w:rFonts w:ascii="方正小标宋简体" w:eastAsia="方正小标宋简体" w:hAnsi="仿宋_GB2312" w:cs="Times New Roman"/>
+          <w:rFonts w:ascii="方正小标宋简体" w:eastAsia="方正小标宋简体" w:hAnsi="仿宋_GB2312" w:cs="Times New Roman" w:hint="eastAsia"/>
           <w:kern w:val="2"/>
           <w:sz w:val="32"/>
         </w:rPr>
@@ -146,7 +146,7 @@
         <w:ind w:firstLineChars="200" w:firstLine="640"/>
         <w:jc w:val="both"/>
         <w:rPr>
-          <w:rFonts w:ascii="仿宋_GB2312" w:eastAsia="仿宋_GB2312" w:hAnsi="仿宋_GB2312" w:cs="Times New Roman"/>
+          <w:rFonts w:ascii="仿宋_GB2312" w:eastAsia="仿宋_GB2312" w:hAnsi="仿宋_GB2312" w:cs="Times New Roman" w:hint="eastAsia"/>
           <w:kern w:val="2"/>
           <w:sz w:val="32"/>
         </w:rPr>
@@ -159,7 +159,7 @@
         <w:ind w:firstLineChars="200" w:firstLine="640"/>
         <w:jc w:val="both"/>
         <w:rPr>
-          <w:rFonts w:ascii="仿宋_GB2312" w:eastAsia="仿宋_GB2312" w:hAnsi="仿宋_GB2312" w:cs="Times New Roman"/>
+          <w:rFonts w:ascii="仿宋_GB2312" w:eastAsia="仿宋_GB2312" w:hAnsi="仿宋_GB2312" w:cs="Times New Roman" w:hint="eastAsia"/>
           <w:kern w:val="2"/>
           <w:sz w:val="32"/>
         </w:rPr>
@@ -211,7 +211,7 @@
               <w:spacing w:after="0" w:line="20" w:lineRule="atLeast"/>
               <w:jc w:val="center"/>
               <w:rPr>
-                <w:rFonts w:ascii="仿宋_GB2312" w:eastAsia="仿宋_GB2312" w:hAnsi="仿宋_GB2312" w:cs="仿宋_GB2312"/>
+                <w:rFonts w:ascii="仿宋_GB2312" w:eastAsia="仿宋_GB2312" w:hAnsi="仿宋_GB2312" w:cs="仿宋_GB2312" w:hint="eastAsia"/>
                 <w:bCs/>
                 <w:kern w:val="2"/>
                 <w:sz w:val="36"/>
@@ -247,7 +247,7 @@
               <w:spacing w:after="0" w:line="20" w:lineRule="atLeast"/>
               <w:jc w:val="center"/>
               <w:rPr>
-                <w:rFonts w:ascii="仿宋_GB2312" w:eastAsia="仿宋_GB2312" w:hAnsi="仿宋_GB2312" w:cs="仿宋_GB2312"/>
+                <w:rFonts w:ascii="仿宋_GB2312" w:eastAsia="仿宋_GB2312" w:hAnsi="仿宋_GB2312" w:cs="仿宋_GB2312" w:hint="eastAsia"/>
                 <w:bCs/>
                 <w:kern w:val="2"/>
                 <w:sz w:val="36"/>
@@ -289,7 +289,7 @@
               <w:spacing w:after="0" w:line="20" w:lineRule="atLeast"/>
               <w:jc w:val="center"/>
               <w:rPr>
-                <w:rFonts w:ascii="仿宋_GB2312" w:eastAsia="仿宋_GB2312" w:hAnsi="仿宋_GB2312" w:cs="仿宋_GB2312"/>
+                <w:rFonts w:ascii="仿宋_GB2312" w:eastAsia="仿宋_GB2312" w:hAnsi="仿宋_GB2312" w:cs="仿宋_GB2312" w:hint="eastAsia"/>
                 <w:bCs/>
                 <w:kern w:val="2"/>
                 <w:sz w:val="36"/>
@@ -324,7 +324,7 @@
               <w:spacing w:after="0" w:line="20" w:lineRule="atLeast"/>
               <w:jc w:val="center"/>
               <w:rPr>
-                <w:rFonts w:ascii="仿宋_GB2312" w:eastAsia="仿宋_GB2312" w:hAnsi="仿宋_GB2312" w:cs="仿宋_GB2312"/>
+                <w:rFonts w:ascii="仿宋_GB2312" w:eastAsia="仿宋_GB2312" w:hAnsi="仿宋_GB2312" w:cs="仿宋_GB2312" w:hint="eastAsia"/>
                 <w:bCs/>
                 <w:kern w:val="2"/>
                 <w:sz w:val="36"/>
@@ -366,7 +366,7 @@
               <w:spacing w:after="0" w:line="20" w:lineRule="atLeast"/>
               <w:jc w:val="center"/>
               <w:rPr>
-                <w:rFonts w:ascii="仿宋_GB2312" w:eastAsia="仿宋_GB2312" w:hAnsi="仿宋_GB2312" w:cs="仿宋_GB2312"/>
+                <w:rFonts w:ascii="仿宋_GB2312" w:eastAsia="仿宋_GB2312" w:hAnsi="仿宋_GB2312" w:cs="仿宋_GB2312" w:hint="eastAsia"/>
                 <w:bCs/>
                 <w:kern w:val="2"/>
                 <w:sz w:val="36"/>
@@ -401,7 +401,7 @@
               <w:spacing w:after="0" w:line="20" w:lineRule="atLeast"/>
               <w:jc w:val="center"/>
               <w:rPr>
-                <w:rFonts w:ascii="仿宋_GB2312" w:eastAsia="仿宋_GB2312" w:hAnsi="仿宋_GB2312" w:cs="仿宋_GB2312"/>
+                <w:rFonts w:ascii="仿宋_GB2312" w:eastAsia="仿宋_GB2312" w:hAnsi="仿宋_GB2312" w:cs="仿宋_GB2312" w:hint="eastAsia"/>
                 <w:bCs/>
                 <w:kern w:val="2"/>
                 <w:sz w:val="36"/>
@@ -443,7 +443,7 @@
               <w:spacing w:after="0" w:line="20" w:lineRule="atLeast"/>
               <w:jc w:val="center"/>
               <w:rPr>
-                <w:rFonts w:ascii="仿宋_GB2312" w:eastAsia="仿宋_GB2312" w:hAnsi="仿宋_GB2312" w:cs="仿宋_GB2312"/>
+                <w:rFonts w:ascii="仿宋_GB2312" w:eastAsia="仿宋_GB2312" w:hAnsi="仿宋_GB2312" w:cs="仿宋_GB2312" w:hint="eastAsia"/>
                 <w:bCs/>
                 <w:kern w:val="2"/>
                 <w:sz w:val="36"/>
@@ -507,7 +507,7 @@
         <w:spacing w:after="0"/>
         <w:jc w:val="both"/>
         <w:rPr>
-          <w:rFonts w:ascii="Calibri" w:eastAsia="宋体" w:hAnsi="Calibri" w:cs="Times New Roman" w:hint="eastAsia"/>
+          <w:rFonts w:ascii="Calibri" w:eastAsia="宋体" w:hAnsi="Calibri" w:cs="Times New Roman"/>
           <w:kern w:val="2"/>
           <w:sz w:val="21"/>
         </w:rPr>
@@ -528,7 +528,7 @@
         <w:pStyle w:val="a4"/>
         <w:spacing w:line="480" w:lineRule="exact"/>
         <w:rPr>
-          <w:rFonts w:ascii="方正小标宋简体" w:eastAsia="方正小标宋简体" w:hAnsi="方正小标宋简体"/>
+          <w:rFonts w:ascii="方正小标宋简体" w:eastAsia="方正小标宋简体" w:hAnsi="方正小标宋简体" w:hint="eastAsia"/>
           <w:sz w:val="32"/>
           <w:szCs w:val="32"/>
         </w:rPr>
@@ -548,7 +548,7 @@
         <w:pStyle w:val="AbstractTitle"/>
         <w:spacing w:line="480" w:lineRule="exact"/>
         <w:rPr>
-          <w:rFonts w:ascii="黑体" w:eastAsia="黑体" w:hAnsi="黑体" w:cstheme="majorBidi"/>
+          <w:rFonts w:ascii="黑体" w:eastAsia="黑体" w:hAnsi="黑体" w:cstheme="majorBidi" w:hint="eastAsia"/>
           <w:b w:val="0"/>
           <w:sz w:val="28"/>
           <w:szCs w:val="28"/>
@@ -572,7 +572,7 @@
         <w:spacing w:line="480" w:lineRule="exact"/>
         <w:ind w:firstLineChars="200" w:firstLine="480"/>
         <w:rPr>
-          <w:rFonts w:ascii="宋体" w:eastAsia="宋体" w:hAnsi="宋体"/>
+          <w:rFonts w:ascii="宋体" w:eastAsia="宋体" w:hAnsi="宋体" w:hint="eastAsia"/>
           <w:sz w:val="24"/>
           <w:szCs w:val="24"/>
         </w:rPr>
@@ -870,25 +870,25 @@
         <w:spacing w:line="480" w:lineRule="exact"/>
         <w:ind w:firstLineChars="200" w:firstLine="480"/>
         <w:rPr>
+          <w:rFonts w:ascii="宋体" w:eastAsia="宋体" w:hAnsi="宋体" w:hint="eastAsia"/>
+          <w:sz w:val="24"/>
+          <w:szCs w:val="24"/>
+        </w:rPr>
+      </w:pPr>
+      <w:r>
+        <w:rPr>
+          <w:rFonts w:ascii="黑体" w:eastAsia="黑体" w:hAnsi="黑体" w:hint="eastAsia"/>
+          <w:sz w:val="24"/>
+          <w:szCs w:val="24"/>
+        </w:rPr>
+        <w:t>关键词：</w:t>
+      </w:r>
+      <w:r>
+        <w:rPr>
           <w:rFonts w:ascii="宋体" w:eastAsia="宋体" w:hAnsi="宋体"/>
           <w:sz w:val="24"/>
           <w:szCs w:val="24"/>
         </w:rPr>
-      </w:pPr>
-      <w:r>
-        <w:rPr>
-          <w:rFonts w:ascii="黑体" w:eastAsia="黑体" w:hAnsi="黑体" w:hint="eastAsia"/>
-          <w:sz w:val="24"/>
-          <w:szCs w:val="24"/>
-        </w:rPr>
-        <w:t>关键词：</w:t>
-      </w:r>
-      <w:r>
-        <w:rPr>
-          <w:rFonts w:ascii="宋体" w:eastAsia="宋体" w:hAnsi="宋体"/>
-          <w:sz w:val="24"/>
-          <w:szCs w:val="24"/>
-        </w:rPr>
         <w:t xml:space="preserve"> </w:t>
       </w:r>
       <w:r>
@@ -903,7 +903,7 @@
     <w:p>
       <w:pPr>
         <w:rPr>
-          <w:rFonts w:asciiTheme="majorHAnsi" w:eastAsiaTheme="majorEastAsia" w:hAnsiTheme="majorHAnsi" w:cstheme="majorBidi" w:hint="eastAsia"/>
+          <w:rFonts w:asciiTheme="majorHAnsi" w:eastAsiaTheme="majorEastAsia" w:hAnsiTheme="majorHAnsi" w:cstheme="majorBidi"/>
           <w:sz w:val="40"/>
           <w:szCs w:val="40"/>
         </w:rPr>
@@ -916,7 +916,10 @@
     <w:sdt>
       <w:sdtPr>
         <w:rPr>
+          <w:rFonts w:asciiTheme="minorHAnsi" w:eastAsiaTheme="minorEastAsia" w:hAnsiTheme="minorHAnsi" w:cstheme="minorBidi"/>
           <w:color w:val="auto"/>
+          <w:sz w:val="24"/>
+          <w:szCs w:val="24"/>
           <w:lang w:val="zh-CN"/>
         </w:rPr>
         <w:id w:val="146878775"/>
@@ -927,11 +930,8 @@
       </w:sdtPr>
       <w:sdtEndPr>
         <w:rPr>
-          <w:rFonts w:asciiTheme="minorHAnsi" w:eastAsiaTheme="minorEastAsia" w:hAnsiTheme="minorHAnsi" w:cstheme="minorBidi"/>
           <w:b/>
           <w:bCs/>
-          <w:sz w:val="24"/>
-          <w:szCs w:val="24"/>
         </w:rPr>
       </w:sdtEndPr>
       <w:sdtContent>
@@ -1005,11 +1005,11 @@
           </w:r>
           <w:r>
             <w:rPr>
-              <w:rFonts w:ascii="宋体" w:eastAsia="宋体" w:hAnsi="宋体" w:hint="eastAsia"/>
+              <w:rFonts w:ascii="宋体" w:eastAsia="宋体" w:hAnsi="宋体"/>
             </w:rPr>
             <w:fldChar w:fldCharType="separate"/>
           </w:r>
-          <w:hyperlink w:anchor="_Toc228128132" w:history="1">
+          <w:hyperlink w:anchor="_Toc228129947" w:history="1">
             <w:r>
               <w:rPr>
                 <w:rStyle w:val="af"/>
@@ -1048,7 +1048,7 @@
                 <w:noProof/>
                 <w:webHidden/>
               </w:rPr>
-              <w:instrText>PAGEREF _Toc228128132 \h</w:instrText>
+              <w:instrText>PAGEREF _Toc228129947 \h</w:instrText>
             </w:r>
             <w:r>
               <w:rPr>
@@ -1075,7 +1075,7 @@
             </w:r>
             <w:r>
               <w:rPr>
-                <w:rFonts w:ascii="宋体" w:eastAsia="宋体" w:hAnsi="宋体" w:hint="eastAsia"/>
+                <w:rFonts w:ascii="宋体" w:eastAsia="宋体" w:hAnsi="宋体"/>
                 <w:noProof/>
                 <w:webHidden/>
               </w:rPr>
@@ -1105,7 +1105,7 @@
               <w14:ligatures w14:val="standardContextual"/>
             </w:rPr>
           </w:pPr>
-          <w:hyperlink w:anchor="_Toc228128133" w:history="1">
+          <w:hyperlink w:anchor="_Toc228129948" w:history="1">
             <w:r>
               <w:rPr>
                 <w:rStyle w:val="af"/>
@@ -1144,7 +1144,7 @@
                 <w:noProof/>
                 <w:webHidden/>
               </w:rPr>
-              <w:instrText>PAGEREF _Toc228128133 \h</w:instrText>
+              <w:instrText>PAGEREF _Toc228129948 \h</w:instrText>
             </w:r>
             <w:r>
               <w:rPr>
@@ -1171,7 +1171,7 @@
             </w:r>
             <w:r>
               <w:rPr>
-                <w:rFonts w:ascii="宋体" w:eastAsia="宋体" w:hAnsi="宋体" w:hint="eastAsia"/>
+                <w:rFonts w:ascii="宋体" w:eastAsia="宋体" w:hAnsi="宋体"/>
                 <w:noProof/>
                 <w:webHidden/>
               </w:rPr>
@@ -1198,7 +1198,7 @@
               <w14:ligatures w14:val="standardContextual"/>
             </w:rPr>
           </w:pPr>
-          <w:hyperlink w:anchor="_Toc228128134" w:history="1">
+          <w:hyperlink w:anchor="_Toc228129949" w:history="1">
             <w:r>
               <w:rPr>
                 <w:rStyle w:val="af"/>
@@ -1237,7 +1237,7 @@
                 <w:noProof/>
                 <w:webHidden/>
               </w:rPr>
-              <w:instrText>PAGEREF _Toc228128134 \h</w:instrText>
+              <w:instrText>PAGEREF _Toc228129949 \h</w:instrText>
             </w:r>
             <w:r>
               <w:rPr>
@@ -1264,7 +1264,7 @@
             </w:r>
             <w:r>
               <w:rPr>
-                <w:rFonts w:ascii="宋体" w:eastAsia="宋体" w:hAnsi="宋体" w:hint="eastAsia"/>
+                <w:rFonts w:ascii="宋体" w:eastAsia="宋体" w:hAnsi="宋体"/>
                 <w:noProof/>
                 <w:webHidden/>
               </w:rPr>
@@ -1295,7 +1295,7 @@
               <w14:ligatures w14:val="standardContextual"/>
             </w:rPr>
           </w:pPr>
-          <w:hyperlink w:anchor="_Toc228128135" w:history="1">
+          <w:hyperlink w:anchor="_Toc228129950" w:history="1">
             <w:r>
               <w:rPr>
                 <w:rStyle w:val="af"/>
@@ -1334,7 +1334,7 @@
                 <w:noProof/>
                 <w:webHidden/>
               </w:rPr>
-              <w:instrText>PAGEREF _Toc228128135 \h</w:instrText>
+              <w:instrText>PAGEREF _Toc228129950 \h</w:instrText>
             </w:r>
             <w:r>
               <w:rPr>
@@ -1361,7 +1361,7 @@
             </w:r>
             <w:r>
               <w:rPr>
-                <w:rFonts w:ascii="宋体" w:eastAsia="宋体" w:hAnsi="宋体" w:hint="eastAsia"/>
+                <w:rFonts w:ascii="宋体" w:eastAsia="宋体" w:hAnsi="宋体"/>
                 <w:noProof/>
                 <w:webHidden/>
               </w:rPr>
@@ -1392,7 +1392,7 @@
               <w14:ligatures w14:val="standardContextual"/>
             </w:rPr>
           </w:pPr>
-          <w:hyperlink w:anchor="_Toc228128136" w:history="1">
+          <w:hyperlink w:anchor="_Toc228129951" w:history="1">
             <w:r>
               <w:rPr>
                 <w:rStyle w:val="af"/>
@@ -1431,7 +1431,7 @@
                 <w:noProof/>
                 <w:webHidden/>
               </w:rPr>
-              <w:instrText>PAGEREF _Toc228128136 \h</w:instrText>
+              <w:instrText>PAGEREF _Toc228129951 \h</w:instrText>
             </w:r>
             <w:r>
               <w:rPr>
@@ -1458,7 +1458,7 @@
             </w:r>
             <w:r>
               <w:rPr>
-                <w:rFonts w:ascii="宋体" w:eastAsia="宋体" w:hAnsi="宋体" w:hint="eastAsia"/>
+                <w:rFonts w:ascii="宋体" w:eastAsia="宋体" w:hAnsi="宋体"/>
                 <w:noProof/>
                 <w:webHidden/>
               </w:rPr>
@@ -1489,7 +1489,7 @@
               <w14:ligatures w14:val="standardContextual"/>
             </w:rPr>
           </w:pPr>
-          <w:hyperlink w:anchor="_Toc228128137" w:history="1">
+          <w:hyperlink w:anchor="_Toc228129952" w:history="1">
             <w:r>
               <w:rPr>
                 <w:rStyle w:val="af"/>
@@ -1528,7 +1528,7 @@
                 <w:noProof/>
                 <w:webHidden/>
               </w:rPr>
-              <w:instrText>PAGEREF _Toc228128137 \h</w:instrText>
+              <w:instrText>PAGEREF _Toc228129952 \h</w:instrText>
             </w:r>
             <w:r>
               <w:rPr>
@@ -1555,7 +1555,7 @@
             </w:r>
             <w:r>
               <w:rPr>
-                <w:rFonts w:ascii="宋体" w:eastAsia="宋体" w:hAnsi="宋体" w:hint="eastAsia"/>
+                <w:rFonts w:ascii="宋体" w:eastAsia="宋体" w:hAnsi="宋体"/>
                 <w:noProof/>
                 <w:webHidden/>
               </w:rPr>
@@ -1586,7 +1586,7 @@
               <w14:ligatures w14:val="standardContextual"/>
             </w:rPr>
           </w:pPr>
-          <w:hyperlink w:anchor="_Toc228128138" w:history="1">
+          <w:hyperlink w:anchor="_Toc228129953" w:history="1">
             <w:r>
               <w:rPr>
                 <w:rStyle w:val="af"/>
@@ -1625,7 +1625,7 @@
                 <w:noProof/>
                 <w:webHidden/>
               </w:rPr>
-              <w:instrText>PAGEREF _Toc228128138 \h</w:instrText>
+              <w:instrText>PAGEREF _Toc228129953 \h</w:instrText>
             </w:r>
             <w:r>
               <w:rPr>
@@ -1652,7 +1652,7 @@
             </w:r>
             <w:r>
               <w:rPr>
-                <w:rFonts w:ascii="宋体" w:eastAsia="宋体" w:hAnsi="宋体" w:hint="eastAsia"/>
+                <w:rFonts w:ascii="宋体" w:eastAsia="宋体" w:hAnsi="宋体"/>
                 <w:noProof/>
                 <w:webHidden/>
               </w:rPr>
@@ -1679,7 +1679,7 @@
               <w14:ligatures w14:val="standardContextual"/>
             </w:rPr>
           </w:pPr>
-          <w:hyperlink w:anchor="_Toc228128139" w:history="1">
+          <w:hyperlink w:anchor="_Toc228129954" w:history="1">
             <w:r>
               <w:rPr>
                 <w:rStyle w:val="af"/>
@@ -1718,7 +1718,7 @@
                 <w:noProof/>
                 <w:webHidden/>
               </w:rPr>
-              <w:instrText>PAGEREF _Toc228128139 \h</w:instrText>
+              <w:instrText>PAGEREF _Toc228129954 \h</w:instrText>
             </w:r>
             <w:r>
               <w:rPr>
@@ -1745,7 +1745,7 @@
             </w:r>
             <w:r>
               <w:rPr>
-                <w:rFonts w:ascii="宋体" w:eastAsia="宋体" w:hAnsi="宋体" w:hint="eastAsia"/>
+                <w:rFonts w:ascii="宋体" w:eastAsia="宋体" w:hAnsi="宋体"/>
                 <w:noProof/>
                 <w:webHidden/>
               </w:rPr>
@@ -1776,7 +1776,7 @@
               <w14:ligatures w14:val="standardContextual"/>
             </w:rPr>
           </w:pPr>
-          <w:hyperlink w:anchor="_Toc228128140" w:history="1">
+          <w:hyperlink w:anchor="_Toc228129955" w:history="1">
             <w:r>
               <w:rPr>
                 <w:rStyle w:val="af"/>
@@ -1815,7 +1815,7 @@
                 <w:noProof/>
                 <w:webHidden/>
               </w:rPr>
-              <w:instrText>PAGEREF _Toc228128140 \h</w:instrText>
+              <w:instrText>PAGEREF _Toc228129955 \h</w:instrText>
             </w:r>
             <w:r>
               <w:rPr>
@@ -1842,7 +1842,7 @@
             </w:r>
             <w:r>
               <w:rPr>
-                <w:rFonts w:ascii="宋体" w:eastAsia="宋体" w:hAnsi="宋体" w:hint="eastAsia"/>
+                <w:rFonts w:ascii="宋体" w:eastAsia="宋体" w:hAnsi="宋体"/>
                 <w:noProof/>
                 <w:webHidden/>
               </w:rPr>
@@ -1873,7 +1873,7 @@
               <w14:ligatures w14:val="standardContextual"/>
             </w:rPr>
           </w:pPr>
-          <w:hyperlink w:anchor="_Toc228128141" w:history="1">
+          <w:hyperlink w:anchor="_Toc228129956" w:history="1">
             <w:r>
               <w:rPr>
                 <w:rStyle w:val="af"/>
@@ -1912,7 +1912,7 @@
                 <w:noProof/>
                 <w:webHidden/>
               </w:rPr>
-              <w:instrText>PAGEREF _Toc228128141 \h</w:instrText>
+              <w:instrText>PAGEREF _Toc228129956 \h</w:instrText>
             </w:r>
             <w:r>
               <w:rPr>
@@ -1939,7 +1939,7 @@
             </w:r>
             <w:r>
               <w:rPr>
-                <w:rFonts w:ascii="宋体" w:eastAsia="宋体" w:hAnsi="宋体" w:hint="eastAsia"/>
+                <w:rFonts w:ascii="宋体" w:eastAsia="宋体" w:hAnsi="宋体"/>
                 <w:noProof/>
                 <w:webHidden/>
               </w:rPr>
@@ -1966,7 +1966,7 @@
               <w14:ligatures w14:val="standardContextual"/>
             </w:rPr>
           </w:pPr>
-          <w:hyperlink w:anchor="_Toc228128142" w:history="1">
+          <w:hyperlink w:anchor="_Toc228129957" w:history="1">
             <w:r>
               <w:rPr>
                 <w:rStyle w:val="af"/>
@@ -2005,7 +2005,7 @@
                 <w:noProof/>
                 <w:webHidden/>
               </w:rPr>
-              <w:instrText>PAGEREF _Toc228128142 \h</w:instrText>
+              <w:instrText>PAGEREF _Toc228129957 \h</w:instrText>
             </w:r>
             <w:r>
               <w:rPr>
@@ -2032,7 +2032,7 @@
             </w:r>
             <w:r>
               <w:rPr>
-                <w:rFonts w:ascii="宋体" w:eastAsia="宋体" w:hAnsi="宋体" w:hint="eastAsia"/>
+                <w:rFonts w:ascii="宋体" w:eastAsia="宋体" w:hAnsi="宋体"/>
                 <w:noProof/>
                 <w:webHidden/>
               </w:rPr>
@@ -2063,7 +2063,7 @@
               <w14:ligatures w14:val="standardContextual"/>
             </w:rPr>
           </w:pPr>
-          <w:hyperlink w:anchor="_Toc228128143" w:history="1">
+          <w:hyperlink w:anchor="_Toc228129958" w:history="1">
             <w:r>
               <w:rPr>
                 <w:rStyle w:val="af"/>
@@ -2102,7 +2102,7 @@
                 <w:noProof/>
                 <w:webHidden/>
               </w:rPr>
-              <w:instrText>PAGEREF _Toc228128143 \h</w:instrText>
+              <w:instrText>PAGEREF _Toc228129958 \h</w:instrText>
             </w:r>
             <w:r>
               <w:rPr>
@@ -2129,7 +2129,7 @@
             </w:r>
             <w:r>
               <w:rPr>
-                <w:rFonts w:ascii="宋体" w:eastAsia="宋体" w:hAnsi="宋体" w:hint="eastAsia"/>
+                <w:rFonts w:ascii="宋体" w:eastAsia="宋体" w:hAnsi="宋体"/>
                 <w:noProof/>
                 <w:webHidden/>
               </w:rPr>
@@ -2160,7 +2160,7 @@
               <w14:ligatures w14:val="standardContextual"/>
             </w:rPr>
           </w:pPr>
-          <w:hyperlink w:anchor="_Toc228128144" w:history="1">
+          <w:hyperlink w:anchor="_Toc228129959" w:history="1">
             <w:r>
               <w:rPr>
                 <w:rStyle w:val="af"/>
@@ -2199,7 +2199,7 @@
                 <w:noProof/>
                 <w:webHidden/>
               </w:rPr>
-              <w:instrText>PAGEREF _Toc228128144 \h</w:instrText>
+              <w:instrText>PAGEREF _Toc228129959 \h</w:instrText>
             </w:r>
             <w:r>
               <w:rPr>
@@ -2226,7 +2226,7 @@
             </w:r>
             <w:r>
               <w:rPr>
-                <w:rFonts w:ascii="宋体" w:eastAsia="宋体" w:hAnsi="宋体" w:hint="eastAsia"/>
+                <w:rFonts w:ascii="宋体" w:eastAsia="宋体" w:hAnsi="宋体"/>
                 <w:noProof/>
                 <w:webHidden/>
               </w:rPr>
@@ -2257,7 +2257,7 @@
               <w14:ligatures w14:val="standardContextual"/>
             </w:rPr>
           </w:pPr>
-          <w:hyperlink w:anchor="_Toc228128145" w:history="1">
+          <w:hyperlink w:anchor="_Toc228129960" w:history="1">
             <w:r>
               <w:rPr>
                 <w:rStyle w:val="af"/>
@@ -2296,7 +2296,7 @@
                 <w:noProof/>
                 <w:webHidden/>
               </w:rPr>
-              <w:instrText>PAGEREF _Toc228128145 \h</w:instrText>
+              <w:instrText>PAGEREF _Toc228129960 \h</w:instrText>
             </w:r>
             <w:r>
               <w:rPr>
@@ -2323,7 +2323,7 @@
             </w:r>
             <w:r>
               <w:rPr>
-                <w:rFonts w:ascii="宋体" w:eastAsia="宋体" w:hAnsi="宋体" w:hint="eastAsia"/>
+                <w:rFonts w:ascii="宋体" w:eastAsia="宋体" w:hAnsi="宋体"/>
                 <w:noProof/>
                 <w:webHidden/>
               </w:rPr>
@@ -2350,7 +2350,7 @@
               <w14:ligatures w14:val="standardContextual"/>
             </w:rPr>
           </w:pPr>
-          <w:hyperlink w:anchor="_Toc228128146" w:history="1">
+          <w:hyperlink w:anchor="_Toc228129961" w:history="1">
             <w:r>
               <w:rPr>
                 <w:rStyle w:val="af"/>
@@ -2389,7 +2389,7 @@
                 <w:noProof/>
                 <w:webHidden/>
               </w:rPr>
-              <w:instrText>PAGEREF _Toc228128146 \h</w:instrText>
+              <w:instrText>PAGEREF _Toc228129961 \h</w:instrText>
             </w:r>
             <w:r>
               <w:rPr>
@@ -2416,7 +2416,7 @@
             </w:r>
             <w:r>
               <w:rPr>
-                <w:rFonts w:ascii="宋体" w:eastAsia="宋体" w:hAnsi="宋体" w:hint="eastAsia"/>
+                <w:rFonts w:ascii="宋体" w:eastAsia="宋体" w:hAnsi="宋体"/>
                 <w:noProof/>
                 <w:webHidden/>
               </w:rPr>
@@ -2447,7 +2447,7 @@
               <w14:ligatures w14:val="standardContextual"/>
             </w:rPr>
           </w:pPr>
-          <w:hyperlink w:anchor="_Toc228128147" w:history="1">
+          <w:hyperlink w:anchor="_Toc228129962" w:history="1">
             <w:r>
               <w:rPr>
                 <w:rStyle w:val="af"/>
@@ -2486,7 +2486,7 @@
                 <w:noProof/>
                 <w:webHidden/>
               </w:rPr>
-              <w:instrText>PAGEREF _Toc228128147 \h</w:instrText>
+              <w:instrText>PAGEREF _Toc228129962 \h</w:instrText>
             </w:r>
             <w:r>
               <w:rPr>
@@ -2513,7 +2513,7 @@
             </w:r>
             <w:r>
               <w:rPr>
-                <w:rFonts w:ascii="宋体" w:eastAsia="宋体" w:hAnsi="宋体" w:hint="eastAsia"/>
+                <w:rFonts w:ascii="宋体" w:eastAsia="宋体" w:hAnsi="宋体"/>
                 <w:noProof/>
                 <w:webHidden/>
               </w:rPr>
@@ -2544,7 +2544,7 @@
               <w14:ligatures w14:val="standardContextual"/>
             </w:rPr>
           </w:pPr>
-          <w:hyperlink w:anchor="_Toc228128148" w:history="1">
+          <w:hyperlink w:anchor="_Toc228129963" w:history="1">
             <w:r>
               <w:rPr>
                 <w:rStyle w:val="af"/>
@@ -2583,7 +2583,7 @@
                 <w:noProof/>
                 <w:webHidden/>
               </w:rPr>
-              <w:instrText>PAGEREF _Toc228128148 \h</w:instrText>
+              <w:instrText>PAGEREF _Toc228129963 \h</w:instrText>
             </w:r>
             <w:r>
               <w:rPr>
@@ -2610,7 +2610,7 @@
             </w:r>
             <w:r>
               <w:rPr>
-                <w:rFonts w:ascii="宋体" w:eastAsia="宋体" w:hAnsi="宋体" w:hint="eastAsia"/>
+                <w:rFonts w:ascii="宋体" w:eastAsia="宋体" w:hAnsi="宋体"/>
                 <w:noProof/>
                 <w:webHidden/>
               </w:rPr>
@@ -2641,7 +2641,7 @@
               <w14:ligatures w14:val="standardContextual"/>
             </w:rPr>
           </w:pPr>
-          <w:hyperlink w:anchor="_Toc228128149" w:history="1">
+          <w:hyperlink w:anchor="_Toc228129964" w:history="1">
             <w:r>
               <w:rPr>
                 <w:rStyle w:val="af"/>
@@ -2680,7 +2680,7 @@
                 <w:noProof/>
                 <w:webHidden/>
               </w:rPr>
-              <w:instrText>PAGEREF _Toc228128149 \h</w:instrText>
+              <w:instrText>PAGEREF _Toc228129964 \h</w:instrText>
             </w:r>
             <w:r>
               <w:rPr>
@@ -2707,7 +2707,7 @@
             </w:r>
             <w:r>
               <w:rPr>
-                <w:rFonts w:ascii="宋体" w:eastAsia="宋体" w:hAnsi="宋体" w:hint="eastAsia"/>
+                <w:rFonts w:ascii="宋体" w:eastAsia="宋体" w:hAnsi="宋体"/>
                 <w:noProof/>
                 <w:webHidden/>
               </w:rPr>
@@ -2738,7 +2738,7 @@
               <w14:ligatures w14:val="standardContextual"/>
             </w:rPr>
           </w:pPr>
-          <w:hyperlink w:anchor="_Toc228128150" w:history="1">
+          <w:hyperlink w:anchor="_Toc228129965" w:history="1">
             <w:r>
               <w:rPr>
                 <w:rStyle w:val="af"/>
@@ -2777,7 +2777,7 @@
                 <w:noProof/>
                 <w:webHidden/>
               </w:rPr>
-              <w:instrText>PAGEREF _Toc228128150 \h</w:instrText>
+              <w:instrText>PAGEREF _Toc228129965 \h</w:instrText>
             </w:r>
             <w:r>
               <w:rPr>
@@ -2804,7 +2804,7 @@
             </w:r>
             <w:r>
               <w:rPr>
-                <w:rFonts w:ascii="宋体" w:eastAsia="宋体" w:hAnsi="宋体" w:hint="eastAsia"/>
+                <w:rFonts w:ascii="宋体" w:eastAsia="宋体" w:hAnsi="宋体"/>
                 <w:noProof/>
                 <w:webHidden/>
               </w:rPr>
@@ -2835,7 +2835,7 @@
               <w14:ligatures w14:val="standardContextual"/>
             </w:rPr>
           </w:pPr>
-          <w:hyperlink w:anchor="_Toc228128151" w:history="1">
+          <w:hyperlink w:anchor="_Toc228129966" w:history="1">
             <w:r>
               <w:rPr>
                 <w:rStyle w:val="af"/>
@@ -2874,7 +2874,7 @@
                 <w:noProof/>
                 <w:webHidden/>
               </w:rPr>
-              <w:instrText>PAGEREF _Toc228128151 \h</w:instrText>
+              <w:instrText>PAGEREF _Toc228129966 \h</w:instrText>
             </w:r>
             <w:r>
               <w:rPr>
@@ -2901,7 +2901,7 @@
             </w:r>
             <w:r>
               <w:rPr>
-                <w:rFonts w:ascii="宋体" w:eastAsia="宋体" w:hAnsi="宋体" w:hint="eastAsia"/>
+                <w:rFonts w:ascii="宋体" w:eastAsia="宋体" w:hAnsi="宋体"/>
                 <w:noProof/>
                 <w:webHidden/>
               </w:rPr>
@@ -2932,7 +2932,7 @@
               <w14:ligatures w14:val="standardContextual"/>
             </w:rPr>
           </w:pPr>
-          <w:hyperlink w:anchor="_Toc228128152" w:history="1">
+          <w:hyperlink w:anchor="_Toc228129967" w:history="1">
             <w:r>
               <w:rPr>
                 <w:rStyle w:val="af"/>
@@ -2987,7 +2987,7 @@
                 <w:noProof/>
                 <w:webHidden/>
               </w:rPr>
-              <w:instrText>PAGEREF _Toc228128152 \h</w:instrText>
+              <w:instrText>PAGEREF _Toc228129967 \h</w:instrText>
             </w:r>
             <w:r>
               <w:rPr>
@@ -3014,7 +3014,7 @@
             </w:r>
             <w:r>
               <w:rPr>
-                <w:rFonts w:ascii="宋体" w:eastAsia="宋体" w:hAnsi="宋体" w:hint="eastAsia"/>
+                <w:rFonts w:ascii="宋体" w:eastAsia="宋体" w:hAnsi="宋体"/>
                 <w:noProof/>
                 <w:webHidden/>
               </w:rPr>
@@ -3041,7 +3041,7 @@
               <w14:ligatures w14:val="standardContextual"/>
             </w:rPr>
           </w:pPr>
-          <w:hyperlink w:anchor="_Toc228128153" w:history="1">
+          <w:hyperlink w:anchor="_Toc228129968" w:history="1">
             <w:r>
               <w:rPr>
                 <w:rStyle w:val="af"/>
@@ -3080,7 +3080,7 @@
                 <w:noProof/>
                 <w:webHidden/>
               </w:rPr>
-              <w:instrText>PAGEREF _Toc228128153 \h</w:instrText>
+              <w:instrText>PAGEREF _Toc228129968 \h</w:instrText>
             </w:r>
             <w:r>
               <w:rPr>
@@ -3107,7 +3107,7 @@
             </w:r>
             <w:r>
               <w:rPr>
-                <w:rFonts w:ascii="宋体" w:eastAsia="宋体" w:hAnsi="宋体" w:hint="eastAsia"/>
+                <w:rFonts w:ascii="宋体" w:eastAsia="宋体" w:hAnsi="宋体"/>
                 <w:noProof/>
                 <w:webHidden/>
               </w:rPr>
@@ -3138,7 +3138,7 @@
               <w14:ligatures w14:val="standardContextual"/>
             </w:rPr>
           </w:pPr>
-          <w:hyperlink w:anchor="_Toc228128154" w:history="1">
+          <w:hyperlink w:anchor="_Toc228129969" w:history="1">
             <w:r>
               <w:rPr>
                 <w:rStyle w:val="af"/>
@@ -3177,7 +3177,7 @@
                 <w:noProof/>
                 <w:webHidden/>
               </w:rPr>
-              <w:instrText>PAGEREF _Toc228128154 \h</w:instrText>
+              <w:instrText>PAGEREF _Toc228129969 \h</w:instrText>
             </w:r>
             <w:r>
               <w:rPr>
@@ -3204,7 +3204,7 @@
             </w:r>
             <w:r>
               <w:rPr>
-                <w:rFonts w:ascii="宋体" w:eastAsia="宋体" w:hAnsi="宋体" w:hint="eastAsia"/>
+                <w:rFonts w:ascii="宋体" w:eastAsia="宋体" w:hAnsi="宋体"/>
                 <w:noProof/>
                 <w:webHidden/>
               </w:rPr>
@@ -3235,7 +3235,7 @@
               <w14:ligatures w14:val="standardContextual"/>
             </w:rPr>
           </w:pPr>
-          <w:hyperlink w:anchor="_Toc228128155" w:history="1">
+          <w:hyperlink w:anchor="_Toc228129970" w:history="1">
             <w:r>
               <w:rPr>
                 <w:rStyle w:val="af"/>
@@ -3274,7 +3274,7 @@
                 <w:noProof/>
                 <w:webHidden/>
               </w:rPr>
-              <w:instrText>PAGEREF _Toc228128155 \h</w:instrText>
+              <w:instrText>PAGEREF _Toc228129970 \h</w:instrText>
             </w:r>
             <w:r>
               <w:rPr>
@@ -3301,7 +3301,7 @@
             </w:r>
             <w:r>
               <w:rPr>
-                <w:rFonts w:ascii="宋体" w:eastAsia="宋体" w:hAnsi="宋体" w:hint="eastAsia"/>
+                <w:rFonts w:ascii="宋体" w:eastAsia="宋体" w:hAnsi="宋体"/>
                 <w:noProof/>
                 <w:webHidden/>
               </w:rPr>
@@ -3328,7 +3328,7 @@
               <w14:ligatures w14:val="standardContextual"/>
             </w:rPr>
           </w:pPr>
-          <w:hyperlink w:anchor="_Toc228128156" w:history="1">
+          <w:hyperlink w:anchor="_Toc228129971" w:history="1">
             <w:r>
               <w:rPr>
                 <w:rStyle w:val="af"/>
@@ -3367,7 +3367,7 @@
                 <w:noProof/>
                 <w:webHidden/>
               </w:rPr>
-              <w:instrText>PAGEREF _Toc228128156 \h</w:instrText>
+              <w:instrText>PAGEREF _Toc228129971 \h</w:instrText>
             </w:r>
             <w:r>
               <w:rPr>
@@ -3394,7 +3394,298 @@
             </w:r>
             <w:r>
               <w:rPr>
-                <w:rFonts w:ascii="宋体" w:eastAsia="宋体" w:hAnsi="宋体" w:hint="eastAsia"/>
+                <w:rFonts w:ascii="宋体" w:eastAsia="宋体" w:hAnsi="宋体"/>
+                <w:noProof/>
+                <w:webHidden/>
+              </w:rPr>
+              <w:t>6</w:t>
+            </w:r>
+            <w:r>
+              <w:rPr>
+                <w:rFonts w:ascii="宋体" w:eastAsia="宋体" w:hAnsi="宋体" w:hint="eastAsia"/>
+                <w:noProof/>
+                <w:webHidden/>
+              </w:rPr>
+              <w:fldChar w:fldCharType="end"/>
+            </w:r>
+          </w:hyperlink>
+        </w:p>
+        <w:p>
+          <w:pPr>
+            <w:pStyle w:val="TOC3"/>
+            <w:tabs>
+              <w:tab w:val="right" w:leader="dot" w:pos="8630"/>
+            </w:tabs>
+            <w:ind w:left="960"/>
+            <w:rPr>
+              <w:rFonts w:ascii="宋体" w:eastAsia="宋体" w:hAnsi="宋体" w:hint="eastAsia"/>
+              <w:noProof/>
+              <w:kern w:val="2"/>
+              <w:sz w:val="22"/>
+              <w14:ligatures w14:val="standardContextual"/>
+            </w:rPr>
+          </w:pPr>
+          <w:hyperlink w:anchor="_Toc228129972" w:history="1">
+            <w:r>
+              <w:rPr>
+                <w:rStyle w:val="af"/>
+                <w:rFonts w:ascii="宋体" w:eastAsia="宋体" w:hAnsi="宋体"/>
+                <w:noProof/>
+              </w:rPr>
+              <w:t>1.回归任务</w:t>
+            </w:r>
+            <w:r>
+              <w:rPr>
+                <w:rFonts w:ascii="宋体" w:eastAsia="宋体" w:hAnsi="宋体" w:hint="eastAsia"/>
+                <w:noProof/>
+                <w:webHidden/>
+              </w:rPr>
+              <w:tab/>
+            </w:r>
+            <w:r>
+              <w:rPr>
+                <w:rFonts w:ascii="宋体" w:eastAsia="宋体" w:hAnsi="宋体" w:hint="eastAsia"/>
+                <w:noProof/>
+                <w:webHidden/>
+              </w:rPr>
+              <w:fldChar w:fldCharType="begin"/>
+            </w:r>
+            <w:r>
+              <w:rPr>
+                <w:rFonts w:ascii="宋体" w:eastAsia="宋体" w:hAnsi="宋体" w:hint="eastAsia"/>
+                <w:noProof/>
+                <w:webHidden/>
+              </w:rPr>
+              <w:instrText xml:space="preserve"> </w:instrText>
+            </w:r>
+            <w:r>
+              <w:rPr>
+                <w:rFonts w:ascii="宋体" w:eastAsia="宋体" w:hAnsi="宋体"/>
+                <w:noProof/>
+                <w:webHidden/>
+              </w:rPr>
+              <w:instrText>PAGEREF _Toc228129972 \h</w:instrText>
+            </w:r>
+            <w:r>
+              <w:rPr>
+                <w:rFonts w:ascii="宋体" w:eastAsia="宋体" w:hAnsi="宋体" w:hint="eastAsia"/>
+                <w:noProof/>
+                <w:webHidden/>
+              </w:rPr>
+              <w:instrText xml:space="preserve"> </w:instrText>
+            </w:r>
+            <w:r>
+              <w:rPr>
+                <w:rFonts w:ascii="宋体" w:eastAsia="宋体" w:hAnsi="宋体" w:hint="eastAsia"/>
+                <w:noProof/>
+                <w:webHidden/>
+              </w:rPr>
+            </w:r>
+            <w:r>
+              <w:rPr>
+                <w:rFonts w:ascii="宋体" w:eastAsia="宋体" w:hAnsi="宋体" w:hint="eastAsia"/>
+                <w:noProof/>
+                <w:webHidden/>
+              </w:rPr>
+              <w:fldChar w:fldCharType="separate"/>
+            </w:r>
+            <w:r>
+              <w:rPr>
+                <w:rFonts w:ascii="宋体" w:eastAsia="宋体" w:hAnsi="宋体"/>
+                <w:noProof/>
+                <w:webHidden/>
+              </w:rPr>
+              <w:t>6</w:t>
+            </w:r>
+            <w:r>
+              <w:rPr>
+                <w:rFonts w:ascii="宋体" w:eastAsia="宋体" w:hAnsi="宋体" w:hint="eastAsia"/>
+                <w:noProof/>
+                <w:webHidden/>
+              </w:rPr>
+              <w:fldChar w:fldCharType="end"/>
+            </w:r>
+          </w:hyperlink>
+        </w:p>
+        <w:p>
+          <w:pPr>
+            <w:pStyle w:val="TOC3"/>
+            <w:tabs>
+              <w:tab w:val="right" w:leader="dot" w:pos="8630"/>
+            </w:tabs>
+            <w:ind w:left="960"/>
+            <w:rPr>
+              <w:rFonts w:ascii="宋体" w:eastAsia="宋体" w:hAnsi="宋体" w:hint="eastAsia"/>
+              <w:noProof/>
+              <w:kern w:val="2"/>
+              <w:sz w:val="22"/>
+              <w14:ligatures w14:val="standardContextual"/>
+            </w:rPr>
+          </w:pPr>
+          <w:hyperlink w:anchor="_Toc228129973" w:history="1">
+            <w:r>
+              <w:rPr>
+                <w:rStyle w:val="af"/>
+                <w:rFonts w:ascii="宋体" w:eastAsia="宋体" w:hAnsi="宋体"/>
+                <w:noProof/>
+              </w:rPr>
+              <w:t>2.分类任务</w:t>
+            </w:r>
+            <w:r>
+              <w:rPr>
+                <w:rFonts w:ascii="宋体" w:eastAsia="宋体" w:hAnsi="宋体" w:hint="eastAsia"/>
+                <w:noProof/>
+                <w:webHidden/>
+              </w:rPr>
+              <w:tab/>
+            </w:r>
+            <w:r>
+              <w:rPr>
+                <w:rFonts w:ascii="宋体" w:eastAsia="宋体" w:hAnsi="宋体" w:hint="eastAsia"/>
+                <w:noProof/>
+                <w:webHidden/>
+              </w:rPr>
+              <w:fldChar w:fldCharType="begin"/>
+            </w:r>
+            <w:r>
+              <w:rPr>
+                <w:rFonts w:ascii="宋体" w:eastAsia="宋体" w:hAnsi="宋体" w:hint="eastAsia"/>
+                <w:noProof/>
+                <w:webHidden/>
+              </w:rPr>
+              <w:instrText xml:space="preserve"> </w:instrText>
+            </w:r>
+            <w:r>
+              <w:rPr>
+                <w:rFonts w:ascii="宋体" w:eastAsia="宋体" w:hAnsi="宋体"/>
+                <w:noProof/>
+                <w:webHidden/>
+              </w:rPr>
+              <w:instrText>PAGEREF _Toc228129973 \h</w:instrText>
+            </w:r>
+            <w:r>
+              <w:rPr>
+                <w:rFonts w:ascii="宋体" w:eastAsia="宋体" w:hAnsi="宋体" w:hint="eastAsia"/>
+                <w:noProof/>
+                <w:webHidden/>
+              </w:rPr>
+              <w:instrText xml:space="preserve"> </w:instrText>
+            </w:r>
+            <w:r>
+              <w:rPr>
+                <w:rFonts w:ascii="宋体" w:eastAsia="宋体" w:hAnsi="宋体" w:hint="eastAsia"/>
+                <w:noProof/>
+                <w:webHidden/>
+              </w:rPr>
+            </w:r>
+            <w:r>
+              <w:rPr>
+                <w:rFonts w:ascii="宋体" w:eastAsia="宋体" w:hAnsi="宋体" w:hint="eastAsia"/>
+                <w:noProof/>
+                <w:webHidden/>
+              </w:rPr>
+              <w:fldChar w:fldCharType="separate"/>
+            </w:r>
+            <w:r>
+              <w:rPr>
+                <w:rFonts w:ascii="宋体" w:eastAsia="宋体" w:hAnsi="宋体"/>
+                <w:noProof/>
+                <w:webHidden/>
+              </w:rPr>
+              <w:t>6</w:t>
+            </w:r>
+            <w:r>
+              <w:rPr>
+                <w:rFonts w:ascii="宋体" w:eastAsia="宋体" w:hAnsi="宋体" w:hint="eastAsia"/>
+                <w:noProof/>
+                <w:webHidden/>
+              </w:rPr>
+              <w:fldChar w:fldCharType="end"/>
+            </w:r>
+          </w:hyperlink>
+        </w:p>
+        <w:p>
+          <w:pPr>
+            <w:pStyle w:val="TOC3"/>
+            <w:tabs>
+              <w:tab w:val="right" w:leader="dot" w:pos="8630"/>
+            </w:tabs>
+            <w:ind w:left="960"/>
+            <w:rPr>
+              <w:rFonts w:ascii="宋体" w:eastAsia="宋体" w:hAnsi="宋体" w:hint="eastAsia"/>
+              <w:noProof/>
+              <w:kern w:val="2"/>
+              <w:sz w:val="22"/>
+              <w14:ligatures w14:val="standardContextual"/>
+            </w:rPr>
+          </w:pPr>
+          <w:hyperlink w:anchor="_Toc228129974" w:history="1">
+            <w:r>
+              <w:rPr>
+                <w:rStyle w:val="af"/>
+                <w:rFonts w:ascii="宋体" w:eastAsia="宋体" w:hAnsi="宋体"/>
+                <w:noProof/>
+              </w:rPr>
+              <w:t>3.模型稳定性</w:t>
+            </w:r>
+            <w:r>
+              <w:rPr>
+                <w:rFonts w:ascii="宋体" w:eastAsia="宋体" w:hAnsi="宋体" w:hint="eastAsia"/>
+                <w:noProof/>
+                <w:webHidden/>
+              </w:rPr>
+              <w:tab/>
+            </w:r>
+            <w:r>
+              <w:rPr>
+                <w:rFonts w:ascii="宋体" w:eastAsia="宋体" w:hAnsi="宋体" w:hint="eastAsia"/>
+                <w:noProof/>
+                <w:webHidden/>
+              </w:rPr>
+              <w:fldChar w:fldCharType="begin"/>
+            </w:r>
+            <w:r>
+              <w:rPr>
+                <w:rFonts w:ascii="宋体" w:eastAsia="宋体" w:hAnsi="宋体" w:hint="eastAsia"/>
+                <w:noProof/>
+                <w:webHidden/>
+              </w:rPr>
+              <w:instrText xml:space="preserve"> </w:instrText>
+            </w:r>
+            <w:r>
+              <w:rPr>
+                <w:rFonts w:ascii="宋体" w:eastAsia="宋体" w:hAnsi="宋体"/>
+                <w:noProof/>
+                <w:webHidden/>
+              </w:rPr>
+              <w:instrText>PAGEREF _Toc228129974 \h</w:instrText>
+            </w:r>
+            <w:r>
+              <w:rPr>
+                <w:rFonts w:ascii="宋体" w:eastAsia="宋体" w:hAnsi="宋体" w:hint="eastAsia"/>
+                <w:noProof/>
+                <w:webHidden/>
+              </w:rPr>
+              <w:instrText xml:space="preserve"> </w:instrText>
+            </w:r>
+            <w:r>
+              <w:rPr>
+                <w:rFonts w:ascii="宋体" w:eastAsia="宋体" w:hAnsi="宋体" w:hint="eastAsia"/>
+                <w:noProof/>
+                <w:webHidden/>
+              </w:rPr>
+            </w:r>
+            <w:r>
+              <w:rPr>
+                <w:rFonts w:ascii="宋体" w:eastAsia="宋体" w:hAnsi="宋体" w:hint="eastAsia"/>
+                <w:noProof/>
+                <w:webHidden/>
+              </w:rPr>
+              <w:fldChar w:fldCharType="separate"/>
+            </w:r>
+            <w:r>
+              <w:rPr>
+                <w:rFonts w:ascii="宋体" w:eastAsia="宋体" w:hAnsi="宋体"/>
                 <w:noProof/>
                 <w:webHidden/>
               </w:rPr>
@@ -3424,7 +3715,7 @@
               <w14:ligatures w14:val="standardContextual"/>
             </w:rPr>
           </w:pPr>
-          <w:hyperlink w:anchor="_Toc228128157" w:history="1">
+          <w:hyperlink w:anchor="_Toc228129975" w:history="1">
             <w:r>
               <w:rPr>
                 <w:rStyle w:val="af"/>
@@ -3463,7 +3754,7 @@
                 <w:noProof/>
                 <w:webHidden/>
               </w:rPr>
-              <w:instrText>PAGEREF _Toc228128157 \h</w:instrText>
+              <w:instrText>PAGEREF _Toc228129975 \h</w:instrText>
             </w:r>
             <w:r>
               <w:rPr>
@@ -3490,7 +3781,7 @@
             </w:r>
             <w:r>
               <w:rPr>
-                <w:rFonts w:ascii="宋体" w:eastAsia="宋体" w:hAnsi="宋体" w:hint="eastAsia"/>
+                <w:rFonts w:ascii="宋体" w:eastAsia="宋体" w:hAnsi="宋体"/>
                 <w:noProof/>
                 <w:webHidden/>
               </w:rPr>
@@ -3517,7 +3808,7 @@
               <w14:ligatures w14:val="standardContextual"/>
             </w:rPr>
           </w:pPr>
-          <w:hyperlink w:anchor="_Toc228128158" w:history="1">
+          <w:hyperlink w:anchor="_Toc228129976" w:history="1">
             <w:r>
               <w:rPr>
                 <w:rStyle w:val="af"/>
@@ -3556,7 +3847,7 @@
                 <w:noProof/>
                 <w:webHidden/>
               </w:rPr>
-              <w:instrText>PAGEREF _Toc228128158 \h</w:instrText>
+              <w:instrText>PAGEREF _Toc228129976 \h</w:instrText>
             </w:r>
             <w:r>
               <w:rPr>
@@ -3583,7 +3874,7 @@
             </w:r>
             <w:r>
               <w:rPr>
-                <w:rFonts w:ascii="宋体" w:eastAsia="宋体" w:hAnsi="宋体" w:hint="eastAsia"/>
+                <w:rFonts w:ascii="宋体" w:eastAsia="宋体" w:hAnsi="宋体"/>
                 <w:noProof/>
                 <w:webHidden/>
               </w:rPr>
@@ -3610,7 +3901,7 @@
               <w14:ligatures w14:val="standardContextual"/>
             </w:rPr>
           </w:pPr>
-          <w:hyperlink w:anchor="_Toc228128159" w:history="1">
+          <w:hyperlink w:anchor="_Toc228129977" w:history="1">
             <w:r>
               <w:rPr>
                 <w:rStyle w:val="af"/>
@@ -3649,7 +3940,7 @@
                 <w:noProof/>
                 <w:webHidden/>
               </w:rPr>
-              <w:instrText>PAGEREF _Toc228128159 \h</w:instrText>
+              <w:instrText>PAGEREF _Toc228129977 \h</w:instrText>
             </w:r>
             <w:r>
               <w:rPr>
@@ -3676,7 +3967,7 @@
             </w:r>
             <w:r>
               <w:rPr>
-                <w:rFonts w:ascii="宋体" w:eastAsia="宋体" w:hAnsi="宋体" w:hint="eastAsia"/>
+                <w:rFonts w:ascii="宋体" w:eastAsia="宋体" w:hAnsi="宋体"/>
                 <w:noProof/>
                 <w:webHidden/>
               </w:rPr>
@@ -3703,7 +3994,7 @@
               <w14:ligatures w14:val="standardContextual"/>
             </w:rPr>
           </w:pPr>
-          <w:hyperlink w:anchor="_Toc228128160" w:history="1">
+          <w:hyperlink w:anchor="_Toc228129978" w:history="1">
             <w:r>
               <w:rPr>
                 <w:rStyle w:val="af"/>
@@ -3742,7 +4033,7 @@
                 <w:noProof/>
                 <w:webHidden/>
               </w:rPr>
-              <w:instrText>PAGEREF _Toc228128160 \h</w:instrText>
+              <w:instrText>PAGEREF _Toc228129978 \h</w:instrText>
             </w:r>
             <w:r>
               <w:rPr>
@@ -3769,7 +4060,7 @@
             </w:r>
             <w:r>
               <w:rPr>
-                <w:rFonts w:ascii="宋体" w:eastAsia="宋体" w:hAnsi="宋体" w:hint="eastAsia"/>
+                <w:rFonts w:ascii="宋体" w:eastAsia="宋体" w:hAnsi="宋体"/>
                 <w:noProof/>
                 <w:webHidden/>
               </w:rPr>
@@ -3796,7 +4087,7 @@
               <w14:ligatures w14:val="standardContextual"/>
             </w:rPr>
           </w:pPr>
-          <w:hyperlink w:anchor="_Toc228128161" w:history="1">
+          <w:hyperlink w:anchor="_Toc228129979" w:history="1">
             <w:r>
               <w:rPr>
                 <w:rStyle w:val="af"/>
@@ -3835,7 +4126,7 @@
                 <w:noProof/>
                 <w:webHidden/>
               </w:rPr>
-              <w:instrText>PAGEREF _Toc228128161 \h</w:instrText>
+              <w:instrText>PAGEREF _Toc228129979 \h</w:instrText>
             </w:r>
             <w:r>
               <w:rPr>
@@ -3862,7 +4153,7 @@
             </w:r>
             <w:r>
               <w:rPr>
-                <w:rFonts w:ascii="宋体" w:eastAsia="宋体" w:hAnsi="宋体" w:hint="eastAsia"/>
+                <w:rFonts w:ascii="宋体" w:eastAsia="宋体" w:hAnsi="宋体"/>
                 <w:noProof/>
                 <w:webHidden/>
               </w:rPr>
@@ -3889,7 +4180,7 @@
               <w14:ligatures w14:val="standardContextual"/>
             </w:rPr>
           </w:pPr>
-          <w:hyperlink w:anchor="_Toc228128162" w:history="1">
+          <w:hyperlink w:anchor="_Toc228129980" w:history="1">
             <w:r>
               <w:rPr>
                 <w:rStyle w:val="af"/>
@@ -3928,7 +4219,7 @@
                 <w:noProof/>
                 <w:webHidden/>
               </w:rPr>
-              <w:instrText>PAGEREF _Toc228128162 \h</w:instrText>
+              <w:instrText>PAGEREF _Toc228129980 \h</w:instrText>
             </w:r>
             <w:r>
               <w:rPr>
@@ -3955,7 +4246,7 @@
             </w:r>
             <w:r>
               <w:rPr>
-                <w:rFonts w:ascii="宋体" w:eastAsia="宋体" w:hAnsi="宋体" w:hint="eastAsia"/>
+                <w:rFonts w:ascii="宋体" w:eastAsia="宋体" w:hAnsi="宋体"/>
                 <w:noProof/>
                 <w:webHidden/>
               </w:rPr>
@@ -3982,7 +4273,7 @@
               <w14:ligatures w14:val="standardContextual"/>
             </w:rPr>
           </w:pPr>
-          <w:hyperlink w:anchor="_Toc228128163" w:history="1">
+          <w:hyperlink w:anchor="_Toc228129981" w:history="1">
             <w:r>
               <w:rPr>
                 <w:rStyle w:val="af"/>
@@ -4021,7 +4312,7 @@
                 <w:noProof/>
                 <w:webHidden/>
               </w:rPr>
-              <w:instrText>PAGEREF _Toc228128163 \h</w:instrText>
+              <w:instrText>PAGEREF _Toc228129981 \h</w:instrText>
             </w:r>
             <w:r>
               <w:rPr>
@@ -4048,7 +4339,7 @@
             </w:r>
             <w:r>
               <w:rPr>
-                <w:rFonts w:ascii="宋体" w:eastAsia="宋体" w:hAnsi="宋体" w:hint="eastAsia"/>
+                <w:rFonts w:ascii="宋体" w:eastAsia="宋体" w:hAnsi="宋体"/>
                 <w:noProof/>
                 <w:webHidden/>
               </w:rPr>
@@ -4078,7 +4369,7 @@
               <w14:ligatures w14:val="standardContextual"/>
             </w:rPr>
           </w:pPr>
-          <w:hyperlink w:anchor="_Toc228128164" w:history="1">
+          <w:hyperlink w:anchor="_Toc228129982" w:history="1">
             <w:r>
               <w:rPr>
                 <w:rStyle w:val="af"/>
@@ -4117,7 +4408,7 @@
                 <w:noProof/>
                 <w:webHidden/>
               </w:rPr>
-              <w:instrText>PAGEREF _Toc228128164 \h</w:instrText>
+              <w:instrText>PAGEREF _Toc228129982 \h</w:instrText>
             </w:r>
             <w:r>
               <w:rPr>
@@ -4144,7 +4435,7 @@
             </w:r>
             <w:r>
               <w:rPr>
-                <w:rFonts w:ascii="宋体" w:eastAsia="宋体" w:hAnsi="宋体" w:hint="eastAsia"/>
+                <w:rFonts w:ascii="宋体" w:eastAsia="宋体" w:hAnsi="宋体"/>
                 <w:noProof/>
                 <w:webHidden/>
               </w:rPr>
@@ -4171,7 +4462,7 @@
               <w14:ligatures w14:val="standardContextual"/>
             </w:rPr>
           </w:pPr>
-          <w:hyperlink w:anchor="_Toc228128165" w:history="1">
+          <w:hyperlink w:anchor="_Toc228129983" w:history="1">
             <w:r>
               <w:rPr>
                 <w:rStyle w:val="af"/>
@@ -4210,7 +4501,7 @@
                 <w:noProof/>
                 <w:webHidden/>
               </w:rPr>
-              <w:instrText>PAGEREF _Toc228128165 \h</w:instrText>
+              <w:instrText>PAGEREF _Toc228129983 \h</w:instrText>
             </w:r>
             <w:r>
               <w:rPr>
@@ -4237,7 +4528,7 @@
             </w:r>
             <w:r>
               <w:rPr>
-                <w:rFonts w:ascii="宋体" w:eastAsia="宋体" w:hAnsi="宋体" w:hint="eastAsia"/>
+                <w:rFonts w:ascii="宋体" w:eastAsia="宋体" w:hAnsi="宋体"/>
                 <w:noProof/>
                 <w:webHidden/>
               </w:rPr>
@@ -4264,7 +4555,7 @@
               <w14:ligatures w14:val="standardContextual"/>
             </w:rPr>
           </w:pPr>
-          <w:hyperlink w:anchor="_Toc228128166" w:history="1">
+          <w:hyperlink w:anchor="_Toc228129984" w:history="1">
             <w:r>
               <w:rPr>
                 <w:rStyle w:val="af"/>
@@ -4303,7 +4594,7 @@
                 <w:noProof/>
                 <w:webHidden/>
               </w:rPr>
-              <w:instrText>PAGEREF _Toc228128166 \h</w:instrText>
+              <w:instrText>PAGEREF _Toc228129984 \h</w:instrText>
             </w:r>
             <w:r>
               <w:rPr>
@@ -4330,7 +4621,7 @@
             </w:r>
             <w:r>
               <w:rPr>
-                <w:rFonts w:ascii="宋体" w:eastAsia="宋体" w:hAnsi="宋体" w:hint="eastAsia"/>
+                <w:rFonts w:ascii="宋体" w:eastAsia="宋体" w:hAnsi="宋体"/>
                 <w:noProof/>
                 <w:webHidden/>
               </w:rPr>
@@ -4357,7 +4648,7 @@
               <w14:ligatures w14:val="standardContextual"/>
             </w:rPr>
           </w:pPr>
-          <w:hyperlink w:anchor="_Toc228128167" w:history="1">
+          <w:hyperlink w:anchor="_Toc228129985" w:history="1">
             <w:r>
               <w:rPr>
                 <w:rStyle w:val="af"/>
@@ -4396,7 +4687,7 @@
                 <w:noProof/>
                 <w:webHidden/>
               </w:rPr>
-              <w:instrText>PAGEREF _Toc228128167 \h</w:instrText>
+              <w:instrText>PAGEREF _Toc228129985 \h</w:instrText>
             </w:r>
             <w:r>
               <w:rPr>
@@ -4423,7 +4714,7 @@
             </w:r>
             <w:r>
               <w:rPr>
-                <w:rFonts w:ascii="宋体" w:eastAsia="宋体" w:hAnsi="宋体" w:hint="eastAsia"/>
+                <w:rFonts w:ascii="宋体" w:eastAsia="宋体" w:hAnsi="宋体"/>
                 <w:noProof/>
                 <w:webHidden/>
               </w:rPr>
@@ -4453,7 +4744,7 @@
               <w14:ligatures w14:val="standardContextual"/>
             </w:rPr>
           </w:pPr>
-          <w:hyperlink w:anchor="_Toc228128168" w:history="1">
+          <w:hyperlink w:anchor="_Toc228129986" w:history="1">
             <w:r>
               <w:rPr>
                 <w:rStyle w:val="af"/>
@@ -4492,7 +4783,7 @@
                 <w:noProof/>
                 <w:webHidden/>
               </w:rPr>
-              <w:instrText>PAGEREF _Toc228128168 \h</w:instrText>
+              <w:instrText>PAGEREF _Toc228129986 \h</w:instrText>
             </w:r>
             <w:r>
               <w:rPr>
@@ -4519,7 +4810,7 @@
             </w:r>
             <w:r>
               <w:rPr>
-                <w:rFonts w:ascii="宋体" w:eastAsia="宋体" w:hAnsi="宋体" w:hint="eastAsia"/>
+                <w:rFonts w:ascii="宋体" w:eastAsia="宋体" w:hAnsi="宋体"/>
                 <w:noProof/>
                 <w:webHidden/>
               </w:rPr>
@@ -4549,7 +4840,7 @@
               <w14:ligatures w14:val="standardContextual"/>
             </w:rPr>
           </w:pPr>
-          <w:hyperlink w:anchor="_Toc228128169" w:history="1">
+          <w:hyperlink w:anchor="_Toc228129987" w:history="1">
             <w:r>
               <w:rPr>
                 <w:rStyle w:val="af"/>
@@ -4588,7 +4879,7 @@
                 <w:noProof/>
                 <w:webHidden/>
               </w:rPr>
-              <w:instrText>PAGEREF _Toc228128169 \h</w:instrText>
+              <w:instrText>PAGEREF _Toc228129987 \h</w:instrText>
             </w:r>
             <w:r>
               <w:rPr>
@@ -4615,7 +4906,7 @@
             </w:r>
             <w:r>
               <w:rPr>
-                <w:rFonts w:ascii="宋体" w:eastAsia="宋体" w:hAnsi="宋体" w:hint="eastAsia"/>
+                <w:rFonts w:ascii="宋体" w:eastAsia="宋体" w:hAnsi="宋体"/>
                 <w:noProof/>
                 <w:webHidden/>
               </w:rPr>
@@ -4645,7 +4936,7 @@
               <w14:ligatures w14:val="standardContextual"/>
             </w:rPr>
           </w:pPr>
-          <w:hyperlink w:anchor="_Toc228128170" w:history="1">
+          <w:hyperlink w:anchor="_Toc228129988" w:history="1">
             <w:r>
               <w:rPr>
                 <w:rStyle w:val="af"/>
@@ -4684,7 +4975,7 @@
                 <w:noProof/>
                 <w:webHidden/>
               </w:rPr>
-              <w:instrText>PAGEREF _Toc228128170 \h</w:instrText>
+              <w:instrText>PAGEREF _Toc228129988 \h</w:instrText>
             </w:r>
             <w:r>
               <w:rPr>
@@ -4711,7 +5002,7 @@
             </w:r>
             <w:r>
               <w:rPr>
-                <w:rFonts w:ascii="宋体" w:eastAsia="宋体" w:hAnsi="宋体" w:hint="eastAsia"/>
+                <w:rFonts w:ascii="宋体" w:eastAsia="宋体" w:hAnsi="宋体"/>
                 <w:noProof/>
                 <w:webHidden/>
               </w:rPr>
@@ -4741,7 +5032,7 @@
               <w14:ligatures w14:val="standardContextual"/>
             </w:rPr>
           </w:pPr>
-          <w:hyperlink w:anchor="_Toc228128171" w:history="1">
+          <w:hyperlink w:anchor="_Toc228129989" w:history="1">
             <w:r>
               <w:rPr>
                 <w:rStyle w:val="af"/>
@@ -4780,7 +5071,7 @@
                 <w:noProof/>
                 <w:webHidden/>
               </w:rPr>
-              <w:instrText>PAGEREF _Toc228128171 \h</w:instrText>
+              <w:instrText>PAGEREF _Toc228129989 \h</w:instrText>
             </w:r>
             <w:r>
               <w:rPr>
@@ -4807,7 +5098,7 @@
             </w:r>
             <w:r>
               <w:rPr>
-                <w:rFonts w:ascii="宋体" w:eastAsia="宋体" w:hAnsi="宋体" w:hint="eastAsia"/>
+                <w:rFonts w:ascii="宋体" w:eastAsia="宋体" w:hAnsi="宋体"/>
                 <w:noProof/>
                 <w:webHidden/>
               </w:rPr>
@@ -4826,9 +5117,6 @@
         <w:p>
           <w:pPr>
             <w:spacing w:line="480" w:lineRule="exact"/>
-            <w:rPr>
-              <w:rFonts w:hint="eastAsia"/>
-            </w:rPr>
           </w:pPr>
           <w:r>
             <w:rPr>
@@ -4862,21 +5150,21 @@
         <w:pStyle w:val="TOC"/>
         <w:jc w:val="center"/>
         <w:rPr>
-          <w:rFonts w:ascii="黑体" w:eastAsia="黑体" w:hAnsi="黑体"/>
-          <w:color w:val="auto"/>
-          <w:sz w:val="28"/>
-          <w:szCs w:val="28"/>
-          <w:lang w:val="zh-CN"/>
-        </w:rPr>
-      </w:pPr>
-      <w:r>
-        <w:rPr>
           <w:rFonts w:ascii="黑体" w:eastAsia="黑体" w:hAnsi="黑体" w:hint="eastAsia"/>
           <w:color w:val="auto"/>
           <w:sz w:val="28"/>
           <w:szCs w:val="28"/>
           <w:lang w:val="zh-CN"/>
         </w:rPr>
+      </w:pPr>
+      <w:r>
+        <w:rPr>
+          <w:rFonts w:ascii="黑体" w:eastAsia="黑体" w:hAnsi="黑体" w:hint="eastAsia"/>
+          <w:color w:val="auto"/>
+          <w:sz w:val="28"/>
+          <w:szCs w:val="28"/>
+          <w:lang w:val="zh-CN"/>
+        </w:rPr>
         <w:lastRenderedPageBreak/>
         <w:t>表格与插图清单</w:t>
       </w:r>
@@ -4885,7 +5173,7 @@
       <w:pPr>
         <w:pStyle w:val="a0"/>
         <w:rPr>
-          <w:rFonts w:ascii="宋体" w:eastAsia="宋体" w:hAnsi="宋体"/>
+          <w:rFonts w:ascii="宋体" w:eastAsia="宋体" w:hAnsi="宋体" w:hint="eastAsia"/>
           <w:lang w:val="zh-CN"/>
         </w:rPr>
       </w:pPr>
@@ -4894,7 +5182,7 @@
       <w:pPr>
         <w:pStyle w:val="a0"/>
         <w:rPr>
-          <w:rFonts w:ascii="宋体" w:eastAsia="宋体" w:hAnsi="宋体"/>
+          <w:rFonts w:ascii="宋体" w:eastAsia="宋体" w:hAnsi="宋体" w:hint="eastAsia"/>
         </w:rPr>
       </w:pPr>
       <w:r>
@@ -4929,7 +5217,7 @@
       <w:pPr>
         <w:pStyle w:val="a0"/>
         <w:rPr>
-          <w:rFonts w:ascii="宋体" w:eastAsia="宋体" w:hAnsi="宋体"/>
+          <w:rFonts w:ascii="宋体" w:eastAsia="宋体" w:hAnsi="宋体" w:hint="eastAsia"/>
         </w:rPr>
       </w:pPr>
       <w:r>
@@ -4957,7 +5245,7 @@
       <w:pPr>
         <w:pStyle w:val="a0"/>
         <w:rPr>
-          <w:rFonts w:ascii="宋体" w:eastAsia="宋体" w:hAnsi="宋体"/>
+          <w:rFonts w:ascii="宋体" w:eastAsia="宋体" w:hAnsi="宋体" w:hint="eastAsia"/>
         </w:rPr>
       </w:pPr>
       <w:r>
@@ -4983,7 +5271,7 @@
       <w:pPr>
         <w:pStyle w:val="a0"/>
         <w:rPr>
-          <w:rFonts w:ascii="宋体" w:eastAsia="宋体" w:hAnsi="宋体"/>
+          <w:rFonts w:ascii="宋体" w:eastAsia="宋体" w:hAnsi="宋体" w:hint="eastAsia"/>
         </w:rPr>
       </w:pPr>
       <w:r>
@@ -4997,7 +5285,7 @@
       <w:pPr>
         <w:pStyle w:val="a0"/>
         <w:rPr>
-          <w:rFonts w:ascii="宋体" w:eastAsia="宋体" w:hAnsi="宋体"/>
+          <w:rFonts w:ascii="宋体" w:eastAsia="宋体" w:hAnsi="宋体" w:hint="eastAsia"/>
         </w:rPr>
       </w:pPr>
       <w:r>
@@ -5039,7 +5327,7 @@
       <w:pPr>
         <w:pStyle w:val="a0"/>
         <w:rPr>
-          <w:rFonts w:ascii="宋体" w:eastAsia="宋体" w:hAnsi="宋体"/>
+          <w:rFonts w:ascii="宋体" w:eastAsia="宋体" w:hAnsi="宋体" w:hint="eastAsia"/>
           <w:iCs/>
         </w:rPr>
       </w:pPr>
@@ -5071,7 +5359,7 @@
       <w:pPr>
         <w:pStyle w:val="a0"/>
         <w:rPr>
-          <w:rFonts w:ascii="宋体" w:eastAsia="宋体" w:hAnsi="宋体"/>
+          <w:rFonts w:ascii="宋体" w:eastAsia="宋体" w:hAnsi="宋体" w:hint="eastAsia"/>
           <w:iCs/>
         </w:rPr>
       </w:pPr>
@@ -5087,7 +5375,7 @@
       <w:pPr>
         <w:pStyle w:val="a0"/>
         <w:rPr>
-          <w:rFonts w:ascii="宋体" w:eastAsia="宋体" w:hAnsi="宋体"/>
+          <w:rFonts w:ascii="宋体" w:eastAsia="宋体" w:hAnsi="宋体" w:hint="eastAsia"/>
           <w:iCs/>
         </w:rPr>
       </w:pPr>
@@ -5103,9 +5391,42 @@
       <w:pPr>
         <w:pStyle w:val="a0"/>
         <w:rPr>
-          <w:rFonts w:ascii="宋体" w:eastAsia="宋体" w:hAnsi="宋体" w:hint="eastAsia"/>
+          <w:rFonts w:ascii="宋体" w:eastAsia="宋体" w:hAnsi="宋体"/>
           <w:iCs/>
         </w:rPr>
+      </w:pPr>
+      <w:r>
+        <w:rPr>
+          <w:rFonts w:ascii="宋体" w:eastAsia="宋体" w:hAnsi="宋体"/>
+          <w:iCs/>
+        </w:rPr>
+        <w:t>图6 集成模型与基模型ROC曲线比较</w:t>
+      </w:r>
+    </w:p>
+    <w:p/>
+    <w:p/>
+    <w:p>
+      <w:pPr>
+        <w:rPr>
+          <w:rFonts w:ascii="宋体" w:eastAsia="宋体" w:hAnsi="宋体"/>
+          <w:iCs/>
+        </w:rPr>
+      </w:pPr>
+    </w:p>
+    <w:p>
+      <w:pPr>
+        <w:jc w:val="center"/>
+        <w:rPr>
+          <w:rFonts w:ascii="宋体" w:eastAsia="宋体" w:hAnsi="宋体"/>
+          <w:iCs/>
+        </w:rPr>
+      </w:pPr>
+    </w:p>
+    <w:p>
+      <w:pPr>
+        <w:tabs>
+          <w:tab w:val="center" w:pos="4320"/>
+        </w:tabs>
         <w:sectPr>
           <w:footerReference w:type="default" r:id="rId8"/>
           <w:footnotePr>
@@ -5118,11 +5439,7 @@
         </w:sectPr>
       </w:pPr>
       <w:r>
-        <w:rPr>
-          <w:rFonts w:ascii="宋体" w:eastAsia="宋体" w:hAnsi="宋体"/>
-          <w:iCs/>
-        </w:rPr>
-        <w:t>图6 集成模型与基模型ROC曲线比较</w:t>
+        <w:tab/>
       </w:r>
     </w:p>
     <w:p>
@@ -5149,22 +5466,22 @@
         <w:pStyle w:val="1"/>
         <w:spacing w:line="480" w:lineRule="exact"/>
         <w:rPr>
-          <w:rFonts w:ascii="黑体" w:eastAsia="黑体" w:hAnsi="黑体"/>
-          <w:color w:val="auto"/>
-          <w:sz w:val="30"/>
-          <w:szCs w:val="30"/>
-        </w:rPr>
-      </w:pPr>
-      <w:bookmarkStart w:id="1" w:name="_Toc228128132"/>
-      <w:r>
-        <w:rPr>
           <w:rFonts w:ascii="黑体" w:eastAsia="黑体" w:hAnsi="黑体" w:hint="eastAsia"/>
           <w:color w:val="auto"/>
           <w:sz w:val="30"/>
           <w:szCs w:val="30"/>
         </w:rPr>
+      </w:pPr>
+      <w:r>
+        <w:rPr>
+          <w:rFonts w:ascii="黑体" w:eastAsia="黑体" w:hAnsi="黑体" w:hint="eastAsia"/>
+          <w:color w:val="auto"/>
+          <w:sz w:val="30"/>
+          <w:szCs w:val="30"/>
+        </w:rPr>
         <w:t xml:space="preserve"> </w:t>
       </w:r>
+      <w:bookmarkStart w:id="1" w:name="_Toc228129947"/>
       <w:r>
         <w:rPr>
           <w:rFonts w:ascii="黑体" w:eastAsia="黑体" w:hAnsi="黑体" w:hint="eastAsia"/>
@@ -5191,7 +5508,7 @@
         <w:spacing w:line="480" w:lineRule="exact"/>
         <w:ind w:firstLineChars="200" w:firstLine="480"/>
         <w:rPr>
-          <w:rFonts w:ascii="宋体" w:eastAsia="宋体" w:hAnsi="宋体"/>
+          <w:rFonts w:ascii="宋体" w:eastAsia="宋体" w:hAnsi="宋体" w:hint="eastAsia"/>
         </w:rPr>
       </w:pPr>
       <w:r>
@@ -5248,7 +5565,7 @@
         <w:spacing w:line="480" w:lineRule="exact"/>
         <w:ind w:firstLineChars="200" w:firstLine="480"/>
         <w:rPr>
-          <w:rFonts w:ascii="宋体" w:eastAsia="宋体" w:hAnsi="宋体"/>
+          <w:rFonts w:ascii="宋体" w:eastAsia="宋体" w:hAnsi="宋体" w:hint="eastAsia"/>
         </w:rPr>
       </w:pPr>
       <w:r>
@@ -5300,7 +5617,7 @@
         <w:spacing w:line="480" w:lineRule="exact"/>
         <w:ind w:firstLineChars="200" w:firstLine="480"/>
         <w:rPr>
-          <w:rFonts w:ascii="宋体" w:eastAsia="宋体" w:hAnsi="宋体"/>
+          <w:rFonts w:ascii="宋体" w:eastAsia="宋体" w:hAnsi="宋体" w:hint="eastAsia"/>
         </w:rPr>
       </w:pPr>
       <w:r>
@@ -5342,7 +5659,7 @@
         <w:spacing w:line="480" w:lineRule="exact"/>
         <w:ind w:firstLineChars="200" w:firstLine="480"/>
         <w:rPr>
-          <w:rFonts w:ascii="宋体" w:eastAsia="宋体" w:hAnsi="宋体"/>
+          <w:rFonts w:ascii="宋体" w:eastAsia="宋体" w:hAnsi="宋体" w:hint="eastAsia"/>
         </w:rPr>
       </w:pPr>
       <w:r>
@@ -5357,25 +5674,15 @@
         <w:pStyle w:val="1"/>
         <w:spacing w:line="480" w:lineRule="exact"/>
         <w:rPr>
-          <w:rFonts w:ascii="黑体" w:eastAsia="黑体" w:hAnsi="黑体"/>
-          <w:color w:val="auto"/>
-          <w:sz w:val="30"/>
-          <w:szCs w:val="30"/>
-        </w:rPr>
-      </w:pPr>
-      <w:bookmarkStart w:id="2" w:name="数据与方法"/>
-      <w:bookmarkStart w:id="3" w:name="_Toc228128133"/>
-      <w:bookmarkEnd w:id="0"/>
-      <w:r>
-        <w:rPr>
           <w:rFonts w:ascii="黑体" w:eastAsia="黑体" w:hAnsi="黑体" w:hint="eastAsia"/>
           <w:color w:val="auto"/>
           <w:sz w:val="30"/>
           <w:szCs w:val="30"/>
         </w:rPr>
-        <w:lastRenderedPageBreak/>
-        <w:t>二、</w:t>
-      </w:r>
+      </w:pPr>
+      <w:bookmarkStart w:id="2" w:name="数据与方法"/>
+      <w:bookmarkStart w:id="3" w:name="_Toc228129948"/>
+      <w:bookmarkEnd w:id="0"/>
       <w:r>
         <w:rPr>
           <w:rFonts w:ascii="黑体" w:eastAsia="黑体" w:hAnsi="黑体" w:hint="eastAsia"/>
@@ -5383,7 +5690,8 @@
           <w:sz w:val="30"/>
           <w:szCs w:val="30"/>
         </w:rPr>
-        <w:t>数据与方法</w:t>
+        <w:lastRenderedPageBreak/>
+        <w:t>二、数据与方法</w:t>
       </w:r>
       <w:bookmarkEnd w:id="3"/>
     </w:p>
@@ -5393,23 +5701,14 @@
         <w:spacing w:line="480" w:lineRule="exact"/>
         <w:ind w:firstLineChars="200" w:firstLine="560"/>
         <w:rPr>
-          <w:rFonts w:ascii="楷体" w:eastAsia="楷体" w:hAnsi="楷体"/>
-          <w:color w:val="auto"/>
-          <w:sz w:val="28"/>
-          <w:szCs w:val="28"/>
-        </w:rPr>
-      </w:pPr>
-      <w:bookmarkStart w:id="4" w:name="数据来源与预处理"/>
-      <w:bookmarkStart w:id="5" w:name="_Toc228128134"/>
-      <w:r>
-        <w:rPr>
           <w:rFonts w:ascii="楷体" w:eastAsia="楷体" w:hAnsi="楷体" w:hint="eastAsia"/>
           <w:color w:val="auto"/>
           <w:sz w:val="28"/>
           <w:szCs w:val="28"/>
         </w:rPr>
-        <w:t>（一）</w:t>
-      </w:r>
+      </w:pPr>
+      <w:bookmarkStart w:id="4" w:name="数据来源与预处理"/>
+      <w:bookmarkStart w:id="5" w:name="_Toc228129949"/>
       <w:r>
         <w:rPr>
           <w:rFonts w:ascii="楷体" w:eastAsia="楷体" w:hAnsi="楷体" w:hint="eastAsia"/>
@@ -5417,7 +5716,7 @@
           <w:sz w:val="28"/>
           <w:szCs w:val="28"/>
         </w:rPr>
-        <w:t>数据来源与预处理</w:t>
+        <w:t>（一）数据来源与预处理</w:t>
       </w:r>
       <w:bookmarkEnd w:id="5"/>
     </w:p>
@@ -5427,7 +5726,7 @@
         <w:spacing w:line="480" w:lineRule="exact"/>
         <w:ind w:firstLineChars="200" w:firstLine="480"/>
         <w:rPr>
-          <w:rFonts w:ascii="宋体" w:eastAsia="宋体" w:hAnsi="宋体"/>
+          <w:rFonts w:ascii="宋体" w:eastAsia="宋体" w:hAnsi="宋体" w:hint="eastAsia"/>
         </w:rPr>
       </w:pPr>
       <w:r>
@@ -5505,7 +5804,7 @@
         <w:spacing w:line="480" w:lineRule="exact"/>
         <w:ind w:firstLineChars="200" w:firstLine="482"/>
         <w:rPr>
-          <w:rFonts w:ascii="宋体" w:eastAsia="宋体" w:hAnsi="宋体" w:cstheme="minorBidi"/>
+          <w:rFonts w:ascii="宋体" w:eastAsia="宋体" w:hAnsi="宋体" w:cstheme="minorBidi" w:hint="eastAsia"/>
           <w:b/>
           <w:bCs/>
           <w:color w:val="auto"/>
@@ -5513,7 +5812,7 @@
           <w:szCs w:val="24"/>
         </w:rPr>
       </w:pPr>
-      <w:bookmarkStart w:id="6" w:name="_Toc228128135"/>
+      <w:bookmarkStart w:id="6" w:name="_Toc228129950"/>
       <w:r>
         <w:rPr>
           <w:rFonts w:ascii="宋体" w:eastAsia="宋体" w:hAnsi="宋体" w:cstheme="minorBidi" w:hint="eastAsia"/>
@@ -5602,7 +5901,7 @@
         <w:spacing w:line="480" w:lineRule="exact"/>
         <w:ind w:firstLineChars="200" w:firstLine="482"/>
         <w:rPr>
-          <w:rFonts w:ascii="宋体" w:eastAsia="宋体" w:hAnsi="宋体" w:cstheme="minorBidi"/>
+          <w:rFonts w:ascii="宋体" w:eastAsia="宋体" w:hAnsi="宋体" w:cstheme="minorBidi" w:hint="eastAsia"/>
           <w:b/>
           <w:bCs/>
           <w:color w:val="auto"/>
@@ -5610,7 +5909,7 @@
           <w:szCs w:val="24"/>
         </w:rPr>
       </w:pPr>
-      <w:bookmarkStart w:id="7" w:name="_Toc228128136"/>
+      <w:bookmarkStart w:id="7" w:name="_Toc228129951"/>
       <w:r>
         <w:rPr>
           <w:rFonts w:ascii="宋体" w:eastAsia="宋体" w:hAnsi="宋体" w:cstheme="minorBidi" w:hint="eastAsia"/>
@@ -5698,7 +5997,7 @@
           <w:color w:val="auto"/>
         </w:rPr>
       </w:pPr>
-      <w:bookmarkStart w:id="8" w:name="_Toc228128137"/>
+      <w:bookmarkStart w:id="8" w:name="_Toc228129952"/>
       <w:r>
         <w:rPr>
           <w:rFonts w:ascii="宋体" w:eastAsia="宋体" w:hAnsi="宋体" w:cstheme="minorBidi" w:hint="eastAsia"/>
@@ -5768,7 +6067,7 @@
           <w:color w:val="auto"/>
         </w:rPr>
       </w:pPr>
-      <w:bookmarkStart w:id="9" w:name="_Toc228128138"/>
+      <w:bookmarkStart w:id="9" w:name="_Toc228129953"/>
       <w:r>
         <w:rPr>
           <w:rFonts w:ascii="宋体" w:eastAsia="宋体" w:hAnsi="宋体" w:cstheme="minorBidi" w:hint="eastAsia"/>
@@ -5826,7 +6125,7 @@
         <w:spacing w:line="480" w:lineRule="exact"/>
         <w:ind w:firstLineChars="200" w:firstLine="480"/>
         <w:rPr>
-          <w:rFonts w:ascii="宋体" w:eastAsia="宋体" w:hAnsi="宋体"/>
+          <w:rFonts w:ascii="宋体" w:eastAsia="宋体" w:hAnsi="宋体" w:hint="eastAsia"/>
         </w:rPr>
       </w:pPr>
       <w:r>
@@ -6012,26 +6311,14 @@
         <w:spacing w:line="480" w:lineRule="exact"/>
         <w:jc w:val="center"/>
         <w:rPr>
-          <w:rFonts w:ascii="宋体" w:eastAsia="宋体" w:hAnsi="宋体"/>
+          <w:rFonts w:ascii="宋体" w:eastAsia="宋体" w:hAnsi="宋体" w:hint="eastAsia"/>
         </w:rPr>
       </w:pPr>
       <w:r>
         <w:rPr>
           <w:rFonts w:ascii="宋体" w:eastAsia="宋体" w:hAnsi="宋体" w:hint="eastAsia"/>
         </w:rPr>
-        <w:t>表</w:t>
-      </w:r>
-      <w:r>
-        <w:rPr>
-          <w:rFonts w:ascii="宋体" w:eastAsia="宋体" w:hAnsi="宋体" w:hint="eastAsia"/>
-        </w:rPr>
-        <w:t>1</w:t>
-      </w:r>
-      <w:r>
-        <w:rPr>
-          <w:rFonts w:ascii="宋体" w:eastAsia="宋体" w:hAnsi="宋体" w:hint="eastAsia"/>
-        </w:rPr>
-        <w:t xml:space="preserve"> </w:t>
+        <w:t xml:space="preserve">表1 </w:t>
       </w:r>
       <w:r>
         <w:rPr>
@@ -6075,7 +6362,7 @@
               <w:spacing w:line="480" w:lineRule="exact"/>
               <w:jc w:val="center"/>
               <w:rPr>
-                <w:rFonts w:ascii="宋体" w:eastAsia="宋体" w:hAnsi="宋体"/>
+                <w:rFonts w:ascii="宋体" w:eastAsia="宋体" w:hAnsi="宋体" w:hint="eastAsia"/>
                 <w:sz w:val="21"/>
                 <w:szCs w:val="21"/>
               </w:rPr>
@@ -6103,7 +6390,7 @@
               <w:spacing w:line="480" w:lineRule="exact"/>
               <w:jc w:val="center"/>
               <w:rPr>
-                <w:rFonts w:ascii="宋体" w:eastAsia="宋体" w:hAnsi="宋体"/>
+                <w:rFonts w:ascii="宋体" w:eastAsia="宋体" w:hAnsi="宋体" w:hint="eastAsia"/>
                 <w:sz w:val="21"/>
                 <w:szCs w:val="21"/>
               </w:rPr>
@@ -6132,7 +6419,7 @@
               <w:spacing w:line="480" w:lineRule="exact"/>
               <w:jc w:val="center"/>
               <w:rPr>
-                <w:rFonts w:ascii="宋体" w:eastAsia="宋体" w:hAnsi="宋体"/>
+                <w:rFonts w:ascii="宋体" w:eastAsia="宋体" w:hAnsi="宋体" w:hint="eastAsia"/>
                 <w:sz w:val="21"/>
                 <w:szCs w:val="21"/>
               </w:rPr>
@@ -6165,7 +6452,7 @@
               <w:spacing w:line="480" w:lineRule="exact"/>
               <w:jc w:val="center"/>
               <w:rPr>
-                <w:rFonts w:ascii="宋体" w:eastAsia="宋体" w:hAnsi="宋体"/>
+                <w:rFonts w:ascii="宋体" w:eastAsia="宋体" w:hAnsi="宋体" w:hint="eastAsia"/>
                 <w:sz w:val="21"/>
                 <w:szCs w:val="21"/>
               </w:rPr>
@@ -6190,7 +6477,7 @@
               <w:spacing w:line="480" w:lineRule="exact"/>
               <w:jc w:val="center"/>
               <w:rPr>
-                <w:rFonts w:ascii="宋体" w:eastAsia="宋体" w:hAnsi="宋体"/>
+                <w:rFonts w:ascii="宋体" w:eastAsia="宋体" w:hAnsi="宋体" w:hint="eastAsia"/>
                 <w:sz w:val="21"/>
                 <w:szCs w:val="21"/>
               </w:rPr>
@@ -6218,7 +6505,7 @@
               <w:spacing w:line="480" w:lineRule="exact"/>
               <w:jc w:val="center"/>
               <w:rPr>
-                <w:rFonts w:ascii="宋体" w:eastAsia="宋体" w:hAnsi="宋体"/>
+                <w:rFonts w:ascii="宋体" w:eastAsia="宋体" w:hAnsi="宋体" w:hint="eastAsia"/>
                 <w:sz w:val="21"/>
                 <w:szCs w:val="21"/>
               </w:rPr>
@@ -6293,7 +6580,7 @@
               <w:spacing w:line="480" w:lineRule="exact"/>
               <w:jc w:val="center"/>
               <w:rPr>
-                <w:rFonts w:ascii="宋体" w:eastAsia="宋体" w:hAnsi="宋体"/>
+                <w:rFonts w:ascii="宋体" w:eastAsia="宋体" w:hAnsi="宋体" w:hint="eastAsia"/>
                 <w:sz w:val="21"/>
                 <w:szCs w:val="21"/>
               </w:rPr>
@@ -6337,7 +6624,7 @@
               <w:spacing w:line="480" w:lineRule="exact"/>
               <w:jc w:val="center"/>
               <w:rPr>
-                <w:rFonts w:ascii="宋体" w:eastAsia="宋体" w:hAnsi="宋体"/>
+                <w:rFonts w:ascii="宋体" w:eastAsia="宋体" w:hAnsi="宋体" w:hint="eastAsia"/>
                 <w:sz w:val="21"/>
                 <w:szCs w:val="21"/>
               </w:rPr>
@@ -6366,7 +6653,7 @@
               <w:spacing w:line="480" w:lineRule="exact"/>
               <w:jc w:val="center"/>
               <w:rPr>
-                <w:rFonts w:ascii="宋体" w:eastAsia="宋体" w:hAnsi="宋体"/>
+                <w:rFonts w:ascii="宋体" w:eastAsia="宋体" w:hAnsi="宋体" w:hint="eastAsia"/>
                 <w:sz w:val="21"/>
                 <w:szCs w:val="21"/>
               </w:rPr>
@@ -6436,7 +6723,7 @@
               <w:spacing w:line="480" w:lineRule="exact"/>
               <w:jc w:val="center"/>
               <w:rPr>
-                <w:rFonts w:ascii="宋体" w:eastAsia="宋体" w:hAnsi="宋体"/>
+                <w:rFonts w:ascii="宋体" w:eastAsia="宋体" w:hAnsi="宋体" w:hint="eastAsia"/>
                 <w:sz w:val="21"/>
                 <w:szCs w:val="21"/>
               </w:rPr>
@@ -6465,7 +6752,7 @@
               <w:spacing w:line="480" w:lineRule="exact"/>
               <w:jc w:val="center"/>
               <w:rPr>
-                <w:rFonts w:ascii="宋体" w:eastAsia="宋体" w:hAnsi="宋体"/>
+                <w:rFonts w:ascii="宋体" w:eastAsia="宋体" w:hAnsi="宋体" w:hint="eastAsia"/>
                 <w:sz w:val="21"/>
                 <w:szCs w:val="21"/>
               </w:rPr>
@@ -6488,25 +6775,16 @@
         <w:spacing w:line="480" w:lineRule="exact"/>
         <w:ind w:firstLineChars="200" w:firstLine="560"/>
         <w:rPr>
-          <w:rFonts w:ascii="楷体" w:eastAsia="楷体" w:hAnsi="楷体"/>
-          <w:color w:val="auto"/>
-          <w:sz w:val="28"/>
-          <w:szCs w:val="28"/>
-        </w:rPr>
-      </w:pPr>
-      <w:bookmarkStart w:id="11" w:name="分子表征"/>
-      <w:bookmarkStart w:id="12" w:name="_Toc228128139"/>
-      <w:bookmarkEnd w:id="4"/>
-      <w:bookmarkEnd w:id="10"/>
-      <w:r>
-        <w:rPr>
           <w:rFonts w:ascii="楷体" w:eastAsia="楷体" w:hAnsi="楷体" w:hint="eastAsia"/>
           <w:color w:val="auto"/>
           <w:sz w:val="28"/>
           <w:szCs w:val="28"/>
         </w:rPr>
-        <w:t>（二）</w:t>
-      </w:r>
+      </w:pPr>
+      <w:bookmarkStart w:id="11" w:name="分子表征"/>
+      <w:bookmarkStart w:id="12" w:name="_Toc228129954"/>
+      <w:bookmarkEnd w:id="4"/>
+      <w:bookmarkEnd w:id="10"/>
       <w:r>
         <w:rPr>
           <w:rFonts w:ascii="楷体" w:eastAsia="楷体" w:hAnsi="楷体" w:hint="eastAsia"/>
@@ -6514,7 +6792,7 @@
           <w:sz w:val="28"/>
           <w:szCs w:val="28"/>
         </w:rPr>
-        <w:t>分子表征</w:t>
+        <w:t>（二）分子表征</w:t>
       </w:r>
       <w:bookmarkEnd w:id="12"/>
     </w:p>
@@ -6524,7 +6802,7 @@
         <w:spacing w:line="480" w:lineRule="exact"/>
         <w:ind w:firstLineChars="200" w:firstLine="480"/>
         <w:rPr>
-          <w:rFonts w:ascii="宋体" w:eastAsia="宋体" w:hAnsi="宋体"/>
+          <w:rFonts w:ascii="宋体" w:eastAsia="宋体" w:hAnsi="宋体" w:hint="eastAsia"/>
         </w:rPr>
       </w:pPr>
       <w:r>
@@ -6540,17 +6818,6 @@
         <w:spacing w:line="480" w:lineRule="exact"/>
         <w:ind w:firstLineChars="200" w:firstLine="482"/>
         <w:rPr>
-          <w:rFonts w:ascii="宋体" w:eastAsia="宋体" w:hAnsi="宋体" w:cstheme="minorBidi"/>
-          <w:b/>
-          <w:bCs/>
-          <w:color w:val="auto"/>
-          <w:sz w:val="24"/>
-          <w:szCs w:val="24"/>
-        </w:rPr>
-      </w:pPr>
-      <w:bookmarkStart w:id="13" w:name="_Toc228128140"/>
-      <w:r>
-        <w:rPr>
           <w:rFonts w:ascii="宋体" w:eastAsia="宋体" w:hAnsi="宋体" w:cstheme="minorBidi" w:hint="eastAsia"/>
           <w:b/>
           <w:bCs/>
@@ -6558,9 +6825,8 @@
           <w:sz w:val="24"/>
           <w:szCs w:val="24"/>
         </w:rPr>
-        <w:lastRenderedPageBreak/>
-        <w:t>1.</w:t>
-      </w:r>
+      </w:pPr>
+      <w:bookmarkStart w:id="13" w:name="_Toc228129955"/>
       <w:r>
         <w:rPr>
           <w:rFonts w:ascii="宋体" w:eastAsia="宋体" w:hAnsi="宋体" w:cstheme="minorBidi" w:hint="eastAsia"/>
@@ -6570,6 +6836,18 @@
           <w:sz w:val="24"/>
           <w:szCs w:val="24"/>
         </w:rPr>
+        <w:lastRenderedPageBreak/>
+        <w:t>1.</w:t>
+      </w:r>
+      <w:r>
+        <w:rPr>
+          <w:rFonts w:ascii="宋体" w:eastAsia="宋体" w:hAnsi="宋体" w:cstheme="minorBidi" w:hint="eastAsia"/>
+          <w:b/>
+          <w:bCs/>
+          <w:color w:val="auto"/>
+          <w:sz w:val="24"/>
+          <w:szCs w:val="24"/>
+        </w:rPr>
         <w:t>分子描述符（190个）</w:t>
       </w:r>
       <w:r>
@@ -6586,7 +6864,7 @@
         <w:spacing w:line="480" w:lineRule="exact"/>
         <w:ind w:firstLine="480"/>
         <w:rPr>
-          <w:rFonts w:ascii="宋体" w:eastAsia="宋体" w:hAnsi="宋体"/>
+          <w:rFonts w:ascii="宋体" w:eastAsia="宋体" w:hAnsi="宋体" w:hint="eastAsia"/>
         </w:rPr>
       </w:pPr>
       <w:r>
@@ -6602,17 +6880,6 @@
         <w:spacing w:line="480" w:lineRule="exact"/>
         <w:ind w:firstLineChars="200" w:firstLine="482"/>
         <w:rPr>
-          <w:rFonts w:ascii="宋体" w:eastAsia="宋体" w:hAnsi="宋体" w:cstheme="minorBidi"/>
-          <w:b/>
-          <w:bCs/>
-          <w:color w:val="auto"/>
-          <w:sz w:val="24"/>
-          <w:szCs w:val="24"/>
-        </w:rPr>
-      </w:pPr>
-      <w:bookmarkStart w:id="14" w:name="_Toc228128141"/>
-      <w:r>
-        <w:rPr>
           <w:rFonts w:ascii="宋体" w:eastAsia="宋体" w:hAnsi="宋体" w:cstheme="minorBidi" w:hint="eastAsia"/>
           <w:b/>
           <w:bCs/>
@@ -6620,8 +6887,8 @@
           <w:sz w:val="24"/>
           <w:szCs w:val="24"/>
         </w:rPr>
-        <w:t>2</w:t>
-      </w:r>
+      </w:pPr>
+      <w:bookmarkStart w:id="14" w:name="_Toc228129956"/>
       <w:r>
         <w:rPr>
           <w:rFonts w:ascii="宋体" w:eastAsia="宋体" w:hAnsi="宋体" w:cstheme="minorBidi" w:hint="eastAsia"/>
@@ -6631,7 +6898,7 @@
           <w:sz w:val="24"/>
           <w:szCs w:val="24"/>
         </w:rPr>
-        <w:t>.</w:t>
+        <w:t>2</w:t>
       </w:r>
       <w:r>
         <w:rPr>
@@ -6642,7 +6909,7 @@
           <w:sz w:val="24"/>
           <w:szCs w:val="24"/>
         </w:rPr>
-        <w:t>Morgan指纹</w:t>
+        <w:t>.</w:t>
       </w:r>
       <w:r>
         <w:rPr>
@@ -6653,29 +6920,7 @@
           <w:sz w:val="24"/>
           <w:szCs w:val="24"/>
         </w:rPr>
-        <w:t>（</w:t>
-      </w:r>
-      <w:r>
-        <w:rPr>
-          <w:rFonts w:ascii="宋体" w:eastAsia="宋体" w:hAnsi="宋体" w:cstheme="minorBidi" w:hint="eastAsia"/>
-          <w:b/>
-          <w:bCs/>
-          <w:color w:val="auto"/>
-          <w:sz w:val="24"/>
-          <w:szCs w:val="24"/>
-        </w:rPr>
-        <w:t>2048位</w:t>
-      </w:r>
-      <w:r>
-        <w:rPr>
-          <w:rFonts w:ascii="宋体" w:eastAsia="宋体" w:hAnsi="宋体" w:cstheme="minorBidi" w:hint="eastAsia"/>
-          <w:b/>
-          <w:bCs/>
-          <w:color w:val="auto"/>
-          <w:sz w:val="24"/>
-          <w:szCs w:val="24"/>
-        </w:rPr>
-        <w:t>）</w:t>
+        <w:t>Morgan指纹（2048位）</w:t>
       </w:r>
       <w:r>
         <w:rPr>
@@ -6691,7 +6936,7 @@
         <w:spacing w:line="480" w:lineRule="exact"/>
         <w:ind w:firstLine="480"/>
         <w:rPr>
-          <w:rFonts w:ascii="宋体" w:eastAsia="宋体" w:hAnsi="宋体"/>
+          <w:rFonts w:ascii="宋体" w:eastAsia="宋体" w:hAnsi="宋体" w:hint="eastAsia"/>
         </w:rPr>
       </w:pPr>
       <w:r>
@@ -6721,24 +6966,15 @@
         <w:spacing w:line="480" w:lineRule="exact"/>
         <w:ind w:firstLineChars="200" w:firstLine="560"/>
         <w:rPr>
-          <w:rFonts w:ascii="楷体" w:eastAsia="楷体" w:hAnsi="楷体"/>
-          <w:color w:val="auto"/>
-          <w:sz w:val="28"/>
-          <w:szCs w:val="28"/>
-        </w:rPr>
-      </w:pPr>
-      <w:bookmarkStart w:id="15" w:name="特征工程"/>
-      <w:bookmarkStart w:id="16" w:name="_Toc228128142"/>
-      <w:bookmarkEnd w:id="11"/>
-      <w:r>
-        <w:rPr>
           <w:rFonts w:ascii="楷体" w:eastAsia="楷体" w:hAnsi="楷体" w:hint="eastAsia"/>
           <w:color w:val="auto"/>
           <w:sz w:val="28"/>
           <w:szCs w:val="28"/>
         </w:rPr>
-        <w:t>（三）</w:t>
-      </w:r>
+      </w:pPr>
+      <w:bookmarkStart w:id="15" w:name="特征工程"/>
+      <w:bookmarkStart w:id="16" w:name="_Toc228129957"/>
+      <w:bookmarkEnd w:id="11"/>
       <w:r>
         <w:rPr>
           <w:rFonts w:ascii="楷体" w:eastAsia="楷体" w:hAnsi="楷体" w:hint="eastAsia"/>
@@ -6746,7 +6982,7 @@
           <w:sz w:val="28"/>
           <w:szCs w:val="28"/>
         </w:rPr>
-        <w:t>特征工程</w:t>
+        <w:t>（三）特征工程</w:t>
       </w:r>
       <w:bookmarkEnd w:id="16"/>
     </w:p>
@@ -6756,18 +6992,6 @@
         <w:spacing w:line="480" w:lineRule="exact"/>
         <w:ind w:firstLineChars="200" w:firstLine="482"/>
         <w:rPr>
-          <w:rFonts w:ascii="宋体" w:eastAsia="宋体" w:hAnsi="宋体" w:cstheme="minorBidi"/>
-          <w:b/>
-          <w:bCs/>
-          <w:color w:val="auto"/>
-          <w:sz w:val="24"/>
-          <w:szCs w:val="24"/>
-        </w:rPr>
-      </w:pPr>
-      <w:bookmarkStart w:id="17" w:name="冗余特征去除"/>
-      <w:bookmarkStart w:id="18" w:name="_Toc228128143"/>
-      <w:r>
-        <w:rPr>
           <w:rFonts w:ascii="宋体" w:eastAsia="宋体" w:hAnsi="宋体" w:cstheme="minorBidi" w:hint="eastAsia"/>
           <w:b/>
           <w:bCs/>
@@ -6775,8 +6999,9 @@
           <w:sz w:val="24"/>
           <w:szCs w:val="24"/>
         </w:rPr>
-        <w:t>1.</w:t>
-      </w:r>
+      </w:pPr>
+      <w:bookmarkStart w:id="17" w:name="冗余特征去除"/>
+      <w:bookmarkStart w:id="18" w:name="_Toc228129958"/>
       <w:r>
         <w:rPr>
           <w:rFonts w:ascii="宋体" w:eastAsia="宋体" w:hAnsi="宋体" w:cstheme="minorBidi" w:hint="eastAsia"/>
@@ -6786,7 +7011,7 @@
           <w:sz w:val="24"/>
           <w:szCs w:val="24"/>
         </w:rPr>
-        <w:t>冗余特征去除</w:t>
+        <w:t>1.冗余特征去除</w:t>
       </w:r>
       <w:bookmarkEnd w:id="18"/>
     </w:p>
@@ -6796,7 +7021,7 @@
         <w:spacing w:line="480" w:lineRule="exact"/>
         <w:ind w:firstLineChars="200" w:firstLine="480"/>
         <w:rPr>
-          <w:rFonts w:ascii="宋体" w:eastAsia="宋体" w:hAnsi="宋体"/>
+          <w:rFonts w:ascii="宋体" w:eastAsia="宋体" w:hAnsi="宋体" w:hint="eastAsia"/>
         </w:rPr>
       </w:pPr>
       <w:r>
@@ -6850,19 +7075,6 @@
         <w:spacing w:line="480" w:lineRule="exact"/>
         <w:ind w:firstLineChars="200" w:firstLine="482"/>
         <w:rPr>
-          <w:rFonts w:ascii="宋体" w:eastAsia="宋体" w:hAnsi="宋体" w:cstheme="minorBidi"/>
-          <w:b/>
-          <w:bCs/>
-          <w:color w:val="auto"/>
-          <w:sz w:val="24"/>
-          <w:szCs w:val="24"/>
-        </w:rPr>
-      </w:pPr>
-      <w:bookmarkStart w:id="19" w:name="基于互信息的特征选择"/>
-      <w:bookmarkStart w:id="20" w:name="_Toc228128144"/>
-      <w:bookmarkEnd w:id="17"/>
-      <w:r>
-        <w:rPr>
           <w:rFonts w:ascii="宋体" w:eastAsia="宋体" w:hAnsi="宋体" w:cstheme="minorBidi" w:hint="eastAsia"/>
           <w:b/>
           <w:bCs/>
@@ -6870,8 +7082,10 @@
           <w:sz w:val="24"/>
           <w:szCs w:val="24"/>
         </w:rPr>
-        <w:t>2.</w:t>
-      </w:r>
+      </w:pPr>
+      <w:bookmarkStart w:id="19" w:name="基于互信息的特征选择"/>
+      <w:bookmarkStart w:id="20" w:name="_Toc228129959"/>
+      <w:bookmarkEnd w:id="17"/>
       <w:r>
         <w:rPr>
           <w:rFonts w:ascii="宋体" w:eastAsia="宋体" w:hAnsi="宋体" w:cstheme="minorBidi" w:hint="eastAsia"/>
@@ -6881,7 +7095,7 @@
           <w:sz w:val="24"/>
           <w:szCs w:val="24"/>
         </w:rPr>
-        <w:t>基于互信息的特征选择</w:t>
+        <w:t>2.基于互信息的特征选择</w:t>
       </w:r>
       <w:bookmarkEnd w:id="20"/>
     </w:p>
@@ -6891,7 +7105,7 @@
         <w:spacing w:line="480" w:lineRule="exact"/>
         <w:ind w:firstLineChars="200" w:firstLine="480"/>
         <w:rPr>
-          <w:rFonts w:ascii="宋体" w:eastAsia="宋体" w:hAnsi="宋体"/>
+          <w:rFonts w:ascii="宋体" w:eastAsia="宋体" w:hAnsi="宋体" w:hint="eastAsia"/>
         </w:rPr>
       </w:pPr>
       <w:r>
@@ -7140,7 +7354,7 @@
         </w:rPr>
       </w:pPr>
       <w:bookmarkStart w:id="21" w:name="数据划分与标准化"/>
-      <w:bookmarkStart w:id="22" w:name="_Toc228128145"/>
+      <w:bookmarkStart w:id="22" w:name="_Toc228129960"/>
       <w:bookmarkEnd w:id="19"/>
       <w:r>
         <w:rPr>
@@ -7152,18 +7366,7 @@
           <w:szCs w:val="24"/>
         </w:rPr>
         <w:lastRenderedPageBreak/>
-        <w:t>3.</w:t>
-      </w:r>
-      <w:r>
-        <w:rPr>
-          <w:rFonts w:ascii="宋体" w:eastAsia="宋体" w:hAnsi="宋体" w:cstheme="minorBidi" w:hint="eastAsia"/>
-          <w:b/>
-          <w:bCs/>
-          <w:color w:val="auto"/>
-          <w:sz w:val="24"/>
-          <w:szCs w:val="24"/>
-        </w:rPr>
-        <w:t>数据划分与标准化</w:t>
+        <w:t>3.数据划分与标准化</w:t>
       </w:r>
       <w:bookmarkEnd w:id="22"/>
     </w:p>
@@ -7173,7 +7376,7 @@
         <w:spacing w:line="480" w:lineRule="exact"/>
         <w:ind w:firstLineChars="200" w:firstLine="480"/>
         <w:rPr>
-          <w:rFonts w:ascii="宋体" w:eastAsia="宋体" w:hAnsi="宋体"/>
+          <w:rFonts w:ascii="宋体" w:eastAsia="宋体" w:hAnsi="宋体" w:hint="eastAsia"/>
         </w:rPr>
       </w:pPr>
       <w:r>
@@ -7219,20 +7422,14 @@
         <w:ind w:firstLineChars="200" w:firstLine="480"/>
         <w:jc w:val="center"/>
         <w:rPr>
-          <w:rFonts w:ascii="宋体" w:eastAsia="宋体" w:hAnsi="宋体"/>
+          <w:rFonts w:ascii="宋体" w:eastAsia="宋体" w:hAnsi="宋体" w:hint="eastAsia"/>
         </w:rPr>
       </w:pPr>
       <w:r>
         <w:rPr>
           <w:rFonts w:ascii="宋体" w:eastAsia="宋体" w:hAnsi="宋体" w:hint="eastAsia"/>
         </w:rPr>
-        <w:t xml:space="preserve">表2 </w:t>
-      </w:r>
-      <w:r>
-        <w:rPr>
-          <w:rFonts w:ascii="宋体" w:eastAsia="宋体" w:hAnsi="宋体" w:hint="eastAsia"/>
-        </w:rPr>
-        <w:t>特征工程关键结果汇总</w:t>
+        <w:t>表2 特征工程关键结果汇总</w:t>
       </w:r>
     </w:p>
     <w:tbl>
@@ -7263,7 +7460,7 @@
               <w:spacing w:line="480" w:lineRule="exact"/>
               <w:jc w:val="center"/>
               <w:rPr>
-                <w:rFonts w:ascii="宋体" w:eastAsia="宋体" w:hAnsi="宋体"/>
+                <w:rFonts w:ascii="宋体" w:eastAsia="宋体" w:hAnsi="宋体" w:hint="eastAsia"/>
                 <w:sz w:val="21"/>
                 <w:szCs w:val="21"/>
               </w:rPr>
@@ -7292,7 +7489,7 @@
               <w:spacing w:line="480" w:lineRule="exact"/>
               <w:jc w:val="center"/>
               <w:rPr>
-                <w:rFonts w:ascii="宋体" w:eastAsia="宋体" w:hAnsi="宋体"/>
+                <w:rFonts w:ascii="宋体" w:eastAsia="宋体" w:hAnsi="宋体" w:hint="eastAsia"/>
                 <w:sz w:val="21"/>
                 <w:szCs w:val="21"/>
               </w:rPr>
@@ -7325,7 +7522,7 @@
               <w:spacing w:line="480" w:lineRule="exact"/>
               <w:jc w:val="center"/>
               <w:rPr>
-                <w:rFonts w:ascii="宋体" w:eastAsia="宋体" w:hAnsi="宋体"/>
+                <w:rFonts w:ascii="宋体" w:eastAsia="宋体" w:hAnsi="宋体" w:hint="eastAsia"/>
                 <w:sz w:val="21"/>
                 <w:szCs w:val="21"/>
               </w:rPr>
@@ -7353,7 +7550,7 @@
               <w:spacing w:line="480" w:lineRule="exact"/>
               <w:jc w:val="center"/>
               <w:rPr>
-                <w:rFonts w:ascii="宋体" w:eastAsia="宋体" w:hAnsi="宋体"/>
+                <w:rFonts w:ascii="宋体" w:eastAsia="宋体" w:hAnsi="宋体" w:hint="eastAsia"/>
                 <w:sz w:val="21"/>
                 <w:szCs w:val="21"/>
               </w:rPr>
@@ -7386,7 +7583,7 @@
               <w:spacing w:line="480" w:lineRule="exact"/>
               <w:jc w:val="center"/>
               <w:rPr>
-                <w:rFonts w:ascii="宋体" w:eastAsia="宋体" w:hAnsi="宋体"/>
+                <w:rFonts w:ascii="宋体" w:eastAsia="宋体" w:hAnsi="宋体" w:hint="eastAsia"/>
                 <w:sz w:val="21"/>
                 <w:szCs w:val="21"/>
               </w:rPr>
@@ -7424,7 +7621,7 @@
               <w:spacing w:line="480" w:lineRule="exact"/>
               <w:jc w:val="center"/>
               <w:rPr>
-                <w:rFonts w:ascii="宋体" w:eastAsia="宋体" w:hAnsi="宋体"/>
+                <w:rFonts w:ascii="宋体" w:eastAsia="宋体" w:hAnsi="宋体" w:hint="eastAsia"/>
                 <w:sz w:val="21"/>
                 <w:szCs w:val="21"/>
               </w:rPr>
@@ -7457,7 +7654,7 @@
               <w:spacing w:line="480" w:lineRule="exact"/>
               <w:jc w:val="center"/>
               <w:rPr>
-                <w:rFonts w:ascii="宋体" w:eastAsia="宋体" w:hAnsi="宋体"/>
+                <w:rFonts w:ascii="宋体" w:eastAsia="宋体" w:hAnsi="宋体" w:hint="eastAsia"/>
                 <w:sz w:val="21"/>
                 <w:szCs w:val="21"/>
               </w:rPr>
@@ -7485,7 +7682,7 @@
               <w:spacing w:line="480" w:lineRule="exact"/>
               <w:jc w:val="center"/>
               <w:rPr>
-                <w:rFonts w:ascii="宋体" w:eastAsia="宋体" w:hAnsi="宋体"/>
+                <w:rFonts w:ascii="宋体" w:eastAsia="宋体" w:hAnsi="宋体" w:hint="eastAsia"/>
                 <w:sz w:val="21"/>
                 <w:szCs w:val="21"/>
               </w:rPr>
@@ -7518,7 +7715,7 @@
               <w:spacing w:line="480" w:lineRule="exact"/>
               <w:jc w:val="center"/>
               <w:rPr>
-                <w:rFonts w:ascii="宋体" w:eastAsia="宋体" w:hAnsi="宋体"/>
+                <w:rFonts w:ascii="宋体" w:eastAsia="宋体" w:hAnsi="宋体" w:hint="eastAsia"/>
                 <w:sz w:val="21"/>
                 <w:szCs w:val="21"/>
               </w:rPr>
@@ -7546,7 +7743,7 @@
               <w:spacing w:line="480" w:lineRule="exact"/>
               <w:jc w:val="center"/>
               <w:rPr>
-                <w:rFonts w:ascii="宋体" w:eastAsia="宋体" w:hAnsi="宋体"/>
+                <w:rFonts w:ascii="宋体" w:eastAsia="宋体" w:hAnsi="宋体" w:hint="eastAsia"/>
                 <w:sz w:val="21"/>
                 <w:szCs w:val="21"/>
               </w:rPr>
@@ -7580,7 +7777,7 @@
               <w:spacing w:line="480" w:lineRule="exact"/>
               <w:jc w:val="center"/>
               <w:rPr>
-                <w:rFonts w:ascii="宋体" w:eastAsia="宋体" w:hAnsi="宋体"/>
+                <w:rFonts w:ascii="宋体" w:eastAsia="宋体" w:hAnsi="宋体" w:hint="eastAsia"/>
                 <w:sz w:val="21"/>
                 <w:szCs w:val="21"/>
               </w:rPr>
@@ -7609,7 +7806,7 @@
               <w:spacing w:line="480" w:lineRule="exact"/>
               <w:jc w:val="center"/>
               <w:rPr>
-                <w:rFonts w:ascii="宋体" w:eastAsia="宋体" w:hAnsi="宋体"/>
+                <w:rFonts w:ascii="宋体" w:eastAsia="宋体" w:hAnsi="宋体" w:hint="eastAsia"/>
                 <w:sz w:val="21"/>
                 <w:szCs w:val="21"/>
               </w:rPr>
@@ -7643,7 +7840,7 @@
               <w:spacing w:line="480" w:lineRule="exact"/>
               <w:jc w:val="center"/>
               <w:rPr>
-                <w:rFonts w:ascii="宋体" w:eastAsia="宋体" w:hAnsi="宋体"/>
+                <w:rFonts w:ascii="宋体" w:eastAsia="宋体" w:hAnsi="宋体" w:hint="eastAsia"/>
                 <w:sz w:val="21"/>
                 <w:szCs w:val="21"/>
               </w:rPr>
@@ -7672,7 +7869,7 @@
               <w:spacing w:line="480" w:lineRule="exact"/>
               <w:jc w:val="center"/>
               <w:rPr>
-                <w:rFonts w:ascii="宋体" w:eastAsia="宋体" w:hAnsi="宋体"/>
+                <w:rFonts w:ascii="宋体" w:eastAsia="宋体" w:hAnsi="宋体" w:hint="eastAsia"/>
                 <w:sz w:val="21"/>
                 <w:szCs w:val="21"/>
               </w:rPr>
@@ -7698,14 +7895,14 @@
         </w:numPr>
         <w:spacing w:line="480" w:lineRule="exact"/>
         <w:rPr>
-          <w:rFonts w:ascii="楷体" w:eastAsia="楷体" w:hAnsi="楷体"/>
+          <w:rFonts w:ascii="楷体" w:eastAsia="楷体" w:hAnsi="楷体" w:hint="eastAsia"/>
           <w:color w:val="auto"/>
           <w:sz w:val="28"/>
           <w:szCs w:val="28"/>
         </w:rPr>
       </w:pPr>
       <w:bookmarkStart w:id="24" w:name="基学习器"/>
-      <w:bookmarkStart w:id="25" w:name="_Toc228128146"/>
+      <w:bookmarkStart w:id="25" w:name="_Toc228129961"/>
       <w:bookmarkEnd w:id="15"/>
       <w:bookmarkEnd w:id="21"/>
       <w:bookmarkEnd w:id="23"/>
@@ -7728,7 +7925,7 @@
         <w:spacing w:line="480" w:lineRule="exact"/>
         <w:ind w:firstLineChars="200" w:firstLine="480"/>
         <w:rPr>
-          <w:rFonts w:ascii="宋体" w:eastAsia="宋体" w:hAnsi="宋体"/>
+          <w:rFonts w:ascii="宋体" w:eastAsia="宋体" w:hAnsi="宋体" w:hint="eastAsia"/>
         </w:rPr>
       </w:pPr>
       <w:r>
@@ -7758,7 +7955,7 @@
         <w:spacing w:line="480" w:lineRule="exact"/>
         <w:ind w:firstLineChars="200" w:firstLine="482"/>
         <w:rPr>
-          <w:rFonts w:ascii="宋体" w:eastAsia="宋体" w:hAnsi="宋体" w:cstheme="minorBidi"/>
+          <w:rFonts w:ascii="宋体" w:eastAsia="宋体" w:hAnsi="宋体" w:cstheme="minorBidi" w:hint="eastAsia"/>
           <w:b/>
           <w:bCs/>
           <w:color w:val="auto"/>
@@ -7766,7 +7963,7 @@
           <w:szCs w:val="24"/>
         </w:rPr>
       </w:pPr>
-      <w:bookmarkStart w:id="26" w:name="_Toc228128147"/>
+      <w:bookmarkStart w:id="26" w:name="_Toc228129962"/>
       <w:r>
         <w:rPr>
           <w:rFonts w:ascii="宋体" w:eastAsia="宋体" w:hAnsi="宋体" w:cstheme="minorBidi" w:hint="eastAsia"/>
@@ -7823,13 +8020,13 @@
         <w:spacing w:line="480" w:lineRule="exact"/>
         <w:ind w:firstLineChars="200" w:firstLine="482"/>
         <w:rPr>
-          <w:rFonts w:ascii="宋体" w:eastAsia="宋体" w:hAnsi="宋体" w:cstheme="minorBidi"/>
+          <w:rFonts w:ascii="宋体" w:eastAsia="宋体" w:hAnsi="宋体" w:cstheme="minorBidi" w:hint="eastAsia"/>
           <w:color w:val="auto"/>
           <w:sz w:val="24"/>
           <w:szCs w:val="24"/>
         </w:rPr>
       </w:pPr>
-      <w:bookmarkStart w:id="27" w:name="_Toc228128148"/>
+      <w:bookmarkStart w:id="27" w:name="_Toc228129963"/>
       <w:r>
         <w:rPr>
           <w:rFonts w:ascii="宋体" w:eastAsia="宋体" w:hAnsi="宋体" w:cstheme="minorBidi" w:hint="eastAsia"/>
@@ -7889,7 +8086,7 @@
           <w:color w:val="auto"/>
         </w:rPr>
       </w:pPr>
-      <w:bookmarkStart w:id="28" w:name="_Toc228128149"/>
+      <w:bookmarkStart w:id="28" w:name="_Toc228129964"/>
       <w:r>
         <w:rPr>
           <w:rFonts w:ascii="宋体" w:eastAsia="宋体" w:hAnsi="宋体" w:cstheme="minorBidi" w:hint="eastAsia"/>
@@ -8027,11 +8224,11 @@
         <w:spacing w:line="480" w:lineRule="exact"/>
         <w:ind w:firstLineChars="200" w:firstLine="482"/>
         <w:rPr>
-          <w:rFonts w:ascii="宋体" w:eastAsia="宋体" w:hAnsi="宋体"/>
+          <w:rFonts w:ascii="宋体" w:eastAsia="宋体" w:hAnsi="宋体" w:hint="eastAsia"/>
           <w:color w:val="auto"/>
         </w:rPr>
       </w:pPr>
-      <w:bookmarkStart w:id="29" w:name="_Toc228128150"/>
+      <w:bookmarkStart w:id="29" w:name="_Toc228129965"/>
       <w:r>
         <w:rPr>
           <w:rFonts w:ascii="宋体" w:eastAsia="宋体" w:hAnsi="宋体" w:cstheme="minorBidi" w:hint="eastAsia"/>
@@ -8079,16 +8276,7 @@
           <w:sz w:val="24"/>
           <w:szCs w:val="24"/>
         </w:rPr>
-        <w:t xml:space="preserve"> </w:t>
-      </w:r>
-      <w:r>
-        <w:rPr>
-          <w:rFonts w:ascii="宋体" w:eastAsia="宋体" w:hAnsi="宋体" w:cstheme="minorBidi" w:hint="eastAsia"/>
-          <w:color w:val="auto"/>
-          <w:sz w:val="24"/>
-          <w:szCs w:val="24"/>
-        </w:rPr>
-        <w:t>RBF核函数，</w:t>
+        <w:t xml:space="preserve"> RBF核函数，</w:t>
       </w:r>
       <m:oMath>
         <m:r>
@@ -8162,11 +8350,11 @@
         <w:spacing w:line="480" w:lineRule="exact"/>
         <w:ind w:firstLineChars="200" w:firstLine="482"/>
         <w:rPr>
-          <w:rFonts w:ascii="宋体" w:eastAsia="宋体" w:hAnsi="宋体"/>
+          <w:rFonts w:ascii="宋体" w:eastAsia="宋体" w:hAnsi="宋体" w:hint="eastAsia"/>
           <w:color w:val="auto"/>
         </w:rPr>
       </w:pPr>
-      <w:bookmarkStart w:id="30" w:name="_Toc228128151"/>
+      <w:bookmarkStart w:id="30" w:name="_Toc228129966"/>
       <w:r>
         <w:rPr>
           <w:rFonts w:ascii="宋体" w:eastAsia="宋体" w:hAnsi="宋体" w:cstheme="minorBidi" w:hint="eastAsia"/>
@@ -8226,10 +8414,10 @@
         <w:ind w:firstLineChars="200" w:firstLine="482"/>
         <w:outlineLvl w:val="2"/>
         <w:rPr>
-          <w:rFonts w:ascii="宋体" w:eastAsia="宋体" w:hAnsi="宋体"/>
+          <w:rFonts w:ascii="宋体" w:eastAsia="宋体" w:hAnsi="宋体" w:hint="eastAsia"/>
         </w:rPr>
       </w:pPr>
-      <w:bookmarkStart w:id="31" w:name="_Toc228128152"/>
+      <w:bookmarkStart w:id="31" w:name="_Toc228129967"/>
       <w:r>
         <w:rPr>
           <w:rFonts w:ascii="宋体" w:eastAsia="宋体" w:hAnsi="宋体" w:cs="Times New Roman" w:hint="eastAsia"/>
@@ -8282,7 +8470,7 @@
         <w:spacing w:line="480" w:lineRule="exact"/>
         <w:ind w:firstLineChars="200" w:firstLine="480"/>
         <w:rPr>
-          <w:rFonts w:ascii="宋体" w:eastAsia="宋体" w:hAnsi="宋体"/>
+          <w:rFonts w:ascii="宋体" w:eastAsia="宋体" w:hAnsi="宋体" w:hint="eastAsia"/>
         </w:rPr>
       </w:pPr>
       <w:r>
@@ -8331,7 +8519,7 @@
         <w:spacing w:line="480" w:lineRule="exact"/>
         <w:ind w:firstLineChars="200" w:firstLine="480"/>
         <w:rPr>
-          <w:rFonts w:ascii="宋体" w:eastAsia="宋体" w:hAnsi="宋体"/>
+          <w:rFonts w:ascii="宋体" w:eastAsia="宋体" w:hAnsi="宋体" w:hint="eastAsia"/>
         </w:rPr>
       </w:pPr>
       <w:r>
@@ -8359,24 +8547,15 @@
         <w:spacing w:line="480" w:lineRule="exact"/>
         <w:ind w:firstLineChars="200" w:firstLine="560"/>
         <w:rPr>
-          <w:rFonts w:ascii="楷体" w:eastAsia="楷体" w:hAnsi="楷体"/>
-          <w:color w:val="auto"/>
-          <w:sz w:val="28"/>
-          <w:szCs w:val="28"/>
-        </w:rPr>
-      </w:pPr>
-      <w:bookmarkStart w:id="32" w:name="集成策略"/>
-      <w:bookmarkStart w:id="33" w:name="_Toc228128153"/>
-      <w:bookmarkEnd w:id="24"/>
-      <w:r>
-        <w:rPr>
           <w:rFonts w:ascii="楷体" w:eastAsia="楷体" w:hAnsi="楷体" w:hint="eastAsia"/>
           <w:color w:val="auto"/>
           <w:sz w:val="28"/>
           <w:szCs w:val="28"/>
         </w:rPr>
-        <w:t>（五）</w:t>
-      </w:r>
+      </w:pPr>
+      <w:bookmarkStart w:id="32" w:name="集成策略"/>
+      <w:bookmarkStart w:id="33" w:name="_Toc228129968"/>
+      <w:bookmarkEnd w:id="24"/>
       <w:r>
         <w:rPr>
           <w:rFonts w:ascii="楷体" w:eastAsia="楷体" w:hAnsi="楷体" w:hint="eastAsia"/>
@@ -8384,7 +8563,7 @@
           <w:sz w:val="28"/>
           <w:szCs w:val="28"/>
         </w:rPr>
-        <w:t>集成策略</w:t>
+        <w:t>（五）集成策略</w:t>
       </w:r>
       <w:bookmarkEnd w:id="33"/>
     </w:p>
@@ -8394,18 +8573,6 @@
         <w:spacing w:line="480" w:lineRule="exact"/>
         <w:ind w:firstLineChars="200" w:firstLine="482"/>
         <w:rPr>
-          <w:rFonts w:ascii="宋体" w:eastAsia="宋体" w:hAnsi="宋体" w:cstheme="minorBidi"/>
-          <w:b/>
-          <w:bCs/>
-          <w:color w:val="auto"/>
-          <w:sz w:val="24"/>
-          <w:szCs w:val="24"/>
-        </w:rPr>
-      </w:pPr>
-      <w:bookmarkStart w:id="34" w:name="stacking堆叠泛化"/>
-      <w:bookmarkStart w:id="35" w:name="_Toc228128154"/>
-      <w:r>
-        <w:rPr>
           <w:rFonts w:ascii="宋体" w:eastAsia="宋体" w:hAnsi="宋体" w:cstheme="minorBidi" w:hint="eastAsia"/>
           <w:b/>
           <w:bCs/>
@@ -8413,8 +8580,9 @@
           <w:sz w:val="24"/>
           <w:szCs w:val="24"/>
         </w:rPr>
-        <w:t>1.</w:t>
-      </w:r>
+      </w:pPr>
+      <w:bookmarkStart w:id="34" w:name="stacking堆叠泛化"/>
+      <w:bookmarkStart w:id="35" w:name="_Toc228129969"/>
       <w:r>
         <w:rPr>
           <w:rFonts w:ascii="宋体" w:eastAsia="宋体" w:hAnsi="宋体" w:cstheme="minorBidi" w:hint="eastAsia"/>
@@ -8424,7 +8592,7 @@
           <w:sz w:val="24"/>
           <w:szCs w:val="24"/>
         </w:rPr>
-        <w:t>Stacking（堆叠泛化）</w:t>
+        <w:t>1.Stacking（堆叠泛化）</w:t>
       </w:r>
       <w:bookmarkEnd w:id="35"/>
     </w:p>
@@ -8434,7 +8602,7 @@
         <w:spacing w:line="480" w:lineRule="exact"/>
         <w:ind w:firstLineChars="200" w:firstLine="480"/>
         <w:rPr>
-          <w:rFonts w:ascii="宋体" w:eastAsia="宋体" w:hAnsi="宋体"/>
+          <w:rFonts w:ascii="宋体" w:eastAsia="宋体" w:hAnsi="宋体" w:hint="eastAsia"/>
         </w:rPr>
       </w:pPr>
       <w:r>
@@ -8641,19 +8809,6 @@
         <w:spacing w:line="480" w:lineRule="exact"/>
         <w:ind w:firstLine="480"/>
         <w:rPr>
-          <w:rFonts w:ascii="宋体" w:eastAsia="宋体" w:hAnsi="宋体" w:cstheme="minorBidi"/>
-          <w:b/>
-          <w:bCs/>
-          <w:color w:val="auto"/>
-          <w:sz w:val="24"/>
-          <w:szCs w:val="24"/>
-        </w:rPr>
-      </w:pPr>
-      <w:bookmarkStart w:id="36" w:name="voting加权投票"/>
-      <w:bookmarkStart w:id="37" w:name="_Toc228128155"/>
-      <w:bookmarkEnd w:id="34"/>
-      <w:r>
-        <w:rPr>
           <w:rFonts w:ascii="宋体" w:eastAsia="宋体" w:hAnsi="宋体" w:cstheme="minorBidi" w:hint="eastAsia"/>
           <w:b/>
           <w:bCs/>
@@ -8661,9 +8816,10 @@
           <w:sz w:val="24"/>
           <w:szCs w:val="24"/>
         </w:rPr>
-        <w:lastRenderedPageBreak/>
-        <w:t>2.</w:t>
-      </w:r>
+      </w:pPr>
+      <w:bookmarkStart w:id="36" w:name="voting加权投票"/>
+      <w:bookmarkStart w:id="37" w:name="_Toc228129970"/>
+      <w:bookmarkEnd w:id="34"/>
       <w:r>
         <w:rPr>
           <w:rFonts w:ascii="宋体" w:eastAsia="宋体" w:hAnsi="宋体" w:cstheme="minorBidi" w:hint="eastAsia"/>
@@ -8673,7 +8829,8 @@
           <w:sz w:val="24"/>
           <w:szCs w:val="24"/>
         </w:rPr>
-        <w:t>Voting（加权投票）</w:t>
+        <w:lastRenderedPageBreak/>
+        <w:t>2.Voting（加权投票）</w:t>
       </w:r>
       <w:bookmarkEnd w:id="37"/>
     </w:p>
@@ -8683,7 +8840,7 @@
         <w:spacing w:line="480" w:lineRule="exact"/>
         <w:ind w:firstLineChars="200" w:firstLine="480"/>
         <w:rPr>
-          <w:rFonts w:ascii="宋体" w:eastAsia="宋体" w:hAnsi="宋体"/>
+          <w:rFonts w:ascii="宋体" w:eastAsia="宋体" w:hAnsi="宋体" w:hint="eastAsia"/>
         </w:rPr>
       </w:pPr>
       <w:r>
@@ -8776,25 +8933,16 @@
         <w:spacing w:line="480" w:lineRule="exact"/>
         <w:ind w:firstLineChars="200" w:firstLine="560"/>
         <w:rPr>
-          <w:rFonts w:ascii="楷体" w:eastAsia="楷体" w:hAnsi="楷体"/>
-          <w:color w:val="auto"/>
-          <w:sz w:val="28"/>
-          <w:szCs w:val="28"/>
-        </w:rPr>
-      </w:pPr>
-      <w:bookmarkStart w:id="38" w:name="评价指标"/>
-      <w:bookmarkStart w:id="39" w:name="_Toc228128156"/>
-      <w:bookmarkEnd w:id="32"/>
-      <w:bookmarkEnd w:id="36"/>
-      <w:r>
-        <w:rPr>
           <w:rFonts w:ascii="楷体" w:eastAsia="楷体" w:hAnsi="楷体" w:hint="eastAsia"/>
           <w:color w:val="auto"/>
           <w:sz w:val="28"/>
           <w:szCs w:val="28"/>
         </w:rPr>
-        <w:t>（六）</w:t>
-      </w:r>
+      </w:pPr>
+      <w:bookmarkStart w:id="38" w:name="评价指标"/>
+      <w:bookmarkStart w:id="39" w:name="_Toc228129971"/>
+      <w:bookmarkEnd w:id="32"/>
+      <w:bookmarkEnd w:id="36"/>
       <w:r>
         <w:rPr>
           <w:rFonts w:ascii="楷体" w:eastAsia="楷体" w:hAnsi="楷体" w:hint="eastAsia"/>
@@ -8802,30 +8950,53 @@
           <w:sz w:val="28"/>
           <w:szCs w:val="28"/>
         </w:rPr>
-        <w:t>评价指标</w:t>
+        <w:t>（六）评价指标</w:t>
       </w:r>
       <w:bookmarkEnd w:id="39"/>
     </w:p>
     <w:p>
       <w:pPr>
+        <w:pStyle w:val="3"/>
         <w:spacing w:line="480" w:lineRule="exact"/>
-        <w:rPr>
-          <w:rFonts w:ascii="宋体" w:eastAsia="宋体" w:hAnsi="宋体"/>
+        <w:ind w:firstLine="480"/>
+        <w:rPr>
+          <w:rFonts w:ascii="宋体" w:eastAsia="宋体" w:hAnsi="宋体" w:cstheme="minorBidi"/>
+          <w:color w:val="auto"/>
+          <w:sz w:val="24"/>
+          <w:szCs w:val="24"/>
         </w:rPr>
       </w:pPr>
-      <w:r>
-        <w:rPr>
-          <w:rFonts w:ascii="宋体" w:eastAsia="宋体" w:hAnsi="宋体" w:hint="eastAsia"/>
+      <w:bookmarkStart w:id="40" w:name="_Toc228129972"/>
+      <w:r>
+        <w:rPr>
+          <w:rFonts w:ascii="宋体" w:eastAsia="宋体" w:hAnsi="宋体" w:cstheme="minorBidi" w:hint="eastAsia"/>
           <w:b/>
           <w:bCs/>
-        </w:rPr>
-        <w:t>(1)</w:t>
-      </w:r>
-      <w:r>
-        <w:rPr>
-          <w:rFonts w:ascii="宋体" w:eastAsia="宋体" w:hAnsi="宋体" w:hint="eastAsia"/>
+          <w:color w:val="auto"/>
+          <w:sz w:val="24"/>
+          <w:szCs w:val="24"/>
+        </w:rPr>
+        <w:t>1</w:t>
+      </w:r>
+      <w:r>
+        <w:rPr>
+          <w:rFonts w:ascii="宋体" w:eastAsia="宋体" w:hAnsi="宋体" w:cstheme="minorBidi" w:hint="eastAsia"/>
           <w:b/>
           <w:bCs/>
+          <w:color w:val="auto"/>
+          <w:sz w:val="24"/>
+          <w:szCs w:val="24"/>
+        </w:rPr>
+        <w:t>.</w:t>
+      </w:r>
+      <w:r>
+        <w:rPr>
+          <w:rFonts w:ascii="宋体" w:eastAsia="宋体" w:hAnsi="宋体" w:cstheme="minorBidi" w:hint="eastAsia"/>
+          <w:b/>
+          <w:bCs/>
+          <w:color w:val="auto"/>
+          <w:sz w:val="24"/>
+          <w:szCs w:val="24"/>
         </w:rPr>
         <w:t>回归任务</w:t>
       </w:r>
@@ -8833,29 +9004,50 @@
         <w:rPr>
           <w:rFonts w:ascii="宋体" w:eastAsia="宋体" w:hAnsi="宋体" w:hint="eastAsia"/>
         </w:rPr>
-        <w:t>：决定系数</w:t>
+        <w:t>：</w:t>
+      </w:r>
+      <w:r>
+        <w:rPr>
+          <w:rFonts w:ascii="宋体" w:eastAsia="宋体" w:hAnsi="宋体" w:cstheme="minorBidi" w:hint="eastAsia"/>
+          <w:color w:val="auto"/>
+          <w:sz w:val="24"/>
+          <w:szCs w:val="24"/>
+        </w:rPr>
+        <w:t>决定系数</w:t>
       </w:r>
       <m:oMath>
         <m:sSup>
           <m:sSupPr>
             <m:ctrlPr>
               <w:rPr>
-                <w:rFonts w:ascii="Cambria Math" w:eastAsia="宋体" w:hAnsi="Cambria Math"/>
+                <w:rFonts w:ascii="Cambria Math" w:eastAsia="宋体" w:hAnsi="Cambria Math" w:cstheme="minorBidi"/>
+                <w:color w:val="auto"/>
+                <w:sz w:val="24"/>
+                <w:szCs w:val="24"/>
               </w:rPr>
             </m:ctrlPr>
           </m:sSupPr>
           <m:e>
             <m:r>
               <w:rPr>
-                <w:rFonts w:ascii="Cambria Math" w:eastAsia="宋体" w:hAnsi="Cambria Math"/>
+                <w:rFonts w:ascii="Cambria Math" w:eastAsia="宋体" w:hAnsi="Cambria Math" w:cstheme="minorBidi"/>
+                <w:color w:val="auto"/>
+                <w:sz w:val="24"/>
+                <w:szCs w:val="24"/>
               </w:rPr>
               <m:t>R</m:t>
             </m:r>
           </m:e>
           <m:sup>
             <m:r>
-              <w:rPr>
-                <w:rFonts w:ascii="Cambria Math" w:eastAsia="宋体" w:hAnsi="Cambria Math"/>
+              <m:rPr>
+                <m:sty m:val="p"/>
+              </m:rPr>
+              <w:rPr>
+                <w:rFonts w:ascii="Cambria Math" w:eastAsia="宋体" w:hAnsi="Cambria Math" w:cstheme="minorBidi"/>
+                <w:color w:val="auto"/>
+                <w:sz w:val="24"/>
+                <w:szCs w:val="24"/>
               </w:rPr>
               <m:t>2</m:t>
             </m:r>
@@ -8864,114 +9056,114 @@
       </m:oMath>
       <w:r>
         <w:rPr>
-          <w:rFonts w:ascii="宋体" w:eastAsia="宋体" w:hAnsi="宋体" w:hint="eastAsia"/>
+          <w:rFonts w:ascii="宋体" w:eastAsia="宋体" w:hAnsi="宋体" w:cstheme="minorBidi" w:hint="eastAsia"/>
+          <w:color w:val="auto"/>
+          <w:sz w:val="24"/>
+          <w:szCs w:val="24"/>
         </w:rPr>
         <w:t>、均方根误差RMSE、平均绝对误差MAE。</w:t>
       </w:r>
+      <w:bookmarkEnd w:id="40"/>
     </w:p>
     <w:p>
       <w:pPr>
+        <w:pStyle w:val="3"/>
         <w:spacing w:line="480" w:lineRule="exact"/>
-        <w:ind w:firstLine="560"/>
-        <w:rPr>
-          <w:rFonts w:ascii="宋体" w:eastAsia="宋体" w:hAnsi="宋体"/>
+        <w:ind w:firstLine="480"/>
+        <w:rPr>
+          <w:rFonts w:ascii="宋体" w:eastAsia="宋体" w:hAnsi="宋体" w:cstheme="minorBidi"/>
+          <w:color w:val="auto"/>
+          <w:sz w:val="24"/>
+          <w:szCs w:val="24"/>
         </w:rPr>
       </w:pPr>
-      <w:r>
-        <w:rPr>
-          <w:rFonts w:ascii="宋体" w:eastAsia="宋体" w:hAnsi="宋体" w:hint="eastAsia"/>
+      <w:bookmarkStart w:id="41" w:name="_Toc228129973"/>
+      <w:r>
+        <w:rPr>
+          <w:rFonts w:ascii="宋体" w:eastAsia="宋体" w:hAnsi="宋体" w:cstheme="minorBidi"/>
           <w:b/>
           <w:bCs/>
-        </w:rPr>
-        <w:t>2.</w:t>
-      </w:r>
-      <w:r>
-        <w:rPr>
-          <w:rFonts w:ascii="宋体" w:eastAsia="宋体" w:hAnsi="宋体" w:hint="eastAsia"/>
+          <w:color w:val="auto"/>
+          <w:sz w:val="24"/>
+          <w:szCs w:val="24"/>
+        </w:rPr>
+        <w:t>2.分类任</w:t>
+      </w:r>
+      <w:r>
+        <w:rPr>
+          <w:rFonts w:ascii="宋体" w:eastAsia="宋体" w:hAnsi="宋体" w:cstheme="minorBidi" w:hint="eastAsia"/>
           <w:b/>
           <w:bCs/>
-        </w:rPr>
-        <w:t>分类任务</w:t>
-      </w:r>
-      <w:r>
-        <w:rPr>
-          <w:rFonts w:ascii="宋体" w:eastAsia="宋体" w:hAnsi="宋体" w:hint="eastAsia"/>
-        </w:rPr>
-        <w:t>：AUC（ROC曲线下面积）、准确率Accuracy、F1分数、精确率Precision、召回率Recall。</w:t>
-      </w:r>
+          <w:color w:val="auto"/>
+          <w:sz w:val="24"/>
+          <w:szCs w:val="24"/>
+        </w:rPr>
+        <w:t>务</w:t>
+      </w:r>
+      <w:r>
+        <w:rPr>
+          <w:rFonts w:ascii="宋体" w:eastAsia="宋体" w:hAnsi="宋体" w:hint="eastAsia"/>
+        </w:rPr>
+        <w:t>：</w:t>
+      </w:r>
+      <w:r>
+        <w:rPr>
+          <w:rFonts w:ascii="宋体" w:eastAsia="宋体" w:hAnsi="宋体" w:cstheme="minorBidi" w:hint="eastAsia"/>
+          <w:color w:val="auto"/>
+          <w:sz w:val="24"/>
+          <w:szCs w:val="24"/>
+        </w:rPr>
+        <w:t>AUC（ROC曲线下面积）、准确率Accuracy、F1分数、精确率Precision、召回率Recall。</w:t>
+      </w:r>
+      <w:bookmarkEnd w:id="41"/>
     </w:p>
     <w:p>
       <w:pPr>
+        <w:pStyle w:val="3"/>
         <w:spacing w:line="480" w:lineRule="exact"/>
-        <w:ind w:firstLine="560"/>
-        <w:rPr>
-          <w:rFonts w:ascii="宋体" w:eastAsia="宋体" w:hAnsi="宋体"/>
+        <w:ind w:firstLine="480"/>
+        <w:rPr>
+          <w:rFonts w:ascii="宋体" w:eastAsia="宋体" w:hAnsi="宋体" w:hint="eastAsia"/>
         </w:rPr>
       </w:pPr>
-      <w:r>
-        <w:rPr>
-          <w:rFonts w:ascii="宋体" w:eastAsia="宋体" w:hAnsi="宋体" w:hint="eastAsia"/>
+      <w:bookmarkStart w:id="42" w:name="_Toc228129974"/>
+      <w:r>
+        <w:rPr>
+          <w:rFonts w:ascii="宋体" w:eastAsia="宋体" w:hAnsi="宋体" w:cstheme="minorBidi"/>
           <w:b/>
           <w:bCs/>
-        </w:rPr>
-        <w:t>3.</w:t>
-      </w:r>
-      <w:r>
-        <w:rPr>
-          <w:rFonts w:ascii="宋体" w:eastAsia="宋体" w:hAnsi="宋体" w:hint="eastAsia"/>
-          <w:b/>
-          <w:bCs/>
-        </w:rPr>
-        <w:t>模型稳定性</w:t>
-      </w:r>
-      <w:r>
-        <w:rPr>
-          <w:rFonts w:ascii="宋体" w:eastAsia="宋体" w:hAnsi="宋体" w:hint="eastAsia"/>
-        </w:rPr>
-        <w:t>：5折交叉验证的均值</w:t>
-      </w:r>
-      <m:oMath>
-        <m:r>
-          <m:rPr>
-            <m:sty m:val="p"/>
-          </m:rPr>
-          <w:rPr>
-            <w:rFonts w:ascii="Cambria Math" w:eastAsia="宋体" w:hAnsi="Cambria Math"/>
-          </w:rPr>
-          <m:t>±</m:t>
-        </m:r>
-      </m:oMath>
-      <w:r>
-        <w:rPr>
-          <w:rFonts w:ascii="宋体" w:eastAsia="宋体" w:hAnsi="宋体" w:hint="eastAsia"/>
-        </w:rPr>
-        <w:t>标准差。</w:t>
-      </w:r>
+          <w:color w:val="auto"/>
+          <w:sz w:val="24"/>
+          <w:szCs w:val="24"/>
+        </w:rPr>
+        <w:t>3.模型稳定性</w:t>
+      </w:r>
+      <w:r>
+        <w:rPr>
+          <w:rFonts w:ascii="宋体" w:eastAsia="宋体" w:hAnsi="宋体" w:cstheme="minorBidi"/>
+          <w:color w:val="auto"/>
+          <w:sz w:val="24"/>
+          <w:szCs w:val="24"/>
+        </w:rPr>
+        <w:t>：5折交叉验证的均值±标准差。</w:t>
+      </w:r>
+      <w:bookmarkEnd w:id="42"/>
     </w:p>
     <w:p>
       <w:pPr>
         <w:pStyle w:val="1"/>
         <w:spacing w:line="480" w:lineRule="exact"/>
         <w:rPr>
-          <w:rFonts w:ascii="黑体" w:eastAsia="黑体" w:hAnsi="黑体"/>
-          <w:color w:val="auto"/>
-          <w:sz w:val="30"/>
-          <w:szCs w:val="30"/>
-        </w:rPr>
-      </w:pPr>
-      <w:bookmarkStart w:id="40" w:name="结果与分析"/>
-      <w:bookmarkStart w:id="41" w:name="_Toc228128157"/>
-      <w:bookmarkEnd w:id="2"/>
-      <w:bookmarkEnd w:id="38"/>
-      <w:r>
-        <w:rPr>
           <w:rFonts w:ascii="黑体" w:eastAsia="黑体" w:hAnsi="黑体" w:hint="eastAsia"/>
           <w:color w:val="auto"/>
           <w:sz w:val="30"/>
           <w:szCs w:val="30"/>
         </w:rPr>
-        <w:t>三、</w:t>
-      </w:r>
+      </w:pPr>
+      <w:bookmarkStart w:id="43" w:name="结果与分析"/>
+      <w:bookmarkStart w:id="44" w:name="_Toc228129975"/>
+      <w:bookmarkEnd w:id="2"/>
+      <w:bookmarkEnd w:id="38"/>
       <w:r>
         <w:rPr>
           <w:rFonts w:ascii="黑体" w:eastAsia="黑体" w:hAnsi="黑体" w:hint="eastAsia"/>
@@ -8979,9 +9171,9 @@
           <w:sz w:val="30"/>
           <w:szCs w:val="30"/>
         </w:rPr>
-        <w:t>结果与分析</w:t>
-      </w:r>
-      <w:bookmarkEnd w:id="41"/>
+        <w:t>三、结果与分析</w:t>
+      </w:r>
+      <w:bookmarkEnd w:id="44"/>
     </w:p>
     <w:p>
       <w:pPr>
@@ -8989,23 +9181,14 @@
         <w:spacing w:line="480" w:lineRule="exact"/>
         <w:ind w:firstLineChars="200" w:firstLine="560"/>
         <w:rPr>
-          <w:rFonts w:ascii="楷体" w:eastAsia="楷体" w:hAnsi="楷体"/>
-          <w:color w:val="auto"/>
-          <w:sz w:val="28"/>
-          <w:szCs w:val="28"/>
-        </w:rPr>
-      </w:pPr>
-      <w:bookmarkStart w:id="42" w:name="探索性数据分析"/>
-      <w:bookmarkStart w:id="43" w:name="_Toc228128158"/>
-      <w:r>
-        <w:rPr>
           <w:rFonts w:ascii="楷体" w:eastAsia="楷体" w:hAnsi="楷体" w:hint="eastAsia"/>
           <w:color w:val="auto"/>
           <w:sz w:val="28"/>
           <w:szCs w:val="28"/>
         </w:rPr>
-        <w:t>（一）</w:t>
-      </w:r>
+      </w:pPr>
+      <w:bookmarkStart w:id="45" w:name="探索性数据分析"/>
+      <w:bookmarkStart w:id="46" w:name="_Toc228129976"/>
       <w:r>
         <w:rPr>
           <w:rFonts w:ascii="楷体" w:eastAsia="楷体" w:hAnsi="楷体" w:hint="eastAsia"/>
@@ -9013,9 +9196,9 @@
           <w:sz w:val="28"/>
           <w:szCs w:val="28"/>
         </w:rPr>
-        <w:t>探索性数据分析</w:t>
-      </w:r>
-      <w:bookmarkEnd w:id="43"/>
+        <w:t>（一）探索性数据分析</w:t>
+      </w:r>
+      <w:bookmarkEnd w:id="46"/>
     </w:p>
     <w:p>
       <w:pPr>
@@ -9023,7 +9206,7 @@
         <w:spacing w:line="480" w:lineRule="exact"/>
         <w:ind w:firstLineChars="200" w:firstLine="480"/>
         <w:rPr>
-          <w:rFonts w:ascii="宋体" w:eastAsia="宋体" w:hAnsi="宋体"/>
+          <w:rFonts w:ascii="宋体" w:eastAsia="宋体" w:hAnsi="宋体" w:hint="eastAsia"/>
         </w:rPr>
       </w:pPr>
       <w:r>
@@ -9171,7 +9354,7 @@
         <w:spacing w:line="480" w:lineRule="exact"/>
         <w:ind w:firstLineChars="200" w:firstLine="480"/>
         <w:rPr>
-          <w:rFonts w:ascii="宋体" w:eastAsia="宋体" w:hAnsi="宋体"/>
+          <w:rFonts w:ascii="宋体" w:eastAsia="宋体" w:hAnsi="宋体" w:hint="eastAsia"/>
         </w:rPr>
       </w:pPr>
       <w:r>
@@ -9215,7 +9398,7 @@
         <w:pStyle w:val="a0"/>
         <w:jc w:val="center"/>
         <w:rPr>
-          <w:rFonts w:ascii="宋体" w:eastAsia="宋体" w:hAnsi="宋体"/>
+          <w:rFonts w:ascii="宋体" w:eastAsia="宋体" w:hAnsi="宋体" w:hint="eastAsia"/>
         </w:rPr>
       </w:pPr>
       <w:r>
@@ -9265,7 +9448,7 @@
           </wp:inline>
         </w:drawing>
       </w:r>
-      <w:bookmarkStart w:id="44" w:name="fig:phase2_pchembl_distribution"/>
+      <w:bookmarkStart w:id="47" w:name="fig:phase2_pchembl_distribution"/>
     </w:p>
     <w:p>
       <w:pPr>
@@ -9273,31 +9456,31 @@
         <w:ind w:firstLineChars="200" w:firstLine="480"/>
         <w:jc w:val="center"/>
         <w:rPr>
+          <w:rFonts w:ascii="宋体" w:eastAsia="宋体" w:hAnsi="宋体" w:hint="eastAsia"/>
+        </w:rPr>
+      </w:pPr>
+      <w:r>
+        <w:rPr>
+          <w:rFonts w:ascii="宋体" w:eastAsia="宋体" w:hAnsi="宋体" w:hint="eastAsia"/>
+        </w:rPr>
+        <w:t xml:space="preserve">图1 </w:t>
+      </w:r>
+      <w:proofErr w:type="spellStart"/>
+      <w:r>
+        <w:rPr>
           <w:rFonts w:ascii="宋体" w:eastAsia="宋体" w:hAnsi="宋体"/>
         </w:rPr>
-      </w:pPr>
-      <w:r>
-        <w:rPr>
-          <w:rFonts w:ascii="宋体" w:eastAsia="宋体" w:hAnsi="宋体" w:hint="eastAsia"/>
-        </w:rPr>
-        <w:t xml:space="preserve">图1 </w:t>
-      </w:r>
-      <w:proofErr w:type="spellStart"/>
+        <w:t>pChEMBL</w:t>
+      </w:r>
+      <w:proofErr w:type="spellEnd"/>
       <w:r>
         <w:rPr>
           <w:rFonts w:ascii="宋体" w:eastAsia="宋体" w:hAnsi="宋体"/>
         </w:rPr>
-        <w:t>pChEMBL</w:t>
-      </w:r>
-      <w:proofErr w:type="spellEnd"/>
-      <w:r>
-        <w:rPr>
-          <w:rFonts w:ascii="宋体" w:eastAsia="宋体" w:hAnsi="宋体"/>
-        </w:rPr>
         <w:t>活性值分布</w:t>
       </w:r>
-      <w:bookmarkStart w:id="45" w:name="fig:phase2_lipinski"/>
-      <w:bookmarkEnd w:id="44"/>
+      <w:bookmarkStart w:id="48" w:name="fig:phase2_lipinski"/>
+      <w:bookmarkEnd w:id="47"/>
       <w:r>
         <w:rPr>
           <w:noProof/>
@@ -9351,20 +9534,14 @@
         <w:ind w:firstLineChars="200" w:firstLine="480"/>
         <w:jc w:val="center"/>
         <w:rPr>
-          <w:rFonts w:ascii="宋体" w:eastAsia="宋体" w:hAnsi="宋体"/>
+          <w:rFonts w:ascii="宋体" w:eastAsia="宋体" w:hAnsi="宋体" w:hint="eastAsia"/>
         </w:rPr>
       </w:pPr>
       <w:r>
         <w:rPr>
           <w:rFonts w:ascii="宋体" w:eastAsia="宋体" w:hAnsi="宋体" w:hint="eastAsia"/>
         </w:rPr>
-        <w:t xml:space="preserve">图2 </w:t>
-      </w:r>
-      <w:r>
-        <w:rPr>
-          <w:rFonts w:ascii="宋体" w:eastAsia="宋体" w:hAnsi="宋体" w:hint="eastAsia"/>
-        </w:rPr>
-        <w:t>Lipinski五规则满足情况</w:t>
+        <w:t>图2 Lipinski五规则满足情况</w:t>
       </w:r>
     </w:p>
     <w:p>
@@ -9373,24 +9550,15 @@
         <w:spacing w:line="480" w:lineRule="exact"/>
         <w:ind w:firstLineChars="200" w:firstLine="560"/>
         <w:rPr>
-          <w:rFonts w:ascii="楷体" w:eastAsia="楷体" w:hAnsi="楷体"/>
-          <w:color w:val="auto"/>
-          <w:sz w:val="28"/>
-          <w:szCs w:val="28"/>
-        </w:rPr>
-      </w:pPr>
-      <w:bookmarkStart w:id="46" w:name="_Toc228128159"/>
-      <w:bookmarkEnd w:id="42"/>
-      <w:bookmarkEnd w:id="45"/>
-      <w:r>
-        <w:rPr>
           <w:rFonts w:ascii="楷体" w:eastAsia="楷体" w:hAnsi="楷体" w:hint="eastAsia"/>
           <w:color w:val="auto"/>
           <w:sz w:val="28"/>
           <w:szCs w:val="28"/>
         </w:rPr>
-        <w:t>（二）</w:t>
-      </w:r>
+      </w:pPr>
+      <w:bookmarkStart w:id="49" w:name="_Toc228129977"/>
+      <w:bookmarkEnd w:id="45"/>
+      <w:bookmarkEnd w:id="48"/>
       <w:r>
         <w:rPr>
           <w:rFonts w:ascii="楷体" w:eastAsia="楷体" w:hAnsi="楷体" w:hint="eastAsia"/>
@@ -9398,10 +9566,10 @@
           <w:sz w:val="28"/>
           <w:szCs w:val="28"/>
         </w:rPr>
-        <w:t>单模型性能对比</w:t>
-      </w:r>
-      <w:bookmarkStart w:id="47" w:name="单模型性能对比"/>
-      <w:bookmarkEnd w:id="46"/>
+        <w:t>（二）单模型性能对比</w:t>
+      </w:r>
+      <w:bookmarkStart w:id="50" w:name="单模型性能对比"/>
+      <w:bookmarkEnd w:id="49"/>
     </w:p>
     <w:p>
       <w:pPr>
@@ -9409,7 +9577,7 @@
         <w:spacing w:line="480" w:lineRule="exact"/>
         <w:ind w:firstLineChars="200" w:firstLine="480"/>
         <w:rPr>
-          <w:rFonts w:ascii="宋体" w:eastAsia="宋体" w:hAnsi="宋体"/>
+          <w:rFonts w:ascii="宋体" w:eastAsia="宋体" w:hAnsi="宋体" w:hint="eastAsia"/>
         </w:rPr>
       </w:pPr>
       <w:r>
@@ -9504,7 +9672,7 @@
         </w:rPr>
         <w:t>分别列出了优化前后各单模型在测试集上的回归和分类性能。</w:t>
       </w:r>
-      <w:bookmarkStart w:id="48" w:name="tab:single_reg"/>
+      <w:bookmarkStart w:id="51" w:name="tab:single_reg"/>
     </w:p>
     <w:p>
       <w:pPr>
@@ -9515,17 +9683,32 @@
           <w:rFonts w:ascii="宋体" w:eastAsia="宋体" w:hAnsi="宋体"/>
         </w:rPr>
       </w:pPr>
-      <w:r>
-        <w:rPr>
-          <w:rFonts w:ascii="宋体" w:eastAsia="宋体" w:hAnsi="宋体" w:hint="eastAsia"/>
-        </w:rPr>
-        <w:t xml:space="preserve">表3 </w:t>
-      </w:r>
-      <w:r>
-        <w:rPr>
-          <w:rFonts w:ascii="宋体" w:eastAsia="宋体" w:hAnsi="宋体" w:hint="eastAsia"/>
-        </w:rPr>
-        <w:t>回归任务测试集性能（优化前/优化后）</w:t>
+    </w:p>
+    <w:p>
+      <w:pPr>
+        <w:pStyle w:val="FirstParagraph"/>
+        <w:spacing w:line="480" w:lineRule="exact"/>
+        <w:jc w:val="center"/>
+        <w:rPr>
+          <w:rFonts w:ascii="宋体" w:eastAsia="宋体" w:hAnsi="宋体"/>
+        </w:rPr>
+      </w:pPr>
+    </w:p>
+    <w:p>
+      <w:pPr>
+        <w:pStyle w:val="FirstParagraph"/>
+        <w:spacing w:line="480" w:lineRule="exact"/>
+        <w:jc w:val="center"/>
+        <w:rPr>
+          <w:rFonts w:ascii="宋体" w:eastAsia="宋体" w:hAnsi="宋体" w:hint="eastAsia"/>
+        </w:rPr>
+      </w:pPr>
+      <w:r>
+        <w:rPr>
+          <w:rFonts w:ascii="宋体" w:eastAsia="宋体" w:hAnsi="宋体" w:hint="eastAsia"/>
+        </w:rPr>
+        <w:lastRenderedPageBreak/>
+        <w:t>表3 回归任务测试集性能（优化前/优化后）</w:t>
       </w:r>
     </w:p>
     <w:tbl>
@@ -9561,7 +9744,7 @@
               <w:spacing w:line="480" w:lineRule="exact"/>
               <w:jc w:val="center"/>
               <w:rPr>
-                <w:rFonts w:ascii="宋体" w:eastAsia="宋体" w:hAnsi="宋体"/>
+                <w:rFonts w:ascii="宋体" w:eastAsia="宋体" w:hAnsi="宋体" w:hint="eastAsia"/>
                 <w:sz w:val="21"/>
                 <w:szCs w:val="21"/>
               </w:rPr>
@@ -9590,7 +9773,7 @@
               <w:spacing w:line="480" w:lineRule="exact"/>
               <w:jc w:val="center"/>
               <w:rPr>
-                <w:rFonts w:ascii="宋体" w:eastAsia="宋体" w:hAnsi="宋体"/>
+                <w:rFonts w:ascii="宋体" w:eastAsia="宋体" w:hAnsi="宋体" w:hint="eastAsia"/>
                 <w:sz w:val="21"/>
                 <w:szCs w:val="21"/>
               </w:rPr>
@@ -9620,7 +9803,7 @@
               <w:spacing w:line="480" w:lineRule="exact"/>
               <w:jc w:val="center"/>
               <w:rPr>
-                <w:rFonts w:ascii="宋体" w:eastAsia="宋体" w:hAnsi="宋体"/>
+                <w:rFonts w:ascii="宋体" w:eastAsia="宋体" w:hAnsi="宋体" w:hint="eastAsia"/>
                 <w:sz w:val="21"/>
                 <w:szCs w:val="21"/>
               </w:rPr>
@@ -9653,18 +9836,17 @@
               <w:spacing w:line="480" w:lineRule="exact"/>
               <w:jc w:val="center"/>
               <w:rPr>
-                <w:rFonts w:ascii="宋体" w:eastAsia="宋体" w:hAnsi="宋体"/>
-                <w:sz w:val="21"/>
-                <w:szCs w:val="21"/>
-              </w:rPr>
-            </w:pPr>
-            <w:r>
-              <w:rPr>
-                <w:rFonts w:ascii="宋体" w:eastAsia="宋体" w:hAnsi="宋体"/>
-                <w:sz w:val="21"/>
-                <w:szCs w:val="21"/>
-              </w:rPr>
-              <w:lastRenderedPageBreak/>
+                <w:rFonts w:ascii="宋体" w:eastAsia="宋体" w:hAnsi="宋体" w:hint="eastAsia"/>
+                <w:sz w:val="21"/>
+                <w:szCs w:val="21"/>
+              </w:rPr>
+            </w:pPr>
+            <w:r>
+              <w:rPr>
+                <w:rFonts w:ascii="宋体" w:eastAsia="宋体" w:hAnsi="宋体"/>
+                <w:sz w:val="21"/>
+                <w:szCs w:val="21"/>
+              </w:rPr>
               <w:t>2-4(lr)5-7</w:t>
             </w:r>
           </w:p>
@@ -9679,7 +9861,7 @@
               <w:spacing w:line="480" w:lineRule="exact"/>
               <w:jc w:val="center"/>
               <w:rPr>
-                <w:rFonts w:ascii="宋体" w:eastAsia="宋体" w:hAnsi="宋体"/>
+                <w:rFonts w:ascii="宋体" w:eastAsia="宋体" w:hAnsi="宋体" w:hint="eastAsia"/>
                 <w:sz w:val="21"/>
                 <w:szCs w:val="21"/>
               </w:rPr>
@@ -9731,7 +9913,7 @@
               <w:spacing w:line="480" w:lineRule="exact"/>
               <w:jc w:val="center"/>
               <w:rPr>
-                <w:rFonts w:ascii="宋体" w:eastAsia="宋体" w:hAnsi="宋体"/>
+                <w:rFonts w:ascii="宋体" w:eastAsia="宋体" w:hAnsi="宋体" w:hint="eastAsia"/>
                 <w:sz w:val="21"/>
                 <w:szCs w:val="21"/>
               </w:rPr>
@@ -9756,7 +9938,7 @@
               <w:spacing w:line="480" w:lineRule="exact"/>
               <w:jc w:val="center"/>
               <w:rPr>
-                <w:rFonts w:ascii="宋体" w:eastAsia="宋体" w:hAnsi="宋体"/>
+                <w:rFonts w:ascii="宋体" w:eastAsia="宋体" w:hAnsi="宋体" w:hint="eastAsia"/>
                 <w:sz w:val="21"/>
                 <w:szCs w:val="21"/>
               </w:rPr>
@@ -9781,7 +9963,7 @@
               <w:spacing w:line="480" w:lineRule="exact"/>
               <w:jc w:val="center"/>
               <w:rPr>
-                <w:rFonts w:ascii="宋体" w:eastAsia="宋体" w:hAnsi="宋体"/>
+                <w:rFonts w:ascii="宋体" w:eastAsia="宋体" w:hAnsi="宋体" w:hint="eastAsia"/>
                 <w:sz w:val="21"/>
                 <w:szCs w:val="21"/>
               </w:rPr>
@@ -9833,7 +10015,7 @@
               <w:spacing w:line="480" w:lineRule="exact"/>
               <w:jc w:val="center"/>
               <w:rPr>
-                <w:rFonts w:ascii="宋体" w:eastAsia="宋体" w:hAnsi="宋体"/>
+                <w:rFonts w:ascii="宋体" w:eastAsia="宋体" w:hAnsi="宋体" w:hint="eastAsia"/>
                 <w:sz w:val="21"/>
                 <w:szCs w:val="21"/>
               </w:rPr>
@@ -9861,7 +10043,7 @@
               <w:spacing w:line="480" w:lineRule="exact"/>
               <w:jc w:val="center"/>
               <w:rPr>
-                <w:rFonts w:ascii="宋体" w:eastAsia="宋体" w:hAnsi="宋体"/>
+                <w:rFonts w:ascii="宋体" w:eastAsia="宋体" w:hAnsi="宋体" w:hint="eastAsia"/>
                 <w:sz w:val="21"/>
                 <w:szCs w:val="21"/>
               </w:rPr>
@@ -9894,7 +10076,7 @@
               <w:spacing w:line="480" w:lineRule="exact"/>
               <w:jc w:val="center"/>
               <w:rPr>
-                <w:rFonts w:ascii="宋体" w:eastAsia="宋体" w:hAnsi="宋体"/>
+                <w:rFonts w:ascii="宋体" w:eastAsia="宋体" w:hAnsi="宋体" w:hint="eastAsia"/>
                 <w:sz w:val="21"/>
                 <w:szCs w:val="21"/>
               </w:rPr>
@@ -9919,7 +10101,7 @@
               <w:spacing w:line="480" w:lineRule="exact"/>
               <w:jc w:val="center"/>
               <w:rPr>
-                <w:rFonts w:ascii="宋体" w:eastAsia="宋体" w:hAnsi="宋体"/>
+                <w:rFonts w:ascii="宋体" w:eastAsia="宋体" w:hAnsi="宋体" w:hint="eastAsia"/>
                 <w:sz w:val="21"/>
                 <w:szCs w:val="21"/>
               </w:rPr>
@@ -9944,7 +10126,7 @@
               <w:spacing w:line="480" w:lineRule="exact"/>
               <w:jc w:val="center"/>
               <w:rPr>
-                <w:rFonts w:ascii="宋体" w:eastAsia="宋体" w:hAnsi="宋体"/>
+                <w:rFonts w:ascii="宋体" w:eastAsia="宋体" w:hAnsi="宋体" w:hint="eastAsia"/>
                 <w:sz w:val="21"/>
                 <w:szCs w:val="21"/>
               </w:rPr>
@@ -9969,7 +10151,7 @@
               <w:spacing w:line="480" w:lineRule="exact"/>
               <w:jc w:val="center"/>
               <w:rPr>
-                <w:rFonts w:ascii="宋体" w:eastAsia="宋体" w:hAnsi="宋体"/>
+                <w:rFonts w:ascii="宋体" w:eastAsia="宋体" w:hAnsi="宋体" w:hint="eastAsia"/>
                 <w:sz w:val="21"/>
                 <w:szCs w:val="21"/>
               </w:rPr>
@@ -9994,7 +10176,7 @@
               <w:spacing w:line="480" w:lineRule="exact"/>
               <w:jc w:val="center"/>
               <w:rPr>
-                <w:rFonts w:ascii="宋体" w:eastAsia="宋体" w:hAnsi="宋体"/>
+                <w:rFonts w:ascii="宋体" w:eastAsia="宋体" w:hAnsi="宋体" w:hint="eastAsia"/>
                 <w:sz w:val="21"/>
                 <w:szCs w:val="21"/>
               </w:rPr>
@@ -10019,7 +10201,7 @@
               <w:spacing w:line="480" w:lineRule="exact"/>
               <w:jc w:val="center"/>
               <w:rPr>
-                <w:rFonts w:ascii="宋体" w:eastAsia="宋体" w:hAnsi="宋体"/>
+                <w:rFonts w:ascii="宋体" w:eastAsia="宋体" w:hAnsi="宋体" w:hint="eastAsia"/>
                 <w:sz w:val="21"/>
                 <w:szCs w:val="21"/>
               </w:rPr>
@@ -10047,7 +10229,7 @@
               <w:spacing w:line="480" w:lineRule="exact"/>
               <w:jc w:val="center"/>
               <w:rPr>
-                <w:rFonts w:ascii="宋体" w:eastAsia="宋体" w:hAnsi="宋体"/>
+                <w:rFonts w:ascii="宋体" w:eastAsia="宋体" w:hAnsi="宋体" w:hint="eastAsia"/>
                 <w:sz w:val="21"/>
                 <w:szCs w:val="21"/>
               </w:rPr>
@@ -10080,7 +10262,7 @@
               <w:spacing w:line="480" w:lineRule="exact"/>
               <w:jc w:val="center"/>
               <w:rPr>
-                <w:rFonts w:ascii="宋体" w:eastAsia="宋体" w:hAnsi="宋体"/>
+                <w:rFonts w:ascii="宋体" w:eastAsia="宋体" w:hAnsi="宋体" w:hint="eastAsia"/>
                 <w:sz w:val="21"/>
                 <w:szCs w:val="21"/>
               </w:rPr>
@@ -10105,7 +10287,7 @@
               <w:spacing w:line="480" w:lineRule="exact"/>
               <w:jc w:val="center"/>
               <w:rPr>
-                <w:rFonts w:ascii="宋体" w:eastAsia="宋体" w:hAnsi="宋体"/>
+                <w:rFonts w:ascii="宋体" w:eastAsia="宋体" w:hAnsi="宋体" w:hint="eastAsia"/>
                 <w:sz w:val="21"/>
                 <w:szCs w:val="21"/>
               </w:rPr>
@@ -10130,7 +10312,7 @@
               <w:spacing w:line="480" w:lineRule="exact"/>
               <w:jc w:val="center"/>
               <w:rPr>
-                <w:rFonts w:ascii="宋体" w:eastAsia="宋体" w:hAnsi="宋体"/>
+                <w:rFonts w:ascii="宋体" w:eastAsia="宋体" w:hAnsi="宋体" w:hint="eastAsia"/>
                 <w:sz w:val="21"/>
                 <w:szCs w:val="21"/>
               </w:rPr>
@@ -10155,7 +10337,7 @@
               <w:spacing w:line="480" w:lineRule="exact"/>
               <w:jc w:val="center"/>
               <w:rPr>
-                <w:rFonts w:ascii="宋体" w:eastAsia="宋体" w:hAnsi="宋体"/>
+                <w:rFonts w:ascii="宋体" w:eastAsia="宋体" w:hAnsi="宋体" w:hint="eastAsia"/>
                 <w:sz w:val="21"/>
                 <w:szCs w:val="21"/>
               </w:rPr>
@@ -10180,7 +10362,7 @@
               <w:spacing w:line="480" w:lineRule="exact"/>
               <w:jc w:val="center"/>
               <w:rPr>
-                <w:rFonts w:ascii="宋体" w:eastAsia="宋体" w:hAnsi="宋体"/>
+                <w:rFonts w:ascii="宋体" w:eastAsia="宋体" w:hAnsi="宋体" w:hint="eastAsia"/>
                 <w:sz w:val="21"/>
                 <w:szCs w:val="21"/>
               </w:rPr>
@@ -10205,7 +10387,7 @@
               <w:spacing w:line="480" w:lineRule="exact"/>
               <w:jc w:val="center"/>
               <w:rPr>
-                <w:rFonts w:ascii="宋体" w:eastAsia="宋体" w:hAnsi="宋体"/>
+                <w:rFonts w:ascii="宋体" w:eastAsia="宋体" w:hAnsi="宋体" w:hint="eastAsia"/>
                 <w:sz w:val="21"/>
                 <w:szCs w:val="21"/>
               </w:rPr>
@@ -10233,7 +10415,7 @@
               <w:spacing w:line="480" w:lineRule="exact"/>
               <w:jc w:val="center"/>
               <w:rPr>
-                <w:rFonts w:ascii="宋体" w:eastAsia="宋体" w:hAnsi="宋体"/>
+                <w:rFonts w:ascii="宋体" w:eastAsia="宋体" w:hAnsi="宋体" w:hint="eastAsia"/>
                 <w:sz w:val="21"/>
                 <w:szCs w:val="21"/>
               </w:rPr>
@@ -10266,7 +10448,7 @@
               <w:spacing w:line="480" w:lineRule="exact"/>
               <w:jc w:val="center"/>
               <w:rPr>
-                <w:rFonts w:ascii="宋体" w:eastAsia="宋体" w:hAnsi="宋体"/>
+                <w:rFonts w:ascii="宋体" w:eastAsia="宋体" w:hAnsi="宋体" w:hint="eastAsia"/>
                 <w:sz w:val="21"/>
                 <w:szCs w:val="21"/>
               </w:rPr>
@@ -10291,7 +10473,7 @@
               <w:spacing w:line="480" w:lineRule="exact"/>
               <w:jc w:val="center"/>
               <w:rPr>
-                <w:rFonts w:ascii="宋体" w:eastAsia="宋体" w:hAnsi="宋体"/>
+                <w:rFonts w:ascii="宋体" w:eastAsia="宋体" w:hAnsi="宋体" w:hint="eastAsia"/>
                 <w:sz w:val="21"/>
                 <w:szCs w:val="21"/>
               </w:rPr>
@@ -10316,7 +10498,7 @@
               <w:spacing w:line="480" w:lineRule="exact"/>
               <w:jc w:val="center"/>
               <w:rPr>
-                <w:rFonts w:ascii="宋体" w:eastAsia="宋体" w:hAnsi="宋体"/>
+                <w:rFonts w:ascii="宋体" w:eastAsia="宋体" w:hAnsi="宋体" w:hint="eastAsia"/>
                 <w:sz w:val="21"/>
                 <w:szCs w:val="21"/>
               </w:rPr>
@@ -10341,7 +10523,7 @@
               <w:spacing w:line="480" w:lineRule="exact"/>
               <w:jc w:val="center"/>
               <w:rPr>
-                <w:rFonts w:ascii="宋体" w:eastAsia="宋体" w:hAnsi="宋体"/>
+                <w:rFonts w:ascii="宋体" w:eastAsia="宋体" w:hAnsi="宋体" w:hint="eastAsia"/>
                 <w:sz w:val="21"/>
                 <w:szCs w:val="21"/>
               </w:rPr>
@@ -10366,7 +10548,7 @@
               <w:spacing w:line="480" w:lineRule="exact"/>
               <w:jc w:val="center"/>
               <w:rPr>
-                <w:rFonts w:ascii="宋体" w:eastAsia="宋体" w:hAnsi="宋体"/>
+                <w:rFonts w:ascii="宋体" w:eastAsia="宋体" w:hAnsi="宋体" w:hint="eastAsia"/>
                 <w:sz w:val="21"/>
                 <w:szCs w:val="21"/>
               </w:rPr>
@@ -10391,7 +10573,7 @@
               <w:spacing w:line="480" w:lineRule="exact"/>
               <w:jc w:val="center"/>
               <w:rPr>
-                <w:rFonts w:ascii="宋体" w:eastAsia="宋体" w:hAnsi="宋体"/>
+                <w:rFonts w:ascii="宋体" w:eastAsia="宋体" w:hAnsi="宋体" w:hint="eastAsia"/>
                 <w:sz w:val="21"/>
                 <w:szCs w:val="21"/>
               </w:rPr>
@@ -10419,7 +10601,7 @@
               <w:spacing w:line="480" w:lineRule="exact"/>
               <w:jc w:val="center"/>
               <w:rPr>
-                <w:rFonts w:ascii="宋体" w:eastAsia="宋体" w:hAnsi="宋体"/>
+                <w:rFonts w:ascii="宋体" w:eastAsia="宋体" w:hAnsi="宋体" w:hint="eastAsia"/>
                 <w:sz w:val="21"/>
                 <w:szCs w:val="21"/>
               </w:rPr>
@@ -10452,7 +10634,7 @@
               <w:spacing w:line="480" w:lineRule="exact"/>
               <w:jc w:val="center"/>
               <w:rPr>
-                <w:rFonts w:ascii="宋体" w:eastAsia="宋体" w:hAnsi="宋体"/>
+                <w:rFonts w:ascii="宋体" w:eastAsia="宋体" w:hAnsi="宋体" w:hint="eastAsia"/>
                 <w:sz w:val="21"/>
                 <w:szCs w:val="21"/>
               </w:rPr>
@@ -10477,7 +10659,7 @@
               <w:spacing w:line="480" w:lineRule="exact"/>
               <w:jc w:val="center"/>
               <w:rPr>
-                <w:rFonts w:ascii="宋体" w:eastAsia="宋体" w:hAnsi="宋体"/>
+                <w:rFonts w:ascii="宋体" w:eastAsia="宋体" w:hAnsi="宋体" w:hint="eastAsia"/>
                 <w:sz w:val="21"/>
                 <w:szCs w:val="21"/>
               </w:rPr>
@@ -10502,7 +10684,7 @@
               <w:spacing w:line="480" w:lineRule="exact"/>
               <w:jc w:val="center"/>
               <w:rPr>
-                <w:rFonts w:ascii="宋体" w:eastAsia="宋体" w:hAnsi="宋体"/>
+                <w:rFonts w:ascii="宋体" w:eastAsia="宋体" w:hAnsi="宋体" w:hint="eastAsia"/>
                 <w:sz w:val="21"/>
                 <w:szCs w:val="21"/>
               </w:rPr>
@@ -10527,7 +10709,7 @@
               <w:spacing w:line="480" w:lineRule="exact"/>
               <w:jc w:val="center"/>
               <w:rPr>
-                <w:rFonts w:ascii="宋体" w:eastAsia="宋体" w:hAnsi="宋体"/>
+                <w:rFonts w:ascii="宋体" w:eastAsia="宋体" w:hAnsi="宋体" w:hint="eastAsia"/>
                 <w:sz w:val="21"/>
                 <w:szCs w:val="21"/>
               </w:rPr>
@@ -10552,7 +10734,7 @@
               <w:spacing w:line="480" w:lineRule="exact"/>
               <w:jc w:val="center"/>
               <w:rPr>
-                <w:rFonts w:ascii="宋体" w:eastAsia="宋体" w:hAnsi="宋体"/>
+                <w:rFonts w:ascii="宋体" w:eastAsia="宋体" w:hAnsi="宋体" w:hint="eastAsia"/>
                 <w:sz w:val="21"/>
                 <w:szCs w:val="21"/>
               </w:rPr>
@@ -10577,7 +10759,7 @@
               <w:spacing w:line="480" w:lineRule="exact"/>
               <w:jc w:val="center"/>
               <w:rPr>
-                <w:rFonts w:ascii="宋体" w:eastAsia="宋体" w:hAnsi="宋体"/>
+                <w:rFonts w:ascii="宋体" w:eastAsia="宋体" w:hAnsi="宋体" w:hint="eastAsia"/>
                 <w:sz w:val="21"/>
                 <w:szCs w:val="21"/>
               </w:rPr>
@@ -10605,7 +10787,7 @@
               <w:spacing w:line="480" w:lineRule="exact"/>
               <w:jc w:val="center"/>
               <w:rPr>
-                <w:rFonts w:ascii="宋体" w:eastAsia="宋体" w:hAnsi="宋体"/>
+                <w:rFonts w:ascii="宋体" w:eastAsia="宋体" w:hAnsi="宋体" w:hint="eastAsia"/>
                 <w:sz w:val="21"/>
                 <w:szCs w:val="21"/>
               </w:rPr>
@@ -10639,7 +10821,7 @@
               <w:spacing w:line="480" w:lineRule="exact"/>
               <w:jc w:val="center"/>
               <w:rPr>
-                <w:rFonts w:ascii="宋体" w:eastAsia="宋体" w:hAnsi="宋体"/>
+                <w:rFonts w:ascii="宋体" w:eastAsia="宋体" w:hAnsi="宋体" w:hint="eastAsia"/>
                 <w:sz w:val="21"/>
                 <w:szCs w:val="21"/>
               </w:rPr>
@@ -10667,7 +10849,7 @@
               <w:spacing w:line="480" w:lineRule="exact"/>
               <w:jc w:val="center"/>
               <w:rPr>
-                <w:rFonts w:ascii="宋体" w:eastAsia="宋体" w:hAnsi="宋体"/>
+                <w:rFonts w:ascii="宋体" w:eastAsia="宋体" w:hAnsi="宋体" w:hint="eastAsia"/>
                 <w:sz w:val="21"/>
                 <w:szCs w:val="21"/>
               </w:rPr>
@@ -10695,7 +10877,7 @@
               <w:spacing w:line="480" w:lineRule="exact"/>
               <w:jc w:val="center"/>
               <w:rPr>
-                <w:rFonts w:ascii="宋体" w:eastAsia="宋体" w:hAnsi="宋体"/>
+                <w:rFonts w:ascii="宋体" w:eastAsia="宋体" w:hAnsi="宋体" w:hint="eastAsia"/>
                 <w:sz w:val="21"/>
                 <w:szCs w:val="21"/>
               </w:rPr>
@@ -10723,7 +10905,7 @@
               <w:spacing w:line="480" w:lineRule="exact"/>
               <w:jc w:val="center"/>
               <w:rPr>
-                <w:rFonts w:ascii="宋体" w:eastAsia="宋体" w:hAnsi="宋体"/>
+                <w:rFonts w:ascii="宋体" w:eastAsia="宋体" w:hAnsi="宋体" w:hint="eastAsia"/>
                 <w:sz w:val="21"/>
                 <w:szCs w:val="21"/>
               </w:rPr>
@@ -10751,7 +10933,7 @@
               <w:spacing w:line="480" w:lineRule="exact"/>
               <w:jc w:val="center"/>
               <w:rPr>
-                <w:rFonts w:ascii="宋体" w:eastAsia="宋体" w:hAnsi="宋体"/>
+                <w:rFonts w:ascii="宋体" w:eastAsia="宋体" w:hAnsi="宋体" w:hint="eastAsia"/>
                 <w:sz w:val="21"/>
                 <w:szCs w:val="21"/>
               </w:rPr>
@@ -10781,7 +10963,7 @@
               <w:spacing w:line="480" w:lineRule="exact"/>
               <w:jc w:val="center"/>
               <w:rPr>
-                <w:rFonts w:ascii="宋体" w:eastAsia="宋体" w:hAnsi="宋体"/>
+                <w:rFonts w:ascii="宋体" w:eastAsia="宋体" w:hAnsi="宋体" w:hint="eastAsia"/>
                 <w:sz w:val="21"/>
                 <w:szCs w:val="21"/>
               </w:rPr>
@@ -10812,7 +10994,7 @@
               <w:spacing w:line="480" w:lineRule="exact"/>
               <w:jc w:val="center"/>
               <w:rPr>
-                <w:rFonts w:ascii="宋体" w:eastAsia="宋体" w:hAnsi="宋体"/>
+                <w:rFonts w:ascii="宋体" w:eastAsia="宋体" w:hAnsi="宋体" w:hint="eastAsia"/>
                 <w:sz w:val="21"/>
                 <w:szCs w:val="21"/>
               </w:rPr>
@@ -10848,7 +11030,7 @@
               <w:spacing w:line="480" w:lineRule="exact"/>
               <w:jc w:val="center"/>
               <w:rPr>
-                <w:rFonts w:ascii="宋体" w:eastAsia="宋体" w:hAnsi="宋体"/>
+                <w:rFonts w:ascii="宋体" w:eastAsia="宋体" w:hAnsi="宋体" w:hint="eastAsia"/>
                 <w:sz w:val="21"/>
                 <w:szCs w:val="21"/>
               </w:rPr>
@@ -10876,7 +11058,7 @@
               <w:spacing w:line="480" w:lineRule="exact"/>
               <w:jc w:val="center"/>
               <w:rPr>
-                <w:rFonts w:ascii="宋体" w:eastAsia="宋体" w:hAnsi="宋体"/>
+                <w:rFonts w:ascii="宋体" w:eastAsia="宋体" w:hAnsi="宋体" w:hint="eastAsia"/>
                 <w:sz w:val="21"/>
                 <w:szCs w:val="21"/>
               </w:rPr>
@@ -10904,7 +11086,7 @@
               <w:spacing w:line="480" w:lineRule="exact"/>
               <w:jc w:val="center"/>
               <w:rPr>
-                <w:rFonts w:ascii="宋体" w:eastAsia="宋体" w:hAnsi="宋体"/>
+                <w:rFonts w:ascii="宋体" w:eastAsia="宋体" w:hAnsi="宋体" w:hint="eastAsia"/>
                 <w:sz w:val="21"/>
                 <w:szCs w:val="21"/>
               </w:rPr>
@@ -10932,7 +11114,7 @@
               <w:spacing w:line="480" w:lineRule="exact"/>
               <w:jc w:val="center"/>
               <w:rPr>
-                <w:rFonts w:ascii="宋体" w:eastAsia="宋体" w:hAnsi="宋体"/>
+                <w:rFonts w:ascii="宋体" w:eastAsia="宋体" w:hAnsi="宋体" w:hint="eastAsia"/>
                 <w:sz w:val="21"/>
                 <w:szCs w:val="21"/>
               </w:rPr>
@@ -10960,7 +11142,7 @@
               <w:spacing w:line="480" w:lineRule="exact"/>
               <w:jc w:val="center"/>
               <w:rPr>
-                <w:rFonts w:ascii="宋体" w:eastAsia="宋体" w:hAnsi="宋体"/>
+                <w:rFonts w:ascii="宋体" w:eastAsia="宋体" w:hAnsi="宋体" w:hint="eastAsia"/>
                 <w:sz w:val="21"/>
                 <w:szCs w:val="21"/>
               </w:rPr>
@@ -10988,7 +11170,7 @@
               <w:spacing w:line="480" w:lineRule="exact"/>
               <w:jc w:val="center"/>
               <w:rPr>
-                <w:rFonts w:ascii="宋体" w:eastAsia="宋体" w:hAnsi="宋体"/>
+                <w:rFonts w:ascii="宋体" w:eastAsia="宋体" w:hAnsi="宋体" w:hint="eastAsia"/>
                 <w:sz w:val="21"/>
                 <w:szCs w:val="21"/>
               </w:rPr>
@@ -11017,7 +11199,7 @@
               <w:spacing w:line="480" w:lineRule="exact"/>
               <w:jc w:val="center"/>
               <w:rPr>
-                <w:rFonts w:ascii="宋体" w:eastAsia="宋体" w:hAnsi="宋体"/>
+                <w:rFonts w:ascii="宋体" w:eastAsia="宋体" w:hAnsi="宋体" w:hint="eastAsia"/>
                 <w:sz w:val="21"/>
                 <w:szCs w:val="21"/>
               </w:rPr>
@@ -11040,28 +11222,16 @@
         <w:spacing w:line="480" w:lineRule="exact"/>
         <w:jc w:val="center"/>
         <w:rPr>
-          <w:rFonts w:ascii="宋体" w:eastAsia="宋体" w:hAnsi="宋体"/>
+          <w:rFonts w:ascii="宋体" w:eastAsia="宋体" w:hAnsi="宋体" w:hint="eastAsia"/>
         </w:rPr>
       </w:pPr>
-      <w:bookmarkStart w:id="49" w:name="tab:single_cls"/>
-      <w:bookmarkEnd w:id="48"/>
-      <w:r>
-        <w:rPr>
-          <w:rFonts w:ascii="宋体" w:eastAsia="宋体" w:hAnsi="宋体" w:hint="eastAsia"/>
-        </w:rPr>
-        <w:t>表</w:t>
-      </w:r>
-      <w:r>
-        <w:rPr>
-          <w:rFonts w:ascii="宋体" w:eastAsia="宋体" w:hAnsi="宋体" w:hint="eastAsia"/>
-        </w:rPr>
-        <w:t>4 分类</w:t>
-      </w:r>
-      <w:r>
-        <w:rPr>
-          <w:rFonts w:ascii="宋体" w:eastAsia="宋体" w:hAnsi="宋体" w:hint="eastAsia"/>
-        </w:rPr>
-        <w:t>任务测试集性能（优化前/优化后）</w:t>
+      <w:bookmarkStart w:id="52" w:name="tab:single_cls"/>
+      <w:bookmarkEnd w:id="51"/>
+      <w:r>
+        <w:rPr>
+          <w:rFonts w:ascii="宋体" w:eastAsia="宋体" w:hAnsi="宋体" w:hint="eastAsia"/>
+        </w:rPr>
+        <w:t>表4 分类任务测试集性能（优化前/优化后）</w:t>
       </w:r>
     </w:p>
     <w:tbl>
@@ -11099,7 +11269,7 @@
               <w:spacing w:line="480" w:lineRule="exact"/>
               <w:jc w:val="center"/>
               <w:rPr>
-                <w:rFonts w:ascii="宋体" w:eastAsia="宋体" w:hAnsi="宋体"/>
+                <w:rFonts w:ascii="宋体" w:eastAsia="宋体" w:hAnsi="宋体" w:hint="eastAsia"/>
                 <w:sz w:val="21"/>
                 <w:szCs w:val="21"/>
               </w:rPr>
@@ -11125,7 +11295,7 @@
               <w:spacing w:line="480" w:lineRule="exact"/>
               <w:jc w:val="center"/>
               <w:rPr>
-                <w:rFonts w:ascii="宋体" w:eastAsia="宋体" w:hAnsi="宋体"/>
+                <w:rFonts w:ascii="宋体" w:eastAsia="宋体" w:hAnsi="宋体" w:hint="eastAsia"/>
                 <w:sz w:val="21"/>
                 <w:szCs w:val="21"/>
               </w:rPr>
@@ -11151,7 +11321,7 @@
               <w:spacing w:line="480" w:lineRule="exact"/>
               <w:jc w:val="center"/>
               <w:rPr>
-                <w:rFonts w:ascii="宋体" w:eastAsia="宋体" w:hAnsi="宋体"/>
+                <w:rFonts w:ascii="宋体" w:eastAsia="宋体" w:hAnsi="宋体" w:hint="eastAsia"/>
                 <w:sz w:val="21"/>
                 <w:szCs w:val="21"/>
               </w:rPr>
@@ -11181,7 +11351,7 @@
               <w:spacing w:line="480" w:lineRule="exact"/>
               <w:jc w:val="center"/>
               <w:rPr>
-                <w:rFonts w:ascii="宋体" w:eastAsia="宋体" w:hAnsi="宋体"/>
+                <w:rFonts w:ascii="宋体" w:eastAsia="宋体" w:hAnsi="宋体" w:hint="eastAsia"/>
                 <w:sz w:val="21"/>
                 <w:szCs w:val="21"/>
               </w:rPr>
@@ -11206,7 +11376,7 @@
               <w:spacing w:line="480" w:lineRule="exact"/>
               <w:jc w:val="center"/>
               <w:rPr>
-                <w:rFonts w:ascii="宋体" w:eastAsia="宋体" w:hAnsi="宋体"/>
+                <w:rFonts w:ascii="宋体" w:eastAsia="宋体" w:hAnsi="宋体" w:hint="eastAsia"/>
                 <w:sz w:val="21"/>
                 <w:szCs w:val="21"/>
               </w:rPr>
@@ -11231,7 +11401,7 @@
               <w:spacing w:line="480" w:lineRule="exact"/>
               <w:jc w:val="center"/>
               <w:rPr>
-                <w:rFonts w:ascii="宋体" w:eastAsia="宋体" w:hAnsi="宋体"/>
+                <w:rFonts w:ascii="宋体" w:eastAsia="宋体" w:hAnsi="宋体" w:hint="eastAsia"/>
                 <w:sz w:val="21"/>
                 <w:szCs w:val="21"/>
               </w:rPr>
@@ -11256,7 +11426,7 @@
               <w:spacing w:line="480" w:lineRule="exact"/>
               <w:jc w:val="center"/>
               <w:rPr>
-                <w:rFonts w:ascii="宋体" w:eastAsia="宋体" w:hAnsi="宋体"/>
+                <w:rFonts w:ascii="宋体" w:eastAsia="宋体" w:hAnsi="宋体" w:hint="eastAsia"/>
                 <w:sz w:val="21"/>
                 <w:szCs w:val="21"/>
               </w:rPr>
@@ -11281,7 +11451,7 @@
               <w:spacing w:line="480" w:lineRule="exact"/>
               <w:jc w:val="center"/>
               <w:rPr>
-                <w:rFonts w:ascii="宋体" w:eastAsia="宋体" w:hAnsi="宋体"/>
+                <w:rFonts w:ascii="宋体" w:eastAsia="宋体" w:hAnsi="宋体" w:hint="eastAsia"/>
                 <w:sz w:val="21"/>
                 <w:szCs w:val="21"/>
               </w:rPr>
@@ -11306,7 +11476,7 @@
               <w:spacing w:line="480" w:lineRule="exact"/>
               <w:jc w:val="center"/>
               <w:rPr>
-                <w:rFonts w:ascii="宋体" w:eastAsia="宋体" w:hAnsi="宋体"/>
+                <w:rFonts w:ascii="宋体" w:eastAsia="宋体" w:hAnsi="宋体" w:hint="eastAsia"/>
                 <w:sz w:val="21"/>
                 <w:szCs w:val="21"/>
               </w:rPr>
@@ -11331,7 +11501,7 @@
               <w:spacing w:line="480" w:lineRule="exact"/>
               <w:jc w:val="center"/>
               <w:rPr>
-                <w:rFonts w:ascii="宋体" w:eastAsia="宋体" w:hAnsi="宋体"/>
+                <w:rFonts w:ascii="宋体" w:eastAsia="宋体" w:hAnsi="宋体" w:hint="eastAsia"/>
                 <w:sz w:val="21"/>
                 <w:szCs w:val="21"/>
               </w:rPr>
@@ -11361,7 +11531,7 @@
               <w:spacing w:line="480" w:lineRule="exact"/>
               <w:jc w:val="center"/>
               <w:rPr>
-                <w:rFonts w:ascii="宋体" w:eastAsia="宋体" w:hAnsi="宋体"/>
+                <w:rFonts w:ascii="宋体" w:eastAsia="宋体" w:hAnsi="宋体" w:hint="eastAsia"/>
                 <w:sz w:val="21"/>
                 <w:szCs w:val="21"/>
               </w:rPr>
@@ -11386,7 +11556,7 @@
               <w:spacing w:line="480" w:lineRule="exact"/>
               <w:jc w:val="center"/>
               <w:rPr>
-                <w:rFonts w:ascii="宋体" w:eastAsia="宋体" w:hAnsi="宋体"/>
+                <w:rFonts w:ascii="宋体" w:eastAsia="宋体" w:hAnsi="宋体" w:hint="eastAsia"/>
                 <w:sz w:val="21"/>
                 <w:szCs w:val="21"/>
               </w:rPr>
@@ -11411,7 +11581,7 @@
               <w:spacing w:line="480" w:lineRule="exact"/>
               <w:jc w:val="center"/>
               <w:rPr>
-                <w:rFonts w:ascii="宋体" w:eastAsia="宋体" w:hAnsi="宋体"/>
+                <w:rFonts w:ascii="宋体" w:eastAsia="宋体" w:hAnsi="宋体" w:hint="eastAsia"/>
                 <w:sz w:val="21"/>
                 <w:szCs w:val="21"/>
               </w:rPr>
@@ -11436,7 +11606,7 @@
               <w:spacing w:line="480" w:lineRule="exact"/>
               <w:jc w:val="center"/>
               <w:rPr>
-                <w:rFonts w:ascii="宋体" w:eastAsia="宋体" w:hAnsi="宋体"/>
+                <w:rFonts w:ascii="宋体" w:eastAsia="宋体" w:hAnsi="宋体" w:hint="eastAsia"/>
                 <w:sz w:val="21"/>
                 <w:szCs w:val="21"/>
               </w:rPr>
@@ -11461,7 +11631,7 @@
               <w:spacing w:line="480" w:lineRule="exact"/>
               <w:jc w:val="center"/>
               <w:rPr>
-                <w:rFonts w:ascii="宋体" w:eastAsia="宋体" w:hAnsi="宋体"/>
+                <w:rFonts w:ascii="宋体" w:eastAsia="宋体" w:hAnsi="宋体" w:hint="eastAsia"/>
                 <w:sz w:val="21"/>
                 <w:szCs w:val="21"/>
               </w:rPr>
@@ -11486,7 +11656,7 @@
               <w:spacing w:line="480" w:lineRule="exact"/>
               <w:jc w:val="center"/>
               <w:rPr>
-                <w:rFonts w:ascii="宋体" w:eastAsia="宋体" w:hAnsi="宋体"/>
+                <w:rFonts w:ascii="宋体" w:eastAsia="宋体" w:hAnsi="宋体" w:hint="eastAsia"/>
                 <w:sz w:val="21"/>
                 <w:szCs w:val="21"/>
               </w:rPr>
@@ -11511,7 +11681,7 @@
               <w:spacing w:line="480" w:lineRule="exact"/>
               <w:jc w:val="center"/>
               <w:rPr>
-                <w:rFonts w:ascii="宋体" w:eastAsia="宋体" w:hAnsi="宋体"/>
+                <w:rFonts w:ascii="宋体" w:eastAsia="宋体" w:hAnsi="宋体" w:hint="eastAsia"/>
                 <w:sz w:val="21"/>
                 <w:szCs w:val="21"/>
               </w:rPr>
@@ -11541,7 +11711,7 @@
               <w:spacing w:line="480" w:lineRule="exact"/>
               <w:jc w:val="center"/>
               <w:rPr>
-                <w:rFonts w:ascii="宋体" w:eastAsia="宋体" w:hAnsi="宋体"/>
+                <w:rFonts w:ascii="宋体" w:eastAsia="宋体" w:hAnsi="宋体" w:hint="eastAsia"/>
                 <w:sz w:val="21"/>
                 <w:szCs w:val="21"/>
               </w:rPr>
@@ -11566,7 +11736,7 @@
               <w:spacing w:line="480" w:lineRule="exact"/>
               <w:jc w:val="center"/>
               <w:rPr>
-                <w:rFonts w:ascii="宋体" w:eastAsia="宋体" w:hAnsi="宋体"/>
+                <w:rFonts w:ascii="宋体" w:eastAsia="宋体" w:hAnsi="宋体" w:hint="eastAsia"/>
                 <w:sz w:val="21"/>
                 <w:szCs w:val="21"/>
               </w:rPr>
@@ -11591,7 +11761,7 @@
               <w:spacing w:line="480" w:lineRule="exact"/>
               <w:jc w:val="center"/>
               <w:rPr>
-                <w:rFonts w:ascii="宋体" w:eastAsia="宋体" w:hAnsi="宋体"/>
+                <w:rFonts w:ascii="宋体" w:eastAsia="宋体" w:hAnsi="宋体" w:hint="eastAsia"/>
                 <w:sz w:val="21"/>
                 <w:szCs w:val="21"/>
               </w:rPr>
@@ -11616,7 +11786,7 @@
               <w:spacing w:line="480" w:lineRule="exact"/>
               <w:jc w:val="center"/>
               <w:rPr>
-                <w:rFonts w:ascii="宋体" w:eastAsia="宋体" w:hAnsi="宋体"/>
+                <w:rFonts w:ascii="宋体" w:eastAsia="宋体" w:hAnsi="宋体" w:hint="eastAsia"/>
                 <w:sz w:val="21"/>
                 <w:szCs w:val="21"/>
               </w:rPr>
@@ -11641,7 +11811,7 @@
               <w:spacing w:line="480" w:lineRule="exact"/>
               <w:jc w:val="center"/>
               <w:rPr>
-                <w:rFonts w:ascii="宋体" w:eastAsia="宋体" w:hAnsi="宋体"/>
+                <w:rFonts w:ascii="宋体" w:eastAsia="宋体" w:hAnsi="宋体" w:hint="eastAsia"/>
                 <w:sz w:val="21"/>
                 <w:szCs w:val="21"/>
               </w:rPr>
@@ -11666,7 +11836,7 @@
               <w:spacing w:line="480" w:lineRule="exact"/>
               <w:jc w:val="center"/>
               <w:rPr>
-                <w:rFonts w:ascii="宋体" w:eastAsia="宋体" w:hAnsi="宋体"/>
+                <w:rFonts w:ascii="宋体" w:eastAsia="宋体" w:hAnsi="宋体" w:hint="eastAsia"/>
                 <w:sz w:val="21"/>
                 <w:szCs w:val="21"/>
               </w:rPr>
@@ -11691,7 +11861,7 @@
               <w:spacing w:line="480" w:lineRule="exact"/>
               <w:jc w:val="center"/>
               <w:rPr>
-                <w:rFonts w:ascii="宋体" w:eastAsia="宋体" w:hAnsi="宋体"/>
+                <w:rFonts w:ascii="宋体" w:eastAsia="宋体" w:hAnsi="宋体" w:hint="eastAsia"/>
                 <w:sz w:val="21"/>
                 <w:szCs w:val="21"/>
               </w:rPr>
@@ -11721,7 +11891,7 @@
               <w:spacing w:line="480" w:lineRule="exact"/>
               <w:jc w:val="center"/>
               <w:rPr>
-                <w:rFonts w:ascii="宋体" w:eastAsia="宋体" w:hAnsi="宋体"/>
+                <w:rFonts w:ascii="宋体" w:eastAsia="宋体" w:hAnsi="宋体" w:hint="eastAsia"/>
                 <w:sz w:val="21"/>
                 <w:szCs w:val="21"/>
               </w:rPr>
@@ -11746,7 +11916,7 @@
               <w:spacing w:line="480" w:lineRule="exact"/>
               <w:jc w:val="center"/>
               <w:rPr>
-                <w:rFonts w:ascii="宋体" w:eastAsia="宋体" w:hAnsi="宋体"/>
+                <w:rFonts w:ascii="宋体" w:eastAsia="宋体" w:hAnsi="宋体" w:hint="eastAsia"/>
                 <w:sz w:val="21"/>
                 <w:szCs w:val="21"/>
               </w:rPr>
@@ -11771,7 +11941,7 @@
               <w:spacing w:line="480" w:lineRule="exact"/>
               <w:jc w:val="center"/>
               <w:rPr>
-                <w:rFonts w:ascii="宋体" w:eastAsia="宋体" w:hAnsi="宋体"/>
+                <w:rFonts w:ascii="宋体" w:eastAsia="宋体" w:hAnsi="宋体" w:hint="eastAsia"/>
                 <w:sz w:val="21"/>
                 <w:szCs w:val="21"/>
               </w:rPr>
@@ -11796,7 +11966,7 @@
               <w:spacing w:line="480" w:lineRule="exact"/>
               <w:jc w:val="center"/>
               <w:rPr>
-                <w:rFonts w:ascii="宋体" w:eastAsia="宋体" w:hAnsi="宋体"/>
+                <w:rFonts w:ascii="宋体" w:eastAsia="宋体" w:hAnsi="宋体" w:hint="eastAsia"/>
                 <w:sz w:val="21"/>
                 <w:szCs w:val="21"/>
               </w:rPr>
@@ -11821,7 +11991,7 @@
               <w:spacing w:line="480" w:lineRule="exact"/>
               <w:jc w:val="center"/>
               <w:rPr>
-                <w:rFonts w:ascii="宋体" w:eastAsia="宋体" w:hAnsi="宋体"/>
+                <w:rFonts w:ascii="宋体" w:eastAsia="宋体" w:hAnsi="宋体" w:hint="eastAsia"/>
                 <w:sz w:val="21"/>
                 <w:szCs w:val="21"/>
               </w:rPr>
@@ -11846,7 +12016,7 @@
               <w:spacing w:line="480" w:lineRule="exact"/>
               <w:jc w:val="center"/>
               <w:rPr>
-                <w:rFonts w:ascii="宋体" w:eastAsia="宋体" w:hAnsi="宋体"/>
+                <w:rFonts w:ascii="宋体" w:eastAsia="宋体" w:hAnsi="宋体" w:hint="eastAsia"/>
                 <w:sz w:val="21"/>
                 <w:szCs w:val="21"/>
               </w:rPr>
@@ -11871,7 +12041,7 @@
               <w:spacing w:line="480" w:lineRule="exact"/>
               <w:jc w:val="center"/>
               <w:rPr>
-                <w:rFonts w:ascii="宋体" w:eastAsia="宋体" w:hAnsi="宋体"/>
+                <w:rFonts w:ascii="宋体" w:eastAsia="宋体" w:hAnsi="宋体" w:hint="eastAsia"/>
                 <w:sz w:val="21"/>
                 <w:szCs w:val="21"/>
               </w:rPr>
@@ -11901,7 +12071,7 @@
               <w:spacing w:line="480" w:lineRule="exact"/>
               <w:jc w:val="center"/>
               <w:rPr>
-                <w:rFonts w:ascii="宋体" w:eastAsia="宋体" w:hAnsi="宋体"/>
+                <w:rFonts w:ascii="宋体" w:eastAsia="宋体" w:hAnsi="宋体" w:hint="eastAsia"/>
                 <w:sz w:val="21"/>
                 <w:szCs w:val="21"/>
               </w:rPr>
@@ -11926,7 +12096,7 @@
               <w:spacing w:line="480" w:lineRule="exact"/>
               <w:jc w:val="center"/>
               <w:rPr>
-                <w:rFonts w:ascii="宋体" w:eastAsia="宋体" w:hAnsi="宋体"/>
+                <w:rFonts w:ascii="宋体" w:eastAsia="宋体" w:hAnsi="宋体" w:hint="eastAsia"/>
                 <w:sz w:val="21"/>
                 <w:szCs w:val="21"/>
               </w:rPr>
@@ -11951,7 +12121,7 @@
               <w:spacing w:line="480" w:lineRule="exact"/>
               <w:jc w:val="center"/>
               <w:rPr>
-                <w:rFonts w:ascii="宋体" w:eastAsia="宋体" w:hAnsi="宋体"/>
+                <w:rFonts w:ascii="宋体" w:eastAsia="宋体" w:hAnsi="宋体" w:hint="eastAsia"/>
                 <w:sz w:val="21"/>
                 <w:szCs w:val="21"/>
               </w:rPr>
@@ -11976,7 +12146,7 @@
               <w:spacing w:line="480" w:lineRule="exact"/>
               <w:jc w:val="center"/>
               <w:rPr>
-                <w:rFonts w:ascii="宋体" w:eastAsia="宋体" w:hAnsi="宋体"/>
+                <w:rFonts w:ascii="宋体" w:eastAsia="宋体" w:hAnsi="宋体" w:hint="eastAsia"/>
                 <w:sz w:val="21"/>
                 <w:szCs w:val="21"/>
               </w:rPr>
@@ -12001,7 +12171,7 @@
               <w:spacing w:line="480" w:lineRule="exact"/>
               <w:jc w:val="center"/>
               <w:rPr>
-                <w:rFonts w:ascii="宋体" w:eastAsia="宋体" w:hAnsi="宋体"/>
+                <w:rFonts w:ascii="宋体" w:eastAsia="宋体" w:hAnsi="宋体" w:hint="eastAsia"/>
                 <w:sz w:val="21"/>
                 <w:szCs w:val="21"/>
               </w:rPr>
@@ -12028,7 +12198,7 @@
               <w:spacing w:line="480" w:lineRule="exact"/>
               <w:jc w:val="center"/>
               <w:rPr>
-                <w:rFonts w:ascii="宋体" w:eastAsia="宋体" w:hAnsi="宋体"/>
+                <w:rFonts w:ascii="宋体" w:eastAsia="宋体" w:hAnsi="宋体" w:hint="eastAsia"/>
                 <w:sz w:val="21"/>
                 <w:szCs w:val="21"/>
               </w:rPr>
@@ -12055,7 +12225,7 @@
               <w:spacing w:line="480" w:lineRule="exact"/>
               <w:jc w:val="center"/>
               <w:rPr>
-                <w:rFonts w:ascii="宋体" w:eastAsia="宋体" w:hAnsi="宋体"/>
+                <w:rFonts w:ascii="宋体" w:eastAsia="宋体" w:hAnsi="宋体" w:hint="eastAsia"/>
                 <w:sz w:val="21"/>
                 <w:szCs w:val="21"/>
               </w:rPr>
@@ -12087,7 +12257,7 @@
               <w:spacing w:line="480" w:lineRule="exact"/>
               <w:jc w:val="center"/>
               <w:rPr>
-                <w:rFonts w:ascii="宋体" w:eastAsia="宋体" w:hAnsi="宋体"/>
+                <w:rFonts w:ascii="宋体" w:eastAsia="宋体" w:hAnsi="宋体" w:hint="eastAsia"/>
                 <w:sz w:val="21"/>
                 <w:szCs w:val="21"/>
               </w:rPr>
@@ -12112,7 +12282,7 @@
               <w:spacing w:line="480" w:lineRule="exact"/>
               <w:jc w:val="center"/>
               <w:rPr>
-                <w:rFonts w:ascii="宋体" w:eastAsia="宋体" w:hAnsi="宋体"/>
+                <w:rFonts w:ascii="宋体" w:eastAsia="宋体" w:hAnsi="宋体" w:hint="eastAsia"/>
                 <w:sz w:val="21"/>
                 <w:szCs w:val="21"/>
               </w:rPr>
@@ -12137,7 +12307,7 @@
               <w:spacing w:line="480" w:lineRule="exact"/>
               <w:jc w:val="center"/>
               <w:rPr>
-                <w:rFonts w:ascii="宋体" w:eastAsia="宋体" w:hAnsi="宋体"/>
+                <w:rFonts w:ascii="宋体" w:eastAsia="宋体" w:hAnsi="宋体" w:hint="eastAsia"/>
                 <w:sz w:val="21"/>
                 <w:szCs w:val="21"/>
               </w:rPr>
@@ -12162,7 +12332,7 @@
               <w:spacing w:line="480" w:lineRule="exact"/>
               <w:jc w:val="center"/>
               <w:rPr>
-                <w:rFonts w:ascii="宋体" w:eastAsia="宋体" w:hAnsi="宋体"/>
+                <w:rFonts w:ascii="宋体" w:eastAsia="宋体" w:hAnsi="宋体" w:hint="eastAsia"/>
                 <w:sz w:val="21"/>
                 <w:szCs w:val="21"/>
               </w:rPr>
@@ -12187,7 +12357,7 @@
               <w:spacing w:line="480" w:lineRule="exact"/>
               <w:jc w:val="center"/>
               <w:rPr>
-                <w:rFonts w:ascii="宋体" w:eastAsia="宋体" w:hAnsi="宋体"/>
+                <w:rFonts w:ascii="宋体" w:eastAsia="宋体" w:hAnsi="宋体" w:hint="eastAsia"/>
                 <w:sz w:val="21"/>
                 <w:szCs w:val="21"/>
               </w:rPr>
@@ -12212,7 +12382,7 @@
               <w:spacing w:line="480" w:lineRule="exact"/>
               <w:jc w:val="center"/>
               <w:rPr>
-                <w:rFonts w:ascii="宋体" w:eastAsia="宋体" w:hAnsi="宋体"/>
+                <w:rFonts w:ascii="宋体" w:eastAsia="宋体" w:hAnsi="宋体" w:hint="eastAsia"/>
                 <w:sz w:val="21"/>
                 <w:szCs w:val="21"/>
               </w:rPr>
@@ -12237,7 +12407,7 @@
               <w:spacing w:line="480" w:lineRule="exact"/>
               <w:jc w:val="center"/>
               <w:rPr>
-                <w:rFonts w:ascii="宋体" w:eastAsia="宋体" w:hAnsi="宋体"/>
+                <w:rFonts w:ascii="宋体" w:eastAsia="宋体" w:hAnsi="宋体" w:hint="eastAsia"/>
                 <w:sz w:val="21"/>
                 <w:szCs w:val="21"/>
               </w:rPr>
@@ -12267,7 +12437,7 @@
               <w:spacing w:line="480" w:lineRule="exact"/>
               <w:jc w:val="center"/>
               <w:rPr>
-                <w:rFonts w:ascii="宋体" w:eastAsia="宋体" w:hAnsi="宋体"/>
+                <w:rFonts w:ascii="宋体" w:eastAsia="宋体" w:hAnsi="宋体" w:hint="eastAsia"/>
                 <w:sz w:val="21"/>
                 <w:szCs w:val="21"/>
               </w:rPr>
@@ -12292,7 +12462,7 @@
               <w:spacing w:line="480" w:lineRule="exact"/>
               <w:jc w:val="center"/>
               <w:rPr>
-                <w:rFonts w:ascii="宋体" w:eastAsia="宋体" w:hAnsi="宋体"/>
+                <w:rFonts w:ascii="宋体" w:eastAsia="宋体" w:hAnsi="宋体" w:hint="eastAsia"/>
                 <w:sz w:val="21"/>
                 <w:szCs w:val="21"/>
               </w:rPr>
@@ -12317,7 +12487,7 @@
               <w:spacing w:line="480" w:lineRule="exact"/>
               <w:jc w:val="center"/>
               <w:rPr>
-                <w:rFonts w:ascii="宋体" w:eastAsia="宋体" w:hAnsi="宋体"/>
+                <w:rFonts w:ascii="宋体" w:eastAsia="宋体" w:hAnsi="宋体" w:hint="eastAsia"/>
                 <w:sz w:val="21"/>
                 <w:szCs w:val="21"/>
               </w:rPr>
@@ -12342,7 +12512,7 @@
               <w:spacing w:line="480" w:lineRule="exact"/>
               <w:jc w:val="center"/>
               <w:rPr>
-                <w:rFonts w:ascii="宋体" w:eastAsia="宋体" w:hAnsi="宋体"/>
+                <w:rFonts w:ascii="宋体" w:eastAsia="宋体" w:hAnsi="宋体" w:hint="eastAsia"/>
                 <w:sz w:val="21"/>
                 <w:szCs w:val="21"/>
               </w:rPr>
@@ -12367,7 +12537,7 @@
               <w:spacing w:line="480" w:lineRule="exact"/>
               <w:jc w:val="center"/>
               <w:rPr>
-                <w:rFonts w:ascii="宋体" w:eastAsia="宋体" w:hAnsi="宋体"/>
+                <w:rFonts w:ascii="宋体" w:eastAsia="宋体" w:hAnsi="宋体" w:hint="eastAsia"/>
                 <w:sz w:val="21"/>
                 <w:szCs w:val="21"/>
               </w:rPr>
@@ -12392,7 +12562,7 @@
               <w:spacing w:line="480" w:lineRule="exact"/>
               <w:jc w:val="center"/>
               <w:rPr>
-                <w:rFonts w:ascii="宋体" w:eastAsia="宋体" w:hAnsi="宋体"/>
+                <w:rFonts w:ascii="宋体" w:eastAsia="宋体" w:hAnsi="宋体" w:hint="eastAsia"/>
                 <w:sz w:val="21"/>
                 <w:szCs w:val="21"/>
               </w:rPr>
@@ -12417,7 +12587,7 @@
               <w:spacing w:line="480" w:lineRule="exact"/>
               <w:jc w:val="center"/>
               <w:rPr>
-                <w:rFonts w:ascii="宋体" w:eastAsia="宋体" w:hAnsi="宋体"/>
+                <w:rFonts w:ascii="宋体" w:eastAsia="宋体" w:hAnsi="宋体" w:hint="eastAsia"/>
                 <w:sz w:val="21"/>
                 <w:szCs w:val="21"/>
               </w:rPr>
@@ -12434,14 +12604,14 @@
         </w:tc>
       </w:tr>
     </w:tbl>
-    <w:bookmarkEnd w:id="49"/>
+    <w:bookmarkEnd w:id="52"/>
     <w:p>
       <w:pPr>
         <w:pStyle w:val="a0"/>
         <w:spacing w:line="480" w:lineRule="exact"/>
         <w:ind w:firstLineChars="200" w:firstLine="480"/>
         <w:rPr>
-          <w:rFonts w:ascii="宋体" w:eastAsia="宋体" w:hAnsi="宋体"/>
+          <w:rFonts w:ascii="宋体" w:eastAsia="宋体" w:hAnsi="宋体" w:hint="eastAsia"/>
         </w:rPr>
       </w:pPr>
       <w:r>
@@ -12541,7 +12711,14 @@
         <w:rPr>
           <w:rFonts w:ascii="宋体" w:eastAsia="宋体" w:hAnsi="宋体" w:hint="eastAsia"/>
         </w:rPr>
-        <w:t>），这得益于其在分裂点选择上引入的额外随机性，有效缓解了过拟合。MLP在优化后反而略有下降，可能与特征维度的大幅缩减（2105</w:t>
+        <w:t>），这得益于其在分裂点选择上引入的额外随机性，有效缓解了过</w:t>
+      </w:r>
+      <w:r>
+        <w:rPr>
+          <w:rFonts w:ascii="宋体" w:eastAsia="宋体" w:hAnsi="宋体" w:hint="eastAsia"/>
+        </w:rPr>
+        <w:lastRenderedPageBreak/>
+        <w:t>拟合。MLP在优化后反而略有下降，可能与特征维度的大幅缩减（2105</w:t>
       </w:r>
       <m:oMath>
         <m:r>
@@ -12560,21 +12737,20 @@
         </w:rPr>
         <w:t>1000）导致高维稀疏指纹信息损失有关。</w:t>
       </w:r>
-      <w:bookmarkStart w:id="50" w:name="fig:phase4_reg_scatter"/>
+      <w:bookmarkStart w:id="53" w:name="fig:phase4_reg_scatter"/>
     </w:p>
     <w:p>
       <w:pPr>
         <w:pStyle w:val="a0"/>
         <w:jc w:val="center"/>
         <w:rPr>
-          <w:rFonts w:ascii="宋体" w:eastAsia="宋体" w:hAnsi="宋体"/>
+          <w:rFonts w:ascii="宋体" w:eastAsia="宋体" w:hAnsi="宋体" w:hint="eastAsia"/>
         </w:rPr>
       </w:pPr>
       <w:r>
         <w:rPr>
           <w:noProof/>
         </w:rPr>
-        <w:lastRenderedPageBreak/>
         <w:drawing>
           <wp:inline distT="0" distB="0" distL="0" distR="0" wp14:anchorId="6883B93B" wp14:editId="2817182C">
             <wp:extent cx="5784143" cy="1585665"/>
@@ -12624,7 +12800,7 @@
         <w:spacing w:line="480" w:lineRule="exact"/>
         <w:jc w:val="center"/>
         <w:rPr>
-          <w:rFonts w:ascii="宋体" w:eastAsia="宋体" w:hAnsi="宋体"/>
+          <w:rFonts w:ascii="宋体" w:eastAsia="宋体" w:hAnsi="宋体" w:hint="eastAsia"/>
           <w:i w:val="0"/>
           <w:iCs/>
         </w:rPr>
@@ -12635,36 +12811,28 @@
           <w:i w:val="0"/>
           <w:iCs/>
         </w:rPr>
-        <w:t xml:space="preserve">图3 </w:t>
-      </w:r>
+        <w:t>图3 单模</w:t>
+      </w:r>
+      <w:proofErr w:type="gramStart"/>
       <w:r>
         <w:rPr>
           <w:rFonts w:ascii="宋体" w:eastAsia="宋体" w:hAnsi="宋体" w:hint="eastAsia"/>
           <w:i w:val="0"/>
           <w:iCs/>
         </w:rPr>
-        <w:t>单模</w:t>
-      </w:r>
-      <w:proofErr w:type="gramStart"/>
+        <w:t>型回归预测</w:t>
+      </w:r>
+      <w:proofErr w:type="gramEnd"/>
       <w:r>
         <w:rPr>
           <w:rFonts w:ascii="宋体" w:eastAsia="宋体" w:hAnsi="宋体" w:hint="eastAsia"/>
           <w:i w:val="0"/>
           <w:iCs/>
         </w:rPr>
-        <w:t>型回归预测</w:t>
-      </w:r>
-      <w:proofErr w:type="gramEnd"/>
-      <w:r>
-        <w:rPr>
-          <w:rFonts w:ascii="宋体" w:eastAsia="宋体" w:hAnsi="宋体" w:hint="eastAsia"/>
-          <w:i w:val="0"/>
-          <w:iCs/>
-        </w:rPr>
         <w:t>散点对比</w:t>
       </w:r>
-      <w:bookmarkStart w:id="51" w:name="fig:phase4_roc"/>
-      <w:bookmarkEnd w:id="50"/>
+      <w:bookmarkStart w:id="54" w:name="fig:phase4_roc"/>
+      <w:bookmarkEnd w:id="53"/>
     </w:p>
     <w:p>
       <w:pPr>
@@ -12724,7 +12892,7 @@
         <w:spacing w:line="480" w:lineRule="exact"/>
         <w:jc w:val="center"/>
         <w:rPr>
-          <w:rFonts w:ascii="宋体" w:eastAsia="宋体" w:hAnsi="宋体"/>
+          <w:rFonts w:ascii="宋体" w:eastAsia="宋体" w:hAnsi="宋体" w:hint="eastAsia"/>
           <w:i w:val="0"/>
           <w:iCs/>
         </w:rPr>
@@ -12735,31 +12903,7 @@
           <w:i w:val="0"/>
           <w:iCs/>
         </w:rPr>
-        <w:t>图</w:t>
-      </w:r>
-      <w:r>
-        <w:rPr>
-          <w:rFonts w:ascii="宋体" w:eastAsia="宋体" w:hAnsi="宋体" w:hint="eastAsia"/>
-          <w:i w:val="0"/>
-          <w:iCs/>
-        </w:rPr>
-        <w:t>4</w:t>
-      </w:r>
-      <w:r>
-        <w:rPr>
-          <w:rFonts w:ascii="宋体" w:eastAsia="宋体" w:hAnsi="宋体" w:hint="eastAsia"/>
-          <w:i w:val="0"/>
-          <w:iCs/>
-        </w:rPr>
-        <w:t xml:space="preserve"> </w:t>
-      </w:r>
-      <w:r>
-        <w:rPr>
-          <w:rFonts w:ascii="宋体" w:eastAsia="宋体" w:hAnsi="宋体" w:hint="eastAsia"/>
-          <w:i w:val="0"/>
-          <w:iCs/>
-        </w:rPr>
-        <w:t>单模型分类ROC曲线</w:t>
+        <w:t>图4 单模型分类ROC曲线</w:t>
       </w:r>
     </w:p>
     <w:p>
@@ -12768,25 +12912,16 @@
         <w:spacing w:line="480" w:lineRule="exact"/>
         <w:ind w:firstLineChars="200" w:firstLine="560"/>
         <w:rPr>
-          <w:rFonts w:ascii="楷体" w:eastAsia="楷体" w:hAnsi="楷体"/>
-          <w:color w:val="auto"/>
-          <w:sz w:val="28"/>
-          <w:szCs w:val="28"/>
-        </w:rPr>
-      </w:pPr>
-      <w:bookmarkStart w:id="52" w:name="特征重要性分析"/>
-      <w:bookmarkStart w:id="53" w:name="_Toc228128160"/>
-      <w:bookmarkEnd w:id="47"/>
-      <w:bookmarkEnd w:id="51"/>
-      <w:r>
-        <w:rPr>
           <w:rFonts w:ascii="楷体" w:eastAsia="楷体" w:hAnsi="楷体" w:hint="eastAsia"/>
           <w:color w:val="auto"/>
           <w:sz w:val="28"/>
           <w:szCs w:val="28"/>
         </w:rPr>
-        <w:t>（三）</w:t>
-      </w:r>
+      </w:pPr>
+      <w:bookmarkStart w:id="55" w:name="特征重要性分析"/>
+      <w:bookmarkStart w:id="56" w:name="_Toc228129978"/>
+      <w:bookmarkEnd w:id="50"/>
+      <w:bookmarkEnd w:id="54"/>
       <w:r>
         <w:rPr>
           <w:rFonts w:ascii="楷体" w:eastAsia="楷体" w:hAnsi="楷体" w:hint="eastAsia"/>
@@ -12794,9 +12929,9 @@
           <w:sz w:val="28"/>
           <w:szCs w:val="28"/>
         </w:rPr>
-        <w:t>特征重要性分析</w:t>
-      </w:r>
-      <w:bookmarkEnd w:id="53"/>
+        <w:t>（三）特征重要性分析</w:t>
+      </w:r>
+      <w:bookmarkEnd w:id="56"/>
     </w:p>
     <w:p>
       <w:pPr>
@@ -12804,7 +12939,7 @@
         <w:spacing w:line="480" w:lineRule="exact"/>
         <w:ind w:firstLineChars="200" w:firstLine="480"/>
         <w:rPr>
-          <w:rFonts w:ascii="宋体" w:eastAsia="宋体" w:hAnsi="宋体"/>
+          <w:rFonts w:ascii="宋体" w:eastAsia="宋体" w:hAnsi="宋体" w:hint="eastAsia"/>
         </w:rPr>
       </w:pPr>
       <w:r>
@@ -12864,7 +12999,7 @@
         <w:spacing w:line="480" w:lineRule="exact"/>
         <w:ind w:firstLineChars="200" w:firstLine="480"/>
         <w:rPr>
-          <w:rFonts w:ascii="宋体" w:eastAsia="宋体" w:hAnsi="宋体"/>
+          <w:rFonts w:ascii="宋体" w:eastAsia="宋体" w:hAnsi="宋体" w:hint="eastAsia"/>
         </w:rPr>
       </w:pPr>
       <w:r>
@@ -12887,24 +13022,15 @@
         <w:spacing w:line="480" w:lineRule="exact"/>
         <w:ind w:firstLineChars="200" w:firstLine="560"/>
         <w:rPr>
-          <w:rFonts w:ascii="楷体" w:eastAsia="楷体" w:hAnsi="楷体"/>
-          <w:color w:val="auto"/>
-          <w:sz w:val="28"/>
-          <w:szCs w:val="28"/>
-        </w:rPr>
-      </w:pPr>
-      <w:bookmarkStart w:id="54" w:name="集成学习性能"/>
-      <w:bookmarkStart w:id="55" w:name="_Toc228128161"/>
-      <w:bookmarkEnd w:id="52"/>
-      <w:r>
-        <w:rPr>
           <w:rFonts w:ascii="楷体" w:eastAsia="楷体" w:hAnsi="楷体" w:hint="eastAsia"/>
           <w:color w:val="auto"/>
           <w:sz w:val="28"/>
           <w:szCs w:val="28"/>
         </w:rPr>
-        <w:t>（四）</w:t>
-      </w:r>
+      </w:pPr>
+      <w:bookmarkStart w:id="57" w:name="集成学习性能"/>
+      <w:bookmarkStart w:id="58" w:name="_Toc228129979"/>
+      <w:bookmarkEnd w:id="55"/>
       <w:r>
         <w:rPr>
           <w:rFonts w:ascii="楷体" w:eastAsia="楷体" w:hAnsi="楷体" w:hint="eastAsia"/>
@@ -12912,9 +13038,9 @@
           <w:sz w:val="28"/>
           <w:szCs w:val="28"/>
         </w:rPr>
-        <w:t>集成学习性能</w:t>
-      </w:r>
-      <w:bookmarkEnd w:id="55"/>
+        <w:t>（四）集成学习性能</w:t>
+      </w:r>
+      <w:bookmarkEnd w:id="58"/>
     </w:p>
     <w:p>
       <w:pPr>
@@ -12922,10 +13048,10 @@
         <w:spacing w:line="480" w:lineRule="exact"/>
         <w:jc w:val="center"/>
         <w:rPr>
-          <w:rFonts w:ascii="宋体" w:eastAsia="宋体" w:hAnsi="宋体"/>
+          <w:rFonts w:ascii="宋体" w:eastAsia="宋体" w:hAnsi="宋体" w:hint="eastAsia"/>
         </w:rPr>
       </w:pPr>
-      <w:bookmarkStart w:id="56" w:name="tab:ensemble"/>
+      <w:bookmarkStart w:id="59" w:name="tab:ensemble"/>
       <w:r>
         <w:rPr>
           <w:rFonts w:ascii="宋体" w:eastAsia="宋体" w:hAnsi="宋体" w:hint="eastAsia"/>
@@ -12980,7 +13106,7 @@
               <w:spacing w:line="480" w:lineRule="exact"/>
               <w:jc w:val="center"/>
               <w:rPr>
-                <w:rFonts w:ascii="宋体" w:eastAsia="宋体" w:hAnsi="宋体"/>
+                <w:rFonts w:ascii="宋体" w:eastAsia="宋体" w:hAnsi="宋体" w:hint="eastAsia"/>
                 <w:sz w:val="21"/>
                 <w:szCs w:val="21"/>
               </w:rPr>
@@ -13006,7 +13132,7 @@
               <w:spacing w:line="480" w:lineRule="exact"/>
               <w:jc w:val="center"/>
               <w:rPr>
-                <w:rFonts w:ascii="宋体" w:eastAsia="宋体" w:hAnsi="宋体"/>
+                <w:rFonts w:ascii="宋体" w:eastAsia="宋体" w:hAnsi="宋体" w:hint="eastAsia"/>
                 <w:sz w:val="21"/>
                 <w:szCs w:val="21"/>
               </w:rPr>
@@ -13032,7 +13158,7 @@
               <w:spacing w:line="480" w:lineRule="exact"/>
               <w:jc w:val="center"/>
               <w:rPr>
-                <w:rFonts w:ascii="宋体" w:eastAsia="宋体" w:hAnsi="宋体"/>
+                <w:rFonts w:ascii="宋体" w:eastAsia="宋体" w:hAnsi="宋体" w:hint="eastAsia"/>
                 <w:sz w:val="21"/>
                 <w:szCs w:val="21"/>
               </w:rPr>
@@ -13062,7 +13188,7 @@
               <w:spacing w:line="480" w:lineRule="exact"/>
               <w:jc w:val="center"/>
               <w:rPr>
-                <w:rFonts w:ascii="宋体" w:eastAsia="宋体" w:hAnsi="宋体"/>
+                <w:rFonts w:ascii="宋体" w:eastAsia="宋体" w:hAnsi="宋体" w:hint="eastAsia"/>
                 <w:sz w:val="21"/>
                 <w:szCs w:val="21"/>
               </w:rPr>
@@ -13087,7 +13213,7 @@
               <w:spacing w:line="480" w:lineRule="exact"/>
               <w:jc w:val="center"/>
               <w:rPr>
-                <w:rFonts w:ascii="宋体" w:eastAsia="宋体" w:hAnsi="宋体"/>
+                <w:rFonts w:ascii="宋体" w:eastAsia="宋体" w:hAnsi="宋体" w:hint="eastAsia"/>
                 <w:sz w:val="21"/>
                 <w:szCs w:val="21"/>
               </w:rPr>
@@ -13139,7 +13265,7 @@
               <w:spacing w:line="480" w:lineRule="exact"/>
               <w:jc w:val="center"/>
               <w:rPr>
-                <w:rFonts w:ascii="宋体" w:eastAsia="宋体" w:hAnsi="宋体"/>
+                <w:rFonts w:ascii="宋体" w:eastAsia="宋体" w:hAnsi="宋体" w:hint="eastAsia"/>
                 <w:sz w:val="21"/>
                 <w:szCs w:val="21"/>
               </w:rPr>
@@ -13164,7 +13290,7 @@
               <w:spacing w:line="480" w:lineRule="exact"/>
               <w:jc w:val="center"/>
               <w:rPr>
-                <w:rFonts w:ascii="宋体" w:eastAsia="宋体" w:hAnsi="宋体"/>
+                <w:rFonts w:ascii="宋体" w:eastAsia="宋体" w:hAnsi="宋体" w:hint="eastAsia"/>
                 <w:sz w:val="21"/>
                 <w:szCs w:val="21"/>
               </w:rPr>
@@ -13189,7 +13315,7 @@
               <w:spacing w:line="480" w:lineRule="exact"/>
               <w:jc w:val="center"/>
               <w:rPr>
-                <w:rFonts w:ascii="宋体" w:eastAsia="宋体" w:hAnsi="宋体"/>
+                <w:rFonts w:ascii="宋体" w:eastAsia="宋体" w:hAnsi="宋体" w:hint="eastAsia"/>
                 <w:sz w:val="21"/>
                 <w:szCs w:val="21"/>
               </w:rPr>
@@ -13214,7 +13340,7 @@
               <w:spacing w:line="480" w:lineRule="exact"/>
               <w:jc w:val="center"/>
               <w:rPr>
-                <w:rFonts w:ascii="宋体" w:eastAsia="宋体" w:hAnsi="宋体"/>
+                <w:rFonts w:ascii="宋体" w:eastAsia="宋体" w:hAnsi="宋体" w:hint="eastAsia"/>
                 <w:sz w:val="21"/>
                 <w:szCs w:val="21"/>
               </w:rPr>
@@ -13239,7 +13365,7 @@
               <w:spacing w:line="480" w:lineRule="exact"/>
               <w:jc w:val="center"/>
               <w:rPr>
-                <w:rFonts w:ascii="宋体" w:eastAsia="宋体" w:hAnsi="宋体"/>
+                <w:rFonts w:ascii="宋体" w:eastAsia="宋体" w:hAnsi="宋体" w:hint="eastAsia"/>
                 <w:sz w:val="21"/>
                 <w:szCs w:val="21"/>
               </w:rPr>
@@ -13269,7 +13395,7 @@
               <w:spacing w:line="480" w:lineRule="exact"/>
               <w:jc w:val="center"/>
               <w:rPr>
-                <w:rFonts w:ascii="宋体" w:eastAsia="宋体" w:hAnsi="宋体"/>
+                <w:rFonts w:ascii="宋体" w:eastAsia="宋体" w:hAnsi="宋体" w:hint="eastAsia"/>
                 <w:sz w:val="21"/>
                 <w:szCs w:val="21"/>
               </w:rPr>
@@ -13296,7 +13422,7 @@
               <w:spacing w:line="480" w:lineRule="exact"/>
               <w:jc w:val="center"/>
               <w:rPr>
-                <w:rFonts w:ascii="宋体" w:eastAsia="宋体" w:hAnsi="宋体"/>
+                <w:rFonts w:ascii="宋体" w:eastAsia="宋体" w:hAnsi="宋体" w:hint="eastAsia"/>
                 <w:sz w:val="21"/>
                 <w:szCs w:val="21"/>
               </w:rPr>
@@ -13323,7 +13449,7 @@
               <w:spacing w:line="480" w:lineRule="exact"/>
               <w:jc w:val="center"/>
               <w:rPr>
-                <w:rFonts w:ascii="宋体" w:eastAsia="宋体" w:hAnsi="宋体"/>
+                <w:rFonts w:ascii="宋体" w:eastAsia="宋体" w:hAnsi="宋体" w:hint="eastAsia"/>
                 <w:sz w:val="21"/>
                 <w:szCs w:val="21"/>
               </w:rPr>
@@ -13350,7 +13476,7 @@
               <w:spacing w:line="480" w:lineRule="exact"/>
               <w:jc w:val="center"/>
               <w:rPr>
-                <w:rFonts w:ascii="宋体" w:eastAsia="宋体" w:hAnsi="宋体"/>
+                <w:rFonts w:ascii="宋体" w:eastAsia="宋体" w:hAnsi="宋体" w:hint="eastAsia"/>
                 <w:sz w:val="21"/>
                 <w:szCs w:val="21"/>
               </w:rPr>
@@ -13377,7 +13503,7 @@
               <w:spacing w:line="480" w:lineRule="exact"/>
               <w:jc w:val="center"/>
               <w:rPr>
-                <w:rFonts w:ascii="宋体" w:eastAsia="宋体" w:hAnsi="宋体"/>
+                <w:rFonts w:ascii="宋体" w:eastAsia="宋体" w:hAnsi="宋体" w:hint="eastAsia"/>
                 <w:sz w:val="21"/>
                 <w:szCs w:val="21"/>
               </w:rPr>
@@ -13404,7 +13530,7 @@
               <w:spacing w:line="480" w:lineRule="exact"/>
               <w:jc w:val="center"/>
               <w:rPr>
-                <w:rFonts w:ascii="宋体" w:eastAsia="宋体" w:hAnsi="宋体"/>
+                <w:rFonts w:ascii="宋体" w:eastAsia="宋体" w:hAnsi="宋体" w:hint="eastAsia"/>
                 <w:sz w:val="21"/>
                 <w:szCs w:val="21"/>
               </w:rPr>
@@ -13431,7 +13557,7 @@
               <w:spacing w:line="480" w:lineRule="exact"/>
               <w:jc w:val="center"/>
               <w:rPr>
-                <w:rFonts w:ascii="宋体" w:eastAsia="宋体" w:hAnsi="宋体"/>
+                <w:rFonts w:ascii="宋体" w:eastAsia="宋体" w:hAnsi="宋体" w:hint="eastAsia"/>
                 <w:sz w:val="21"/>
                 <w:szCs w:val="21"/>
               </w:rPr>
@@ -13463,7 +13589,7 @@
               <w:spacing w:line="480" w:lineRule="exact"/>
               <w:jc w:val="center"/>
               <w:rPr>
-                <w:rFonts w:ascii="宋体" w:eastAsia="宋体" w:hAnsi="宋体"/>
+                <w:rFonts w:ascii="宋体" w:eastAsia="宋体" w:hAnsi="宋体" w:hint="eastAsia"/>
                 <w:sz w:val="21"/>
                 <w:szCs w:val="21"/>
               </w:rPr>
@@ -13496,7 +13622,7 @@
               <w:spacing w:line="480" w:lineRule="exact"/>
               <w:jc w:val="center"/>
               <w:rPr>
-                <w:rFonts w:ascii="宋体" w:eastAsia="宋体" w:hAnsi="宋体"/>
+                <w:rFonts w:ascii="宋体" w:eastAsia="宋体" w:hAnsi="宋体" w:hint="eastAsia"/>
                 <w:sz w:val="21"/>
                 <w:szCs w:val="21"/>
               </w:rPr>
@@ -13521,7 +13647,7 @@
               <w:spacing w:line="480" w:lineRule="exact"/>
               <w:jc w:val="center"/>
               <w:rPr>
-                <w:rFonts w:ascii="宋体" w:eastAsia="宋体" w:hAnsi="宋体"/>
+                <w:rFonts w:ascii="宋体" w:eastAsia="宋体" w:hAnsi="宋体" w:hint="eastAsia"/>
                 <w:sz w:val="21"/>
                 <w:szCs w:val="21"/>
               </w:rPr>
@@ -13546,7 +13672,7 @@
               <w:spacing w:line="480" w:lineRule="exact"/>
               <w:jc w:val="center"/>
               <w:rPr>
-                <w:rFonts w:ascii="宋体" w:eastAsia="宋体" w:hAnsi="宋体"/>
+                <w:rFonts w:ascii="宋体" w:eastAsia="宋体" w:hAnsi="宋体" w:hint="eastAsia"/>
                 <w:sz w:val="21"/>
                 <w:szCs w:val="21"/>
               </w:rPr>
@@ -13571,7 +13697,7 @@
               <w:spacing w:line="480" w:lineRule="exact"/>
               <w:jc w:val="center"/>
               <w:rPr>
-                <w:rFonts w:ascii="宋体" w:eastAsia="宋体" w:hAnsi="宋体"/>
+                <w:rFonts w:ascii="宋体" w:eastAsia="宋体" w:hAnsi="宋体" w:hint="eastAsia"/>
                 <w:sz w:val="21"/>
                 <w:szCs w:val="21"/>
               </w:rPr>
@@ -13596,7 +13722,7 @@
               <w:spacing w:line="480" w:lineRule="exact"/>
               <w:jc w:val="center"/>
               <w:rPr>
-                <w:rFonts w:ascii="宋体" w:eastAsia="宋体" w:hAnsi="宋体"/>
+                <w:rFonts w:ascii="宋体" w:eastAsia="宋体" w:hAnsi="宋体" w:hint="eastAsia"/>
                 <w:sz w:val="21"/>
                 <w:szCs w:val="21"/>
               </w:rPr>
@@ -13621,7 +13747,7 @@
               <w:spacing w:line="480" w:lineRule="exact"/>
               <w:jc w:val="center"/>
               <w:rPr>
-                <w:rFonts w:ascii="宋体" w:eastAsia="宋体" w:hAnsi="宋体"/>
+                <w:rFonts w:ascii="宋体" w:eastAsia="宋体" w:hAnsi="宋体" w:hint="eastAsia"/>
                 <w:sz w:val="21"/>
                 <w:szCs w:val="21"/>
               </w:rPr>
@@ -13651,7 +13777,7 @@
               <w:spacing w:line="480" w:lineRule="exact"/>
               <w:jc w:val="center"/>
               <w:rPr>
-                <w:rFonts w:ascii="宋体" w:eastAsia="宋体" w:hAnsi="宋体"/>
+                <w:rFonts w:ascii="宋体" w:eastAsia="宋体" w:hAnsi="宋体" w:hint="eastAsia"/>
                 <w:sz w:val="21"/>
                 <w:szCs w:val="21"/>
               </w:rPr>
@@ -13684,7 +13810,7 @@
               <w:spacing w:line="480" w:lineRule="exact"/>
               <w:jc w:val="center"/>
               <w:rPr>
-                <w:rFonts w:ascii="宋体" w:eastAsia="宋体" w:hAnsi="宋体"/>
+                <w:rFonts w:ascii="宋体" w:eastAsia="宋体" w:hAnsi="宋体" w:hint="eastAsia"/>
                 <w:sz w:val="21"/>
                 <w:szCs w:val="21"/>
               </w:rPr>
@@ -13709,7 +13835,7 @@
               <w:spacing w:line="480" w:lineRule="exact"/>
               <w:jc w:val="center"/>
               <w:rPr>
-                <w:rFonts w:ascii="宋体" w:eastAsia="宋体" w:hAnsi="宋体"/>
+                <w:rFonts w:ascii="宋体" w:eastAsia="宋体" w:hAnsi="宋体" w:hint="eastAsia"/>
                 <w:sz w:val="21"/>
                 <w:szCs w:val="21"/>
               </w:rPr>
@@ -13734,7 +13860,7 @@
               <w:spacing w:line="480" w:lineRule="exact"/>
               <w:jc w:val="center"/>
               <w:rPr>
-                <w:rFonts w:ascii="宋体" w:eastAsia="宋体" w:hAnsi="宋体"/>
+                <w:rFonts w:ascii="宋体" w:eastAsia="宋体" w:hAnsi="宋体" w:hint="eastAsia"/>
                 <w:sz w:val="21"/>
                 <w:szCs w:val="21"/>
               </w:rPr>
@@ -13759,7 +13885,7 @@
               <w:spacing w:line="480" w:lineRule="exact"/>
               <w:jc w:val="center"/>
               <w:rPr>
-                <w:rFonts w:ascii="宋体" w:eastAsia="宋体" w:hAnsi="宋体"/>
+                <w:rFonts w:ascii="宋体" w:eastAsia="宋体" w:hAnsi="宋体" w:hint="eastAsia"/>
                 <w:sz w:val="21"/>
                 <w:szCs w:val="21"/>
               </w:rPr>
@@ -13784,7 +13910,7 @@
               <w:spacing w:line="480" w:lineRule="exact"/>
               <w:jc w:val="center"/>
               <w:rPr>
-                <w:rFonts w:ascii="宋体" w:eastAsia="宋体" w:hAnsi="宋体"/>
+                <w:rFonts w:ascii="宋体" w:eastAsia="宋体" w:hAnsi="宋体" w:hint="eastAsia"/>
                 <w:sz w:val="21"/>
                 <w:szCs w:val="21"/>
               </w:rPr>
@@ -13809,7 +13935,7 @@
               <w:spacing w:line="480" w:lineRule="exact"/>
               <w:jc w:val="center"/>
               <w:rPr>
-                <w:rFonts w:ascii="宋体" w:eastAsia="宋体" w:hAnsi="宋体"/>
+                <w:rFonts w:ascii="宋体" w:eastAsia="宋体" w:hAnsi="宋体" w:hint="eastAsia"/>
                 <w:sz w:val="21"/>
                 <w:szCs w:val="21"/>
               </w:rPr>
@@ -13839,7 +13965,7 @@
               <w:spacing w:line="480" w:lineRule="exact"/>
               <w:jc w:val="center"/>
               <w:rPr>
-                <w:rFonts w:ascii="宋体" w:eastAsia="宋体" w:hAnsi="宋体"/>
+                <w:rFonts w:ascii="宋体" w:eastAsia="宋体" w:hAnsi="宋体" w:hint="eastAsia"/>
                 <w:sz w:val="21"/>
                 <w:szCs w:val="21"/>
               </w:rPr>
@@ -13866,7 +13992,7 @@
               <w:spacing w:line="480" w:lineRule="exact"/>
               <w:jc w:val="center"/>
               <w:rPr>
-                <w:rFonts w:ascii="宋体" w:eastAsia="宋体" w:hAnsi="宋体"/>
+                <w:rFonts w:ascii="宋体" w:eastAsia="宋体" w:hAnsi="宋体" w:hint="eastAsia"/>
                 <w:sz w:val="21"/>
                 <w:szCs w:val="21"/>
               </w:rPr>
@@ -13893,7 +14019,7 @@
               <w:spacing w:line="480" w:lineRule="exact"/>
               <w:jc w:val="center"/>
               <w:rPr>
-                <w:rFonts w:ascii="宋体" w:eastAsia="宋体" w:hAnsi="宋体"/>
+                <w:rFonts w:ascii="宋体" w:eastAsia="宋体" w:hAnsi="宋体" w:hint="eastAsia"/>
                 <w:sz w:val="21"/>
                 <w:szCs w:val="21"/>
               </w:rPr>
@@ -13920,7 +14046,7 @@
               <w:spacing w:line="480" w:lineRule="exact"/>
               <w:jc w:val="center"/>
               <w:rPr>
-                <w:rFonts w:ascii="宋体" w:eastAsia="宋体" w:hAnsi="宋体"/>
+                <w:rFonts w:ascii="宋体" w:eastAsia="宋体" w:hAnsi="宋体" w:hint="eastAsia"/>
                 <w:sz w:val="21"/>
                 <w:szCs w:val="21"/>
               </w:rPr>
@@ -13947,7 +14073,7 @@
               <w:spacing w:line="480" w:lineRule="exact"/>
               <w:jc w:val="center"/>
               <w:rPr>
-                <w:rFonts w:ascii="宋体" w:eastAsia="宋体" w:hAnsi="宋体"/>
+                <w:rFonts w:ascii="宋体" w:eastAsia="宋体" w:hAnsi="宋体" w:hint="eastAsia"/>
                 <w:sz w:val="21"/>
                 <w:szCs w:val="21"/>
               </w:rPr>
@@ -13974,7 +14100,7 @@
               <w:spacing w:line="480" w:lineRule="exact"/>
               <w:jc w:val="center"/>
               <w:rPr>
-                <w:rFonts w:ascii="宋体" w:eastAsia="宋体" w:hAnsi="宋体"/>
+                <w:rFonts w:ascii="宋体" w:eastAsia="宋体" w:hAnsi="宋体" w:hint="eastAsia"/>
                 <w:sz w:val="21"/>
                 <w:szCs w:val="21"/>
               </w:rPr>
@@ -14001,7 +14127,7 @@
               <w:spacing w:line="480" w:lineRule="exact"/>
               <w:jc w:val="center"/>
               <w:rPr>
-                <w:rFonts w:ascii="宋体" w:eastAsia="宋体" w:hAnsi="宋体"/>
+                <w:rFonts w:ascii="宋体" w:eastAsia="宋体" w:hAnsi="宋体" w:hint="eastAsia"/>
                 <w:sz w:val="21"/>
                 <w:szCs w:val="21"/>
               </w:rPr>
@@ -14033,7 +14159,7 @@
               <w:spacing w:line="480" w:lineRule="exact"/>
               <w:jc w:val="center"/>
               <w:rPr>
-                <w:rFonts w:ascii="宋体" w:eastAsia="宋体" w:hAnsi="宋体"/>
+                <w:rFonts w:ascii="宋体" w:eastAsia="宋体" w:hAnsi="宋体" w:hint="eastAsia"/>
                 <w:sz w:val="21"/>
                 <w:szCs w:val="21"/>
               </w:rPr>
@@ -14066,7 +14192,7 @@
               <w:spacing w:line="480" w:lineRule="exact"/>
               <w:jc w:val="center"/>
               <w:rPr>
-                <w:rFonts w:ascii="宋体" w:eastAsia="宋体" w:hAnsi="宋体"/>
+                <w:rFonts w:ascii="宋体" w:eastAsia="宋体" w:hAnsi="宋体" w:hint="eastAsia"/>
                 <w:sz w:val="21"/>
                 <w:szCs w:val="21"/>
               </w:rPr>
@@ -14093,7 +14219,7 @@
               <w:spacing w:line="480" w:lineRule="exact"/>
               <w:jc w:val="center"/>
               <w:rPr>
-                <w:rFonts w:ascii="宋体" w:eastAsia="宋体" w:hAnsi="宋体"/>
+                <w:rFonts w:ascii="宋体" w:eastAsia="宋体" w:hAnsi="宋体" w:hint="eastAsia"/>
                 <w:sz w:val="21"/>
                 <w:szCs w:val="21"/>
               </w:rPr>
@@ -14120,7 +14246,7 @@
               <w:spacing w:line="480" w:lineRule="exact"/>
               <w:jc w:val="center"/>
               <w:rPr>
-                <w:rFonts w:ascii="宋体" w:eastAsia="宋体" w:hAnsi="宋体"/>
+                <w:rFonts w:ascii="宋体" w:eastAsia="宋体" w:hAnsi="宋体" w:hint="eastAsia"/>
                 <w:sz w:val="21"/>
                 <w:szCs w:val="21"/>
               </w:rPr>
@@ -14147,7 +14273,7 @@
               <w:spacing w:line="480" w:lineRule="exact"/>
               <w:jc w:val="center"/>
               <w:rPr>
-                <w:rFonts w:ascii="宋体" w:eastAsia="宋体" w:hAnsi="宋体"/>
+                <w:rFonts w:ascii="宋体" w:eastAsia="宋体" w:hAnsi="宋体" w:hint="eastAsia"/>
                 <w:sz w:val="21"/>
                 <w:szCs w:val="21"/>
               </w:rPr>
@@ -14174,7 +14300,7 @@
               <w:spacing w:line="480" w:lineRule="exact"/>
               <w:jc w:val="center"/>
               <w:rPr>
-                <w:rFonts w:ascii="宋体" w:eastAsia="宋体" w:hAnsi="宋体"/>
+                <w:rFonts w:ascii="宋体" w:eastAsia="宋体" w:hAnsi="宋体" w:hint="eastAsia"/>
                 <w:sz w:val="21"/>
                 <w:szCs w:val="21"/>
               </w:rPr>
@@ -14201,7 +14327,7 @@
               <w:spacing w:line="480" w:lineRule="exact"/>
               <w:jc w:val="center"/>
               <w:rPr>
-                <w:rFonts w:ascii="宋体" w:eastAsia="宋体" w:hAnsi="宋体"/>
+                <w:rFonts w:ascii="宋体" w:eastAsia="宋体" w:hAnsi="宋体" w:hint="eastAsia"/>
                 <w:sz w:val="21"/>
                 <w:szCs w:val="21"/>
               </w:rPr>
@@ -14233,7 +14359,7 @@
               <w:spacing w:line="480" w:lineRule="exact"/>
               <w:jc w:val="center"/>
               <w:rPr>
-                <w:rFonts w:ascii="宋体" w:eastAsia="宋体" w:hAnsi="宋体"/>
+                <w:rFonts w:ascii="宋体" w:eastAsia="宋体" w:hAnsi="宋体" w:hint="eastAsia"/>
                 <w:sz w:val="21"/>
                 <w:szCs w:val="21"/>
               </w:rPr>
@@ -14266,7 +14392,7 @@
               <w:spacing w:line="480" w:lineRule="exact"/>
               <w:jc w:val="center"/>
               <w:rPr>
-                <w:rFonts w:ascii="宋体" w:eastAsia="宋体" w:hAnsi="宋体"/>
+                <w:rFonts w:ascii="宋体" w:eastAsia="宋体" w:hAnsi="宋体" w:hint="eastAsia"/>
                 <w:sz w:val="21"/>
                 <w:szCs w:val="21"/>
               </w:rPr>
@@ -14291,7 +14417,7 @@
               <w:spacing w:line="480" w:lineRule="exact"/>
               <w:jc w:val="center"/>
               <w:rPr>
-                <w:rFonts w:ascii="宋体" w:eastAsia="宋体" w:hAnsi="宋体"/>
+                <w:rFonts w:ascii="宋体" w:eastAsia="宋体" w:hAnsi="宋体" w:hint="eastAsia"/>
                 <w:sz w:val="21"/>
                 <w:szCs w:val="21"/>
               </w:rPr>
@@ -14316,7 +14442,7 @@
               <w:spacing w:line="480" w:lineRule="exact"/>
               <w:jc w:val="center"/>
               <w:rPr>
-                <w:rFonts w:ascii="宋体" w:eastAsia="宋体" w:hAnsi="宋体"/>
+                <w:rFonts w:ascii="宋体" w:eastAsia="宋体" w:hAnsi="宋体" w:hint="eastAsia"/>
                 <w:sz w:val="21"/>
                 <w:szCs w:val="21"/>
               </w:rPr>
@@ -14341,7 +14467,7 @@
               <w:spacing w:line="480" w:lineRule="exact"/>
               <w:jc w:val="center"/>
               <w:rPr>
-                <w:rFonts w:ascii="宋体" w:eastAsia="宋体" w:hAnsi="宋体"/>
+                <w:rFonts w:ascii="宋体" w:eastAsia="宋体" w:hAnsi="宋体" w:hint="eastAsia"/>
                 <w:sz w:val="21"/>
                 <w:szCs w:val="21"/>
               </w:rPr>
@@ -14366,7 +14492,7 @@
               <w:spacing w:line="480" w:lineRule="exact"/>
               <w:jc w:val="center"/>
               <w:rPr>
-                <w:rFonts w:ascii="宋体" w:eastAsia="宋体" w:hAnsi="宋体"/>
+                <w:rFonts w:ascii="宋体" w:eastAsia="宋体" w:hAnsi="宋体" w:hint="eastAsia"/>
                 <w:sz w:val="21"/>
                 <w:szCs w:val="21"/>
               </w:rPr>
@@ -14391,7 +14517,7 @@
               <w:spacing w:line="480" w:lineRule="exact"/>
               <w:jc w:val="center"/>
               <w:rPr>
-                <w:rFonts w:ascii="宋体" w:eastAsia="宋体" w:hAnsi="宋体"/>
+                <w:rFonts w:ascii="宋体" w:eastAsia="宋体" w:hAnsi="宋体" w:hint="eastAsia"/>
                 <w:sz w:val="21"/>
                 <w:szCs w:val="21"/>
               </w:rPr>
@@ -14408,14 +14534,14 @@
         </w:tc>
       </w:tr>
     </w:tbl>
-    <w:bookmarkEnd w:id="56"/>
+    <w:bookmarkEnd w:id="59"/>
     <w:p>
       <w:pPr>
         <w:pStyle w:val="a0"/>
         <w:spacing w:line="480" w:lineRule="exact"/>
         <w:ind w:firstLineChars="200" w:firstLine="480"/>
         <w:rPr>
-          <w:rFonts w:ascii="宋体" w:eastAsia="宋体" w:hAnsi="宋体"/>
+          <w:rFonts w:ascii="宋体" w:eastAsia="宋体" w:hAnsi="宋体" w:hint="eastAsia"/>
         </w:rPr>
       </w:pPr>
       <w:r>
@@ -14543,7 +14669,7 @@
         <w:spacing w:line="480" w:lineRule="exact"/>
         <w:ind w:firstLineChars="200" w:firstLine="480"/>
         <w:rPr>
-          <w:rFonts w:ascii="宋体" w:eastAsia="宋体" w:hAnsi="宋体"/>
+          <w:rFonts w:ascii="宋体" w:eastAsia="宋体" w:hAnsi="宋体" w:hint="eastAsia"/>
         </w:rPr>
       </w:pPr>
       <w:r>
@@ -14784,7 +14910,7 @@
         </w:rPr>
         <w:t>，说明集成模型在泛化稳定性上更优。</w:t>
       </w:r>
-      <w:bookmarkStart w:id="57" w:name="fig:phase5_regression_compare"/>
+      <w:bookmarkStart w:id="60" w:name="fig:phase5_regression_compare"/>
     </w:p>
     <w:p>
       <w:pPr>
@@ -14846,7 +14972,7 @@
         <w:spacing w:line="480" w:lineRule="exact"/>
         <w:jc w:val="center"/>
         <w:rPr>
-          <w:rFonts w:ascii="宋体" w:eastAsia="宋体" w:hAnsi="宋体"/>
+          <w:rFonts w:ascii="宋体" w:eastAsia="宋体" w:hAnsi="宋体" w:hint="eastAsia"/>
           <w:i w:val="0"/>
           <w:iCs/>
         </w:rPr>
@@ -14857,34 +14983,10 @@
           <w:i w:val="0"/>
           <w:iCs/>
         </w:rPr>
-        <w:t>图</w:t>
-      </w:r>
-      <w:r>
-        <w:rPr>
-          <w:rFonts w:ascii="宋体" w:eastAsia="宋体" w:hAnsi="宋体" w:hint="eastAsia"/>
-          <w:i w:val="0"/>
-          <w:iCs/>
-        </w:rPr>
-        <w:t>5</w:t>
-      </w:r>
-      <w:r>
-        <w:rPr>
-          <w:rFonts w:ascii="宋体" w:eastAsia="宋体" w:hAnsi="宋体" w:hint="eastAsia"/>
-          <w:i w:val="0"/>
-          <w:iCs/>
-        </w:rPr>
-        <w:t xml:space="preserve"> </w:t>
-      </w:r>
-      <w:r>
-        <w:rPr>
-          <w:rFonts w:ascii="宋体" w:eastAsia="宋体" w:hAnsi="宋体" w:hint="eastAsia"/>
-          <w:i w:val="0"/>
-          <w:iCs/>
-        </w:rPr>
-        <w:t>集成模型与基模型回归性能比较</w:t>
-      </w:r>
-      <w:bookmarkStart w:id="58" w:name="fig:phase5_roc_compare"/>
-      <w:bookmarkEnd w:id="57"/>
+        <w:t>图5 集成模型与基模型回归性能比较</w:t>
+      </w:r>
+      <w:bookmarkStart w:id="61" w:name="fig:phase5_roc_compare"/>
+      <w:bookmarkEnd w:id="60"/>
     </w:p>
     <w:p>
       <w:pPr>
@@ -14944,7 +15046,7 @@
         <w:spacing w:line="480" w:lineRule="exact"/>
         <w:jc w:val="center"/>
         <w:rPr>
-          <w:rFonts w:ascii="宋体" w:eastAsia="宋体" w:hAnsi="宋体"/>
+          <w:rFonts w:ascii="宋体" w:eastAsia="宋体" w:hAnsi="宋体" w:hint="eastAsia"/>
           <w:i w:val="0"/>
           <w:iCs/>
         </w:rPr>
@@ -14955,15 +15057,7 @@
           <w:i w:val="0"/>
           <w:iCs/>
         </w:rPr>
-        <w:t xml:space="preserve">图6 </w:t>
-      </w:r>
-      <w:r>
-        <w:rPr>
-          <w:rFonts w:ascii="宋体" w:eastAsia="宋体" w:hAnsi="宋体" w:hint="eastAsia"/>
-          <w:i w:val="0"/>
-          <w:iCs/>
-        </w:rPr>
-        <w:t>集成模型与基模型ROC曲线比较</w:t>
+        <w:t>图6 集成模型与基模型ROC曲线比较</w:t>
       </w:r>
     </w:p>
     <w:p>
@@ -14975,10 +15069,10 @@
           <w:color w:val="auto"/>
         </w:rPr>
       </w:pPr>
-      <w:bookmarkStart w:id="59" w:name="交叉验证稳定性"/>
-      <w:bookmarkStart w:id="60" w:name="_Toc228128162"/>
-      <w:bookmarkEnd w:id="54"/>
-      <w:bookmarkEnd w:id="58"/>
+      <w:bookmarkStart w:id="62" w:name="交叉验证稳定性"/>
+      <w:bookmarkStart w:id="63" w:name="_Toc228129980"/>
+      <w:bookmarkEnd w:id="57"/>
+      <w:bookmarkEnd w:id="61"/>
       <w:r>
         <w:rPr>
           <w:rFonts w:ascii="楷体" w:eastAsia="楷体" w:hAnsi="楷体" w:hint="eastAsia"/>
@@ -14986,18 +15080,9 @@
           <w:sz w:val="28"/>
           <w:szCs w:val="28"/>
         </w:rPr>
-        <w:t>（五）</w:t>
-      </w:r>
-      <w:r>
-        <w:rPr>
-          <w:rFonts w:ascii="楷体" w:eastAsia="楷体" w:hAnsi="楷体" w:hint="eastAsia"/>
-          <w:color w:val="auto"/>
-          <w:sz w:val="28"/>
-          <w:szCs w:val="28"/>
-        </w:rPr>
-        <w:t>交叉验证稳定性</w:t>
-      </w:r>
-      <w:bookmarkEnd w:id="60"/>
+        <w:t>（五）交叉验证稳定性</w:t>
+      </w:r>
+      <w:bookmarkEnd w:id="63"/>
     </w:p>
     <w:p>
       <w:pPr>
@@ -15005,10 +15090,10 @@
         <w:spacing w:line="480" w:lineRule="exact"/>
         <w:jc w:val="center"/>
         <w:rPr>
-          <w:rFonts w:ascii="宋体" w:eastAsia="宋体" w:hAnsi="宋体"/>
+          <w:rFonts w:ascii="宋体" w:eastAsia="宋体" w:hAnsi="宋体" w:hint="eastAsia"/>
         </w:rPr>
       </w:pPr>
-      <w:bookmarkStart w:id="61" w:name="tab:cv"/>
+      <w:bookmarkStart w:id="64" w:name="tab:cv"/>
       <w:r>
         <w:rPr>
           <w:rFonts w:ascii="宋体" w:eastAsia="宋体" w:hAnsi="宋体" w:hint="eastAsia"/>
@@ -15047,7 +15132,7 @@
               <w:spacing w:line="480" w:lineRule="exact"/>
               <w:jc w:val="center"/>
               <w:rPr>
-                <w:rFonts w:ascii="宋体" w:eastAsia="宋体" w:hAnsi="宋体"/>
+                <w:rFonts w:ascii="宋体" w:eastAsia="宋体" w:hAnsi="宋体" w:hint="eastAsia"/>
                 <w:sz w:val="21"/>
                 <w:szCs w:val="21"/>
               </w:rPr>
@@ -15072,7 +15157,7 @@
               <w:spacing w:line="480" w:lineRule="exact"/>
               <w:jc w:val="center"/>
               <w:rPr>
-                <w:rFonts w:ascii="宋体" w:eastAsia="宋体" w:hAnsi="宋体"/>
+                <w:rFonts w:ascii="宋体" w:eastAsia="宋体" w:hAnsi="宋体" w:hint="eastAsia"/>
                 <w:sz w:val="21"/>
                 <w:szCs w:val="21"/>
               </w:rPr>
@@ -15138,7 +15223,7 @@
               <w:spacing w:line="480" w:lineRule="exact"/>
               <w:jc w:val="center"/>
               <w:rPr>
-                <w:rFonts w:ascii="宋体" w:eastAsia="宋体" w:hAnsi="宋体"/>
+                <w:rFonts w:ascii="宋体" w:eastAsia="宋体" w:hAnsi="宋体" w:hint="eastAsia"/>
                 <w:sz w:val="21"/>
                 <w:szCs w:val="21"/>
               </w:rPr>
@@ -15176,7 +15261,7 @@
               <w:spacing w:line="480" w:lineRule="exact"/>
               <w:jc w:val="center"/>
               <w:rPr>
-                <w:rFonts w:ascii="宋体" w:eastAsia="宋体" w:hAnsi="宋体"/>
+                <w:rFonts w:ascii="宋体" w:eastAsia="宋体" w:hAnsi="宋体" w:hint="eastAsia"/>
                 <w:sz w:val="21"/>
                 <w:szCs w:val="21"/>
               </w:rPr>
@@ -15201,7 +15286,7 @@
               <w:spacing w:line="480" w:lineRule="exact"/>
               <w:jc w:val="center"/>
               <w:rPr>
-                <w:rFonts w:ascii="宋体" w:eastAsia="宋体" w:hAnsi="宋体"/>
+                <w:rFonts w:ascii="宋体" w:eastAsia="宋体" w:hAnsi="宋体" w:hint="eastAsia"/>
                 <w:sz w:val="21"/>
                 <w:szCs w:val="21"/>
               </w:rPr>
@@ -15249,7 +15334,7 @@
               <w:spacing w:line="480" w:lineRule="exact"/>
               <w:jc w:val="center"/>
               <w:rPr>
-                <w:rFonts w:ascii="宋体" w:eastAsia="宋体" w:hAnsi="宋体"/>
+                <w:rFonts w:ascii="宋体" w:eastAsia="宋体" w:hAnsi="宋体" w:hint="eastAsia"/>
                 <w:sz w:val="21"/>
                 <w:szCs w:val="21"/>
               </w:rPr>
@@ -15302,7 +15387,7 @@
               <w:spacing w:line="480" w:lineRule="exact"/>
               <w:jc w:val="center"/>
               <w:rPr>
-                <w:rFonts w:ascii="宋体" w:eastAsia="宋体" w:hAnsi="宋体"/>
+                <w:rFonts w:ascii="宋体" w:eastAsia="宋体" w:hAnsi="宋体" w:hint="eastAsia"/>
                 <w:sz w:val="21"/>
                 <w:szCs w:val="21"/>
               </w:rPr>
@@ -15327,7 +15412,7 @@
               <w:spacing w:line="480" w:lineRule="exact"/>
               <w:jc w:val="center"/>
               <w:rPr>
-                <w:rFonts w:ascii="宋体" w:eastAsia="宋体" w:hAnsi="宋体"/>
+                <w:rFonts w:ascii="宋体" w:eastAsia="宋体" w:hAnsi="宋体" w:hint="eastAsia"/>
                 <w:sz w:val="21"/>
                 <w:szCs w:val="21"/>
               </w:rPr>
@@ -15375,7 +15460,7 @@
               <w:spacing w:line="480" w:lineRule="exact"/>
               <w:jc w:val="center"/>
               <w:rPr>
-                <w:rFonts w:ascii="宋体" w:eastAsia="宋体" w:hAnsi="宋体"/>
+                <w:rFonts w:ascii="宋体" w:eastAsia="宋体" w:hAnsi="宋体" w:hint="eastAsia"/>
                 <w:sz w:val="21"/>
                 <w:szCs w:val="21"/>
               </w:rPr>
@@ -15428,7 +15513,7 @@
               <w:spacing w:line="480" w:lineRule="exact"/>
               <w:jc w:val="center"/>
               <w:rPr>
-                <w:rFonts w:ascii="宋体" w:eastAsia="宋体" w:hAnsi="宋体"/>
+                <w:rFonts w:ascii="宋体" w:eastAsia="宋体" w:hAnsi="宋体" w:hint="eastAsia"/>
                 <w:sz w:val="21"/>
                 <w:szCs w:val="21"/>
               </w:rPr>
@@ -15453,7 +15538,7 @@
               <w:spacing w:line="480" w:lineRule="exact"/>
               <w:jc w:val="center"/>
               <w:rPr>
-                <w:rFonts w:ascii="宋体" w:eastAsia="宋体" w:hAnsi="宋体"/>
+                <w:rFonts w:ascii="宋体" w:eastAsia="宋体" w:hAnsi="宋体" w:hint="eastAsia"/>
                 <w:sz w:val="21"/>
                 <w:szCs w:val="21"/>
               </w:rPr>
@@ -15501,7 +15586,7 @@
               <w:spacing w:line="480" w:lineRule="exact"/>
               <w:jc w:val="center"/>
               <w:rPr>
-                <w:rFonts w:ascii="宋体" w:eastAsia="宋体" w:hAnsi="宋体"/>
+                <w:rFonts w:ascii="宋体" w:eastAsia="宋体" w:hAnsi="宋体" w:hint="eastAsia"/>
                 <w:sz w:val="21"/>
                 <w:szCs w:val="21"/>
               </w:rPr>
@@ -15554,7 +15639,7 @@
               <w:spacing w:line="480" w:lineRule="exact"/>
               <w:jc w:val="center"/>
               <w:rPr>
-                <w:rFonts w:ascii="宋体" w:eastAsia="宋体" w:hAnsi="宋体"/>
+                <w:rFonts w:ascii="宋体" w:eastAsia="宋体" w:hAnsi="宋体" w:hint="eastAsia"/>
                 <w:sz w:val="21"/>
                 <w:szCs w:val="21"/>
               </w:rPr>
@@ -15579,7 +15664,7 @@
               <w:spacing w:line="480" w:lineRule="exact"/>
               <w:jc w:val="center"/>
               <w:rPr>
-                <w:rFonts w:ascii="宋体" w:eastAsia="宋体" w:hAnsi="宋体"/>
+                <w:rFonts w:ascii="宋体" w:eastAsia="宋体" w:hAnsi="宋体" w:hint="eastAsia"/>
                 <w:sz w:val="21"/>
                 <w:szCs w:val="21"/>
               </w:rPr>
@@ -15627,7 +15712,7 @@
               <w:spacing w:line="480" w:lineRule="exact"/>
               <w:jc w:val="center"/>
               <w:rPr>
-                <w:rFonts w:ascii="宋体" w:eastAsia="宋体" w:hAnsi="宋体"/>
+                <w:rFonts w:ascii="宋体" w:eastAsia="宋体" w:hAnsi="宋体" w:hint="eastAsia"/>
                 <w:sz w:val="21"/>
                 <w:szCs w:val="21"/>
               </w:rPr>
@@ -15680,7 +15765,7 @@
               <w:spacing w:line="480" w:lineRule="exact"/>
               <w:jc w:val="center"/>
               <w:rPr>
-                <w:rFonts w:ascii="宋体" w:eastAsia="宋体" w:hAnsi="宋体"/>
+                <w:rFonts w:ascii="宋体" w:eastAsia="宋体" w:hAnsi="宋体" w:hint="eastAsia"/>
                 <w:sz w:val="21"/>
                 <w:szCs w:val="21"/>
               </w:rPr>
@@ -15705,7 +15790,7 @@
               <w:spacing w:line="480" w:lineRule="exact"/>
               <w:jc w:val="center"/>
               <w:rPr>
-                <w:rFonts w:ascii="宋体" w:eastAsia="宋体" w:hAnsi="宋体"/>
+                <w:rFonts w:ascii="宋体" w:eastAsia="宋体" w:hAnsi="宋体" w:hint="eastAsia"/>
                 <w:sz w:val="21"/>
                 <w:szCs w:val="21"/>
               </w:rPr>
@@ -15753,7 +15838,7 @@
               <w:spacing w:line="480" w:lineRule="exact"/>
               <w:jc w:val="center"/>
               <w:rPr>
-                <w:rFonts w:ascii="宋体" w:eastAsia="宋体" w:hAnsi="宋体"/>
+                <w:rFonts w:ascii="宋体" w:eastAsia="宋体" w:hAnsi="宋体" w:hint="eastAsia"/>
                 <w:sz w:val="21"/>
                 <w:szCs w:val="21"/>
               </w:rPr>
@@ -15806,7 +15891,7 @@
               <w:spacing w:line="480" w:lineRule="exact"/>
               <w:jc w:val="center"/>
               <w:rPr>
-                <w:rFonts w:ascii="宋体" w:eastAsia="宋体" w:hAnsi="宋体"/>
+                <w:rFonts w:ascii="宋体" w:eastAsia="宋体" w:hAnsi="宋体" w:hint="eastAsia"/>
                 <w:sz w:val="21"/>
                 <w:szCs w:val="21"/>
               </w:rPr>
@@ -15832,7 +15917,7 @@
               <w:spacing w:line="480" w:lineRule="exact"/>
               <w:jc w:val="center"/>
               <w:rPr>
-                <w:rFonts w:ascii="宋体" w:eastAsia="宋体" w:hAnsi="宋体"/>
+                <w:rFonts w:ascii="宋体" w:eastAsia="宋体" w:hAnsi="宋体" w:hint="eastAsia"/>
                 <w:sz w:val="21"/>
                 <w:szCs w:val="21"/>
               </w:rPr>
@@ -15880,7 +15965,7 @@
               <w:spacing w:line="480" w:lineRule="exact"/>
               <w:jc w:val="center"/>
               <w:rPr>
-                <w:rFonts w:ascii="宋体" w:eastAsia="宋体" w:hAnsi="宋体"/>
+                <w:rFonts w:ascii="宋体" w:eastAsia="宋体" w:hAnsi="宋体" w:hint="eastAsia"/>
                 <w:sz w:val="21"/>
                 <w:szCs w:val="21"/>
               </w:rPr>
@@ -15933,7 +16018,7 @@
               <w:spacing w:line="480" w:lineRule="exact"/>
               <w:jc w:val="center"/>
               <w:rPr>
-                <w:rFonts w:ascii="宋体" w:eastAsia="宋体" w:hAnsi="宋体"/>
+                <w:rFonts w:ascii="宋体" w:eastAsia="宋体" w:hAnsi="宋体" w:hint="eastAsia"/>
                 <w:sz w:val="21"/>
                 <w:szCs w:val="21"/>
               </w:rPr>
@@ -15960,7 +16045,7 @@
               <w:spacing w:line="480" w:lineRule="exact"/>
               <w:jc w:val="center"/>
               <w:rPr>
-                <w:rFonts w:ascii="宋体" w:eastAsia="宋体" w:hAnsi="宋体"/>
+                <w:rFonts w:ascii="宋体" w:eastAsia="宋体" w:hAnsi="宋体" w:hint="eastAsia"/>
                 <w:sz w:val="21"/>
                 <w:szCs w:val="21"/>
               </w:rPr>
@@ -15992,7 +16077,7 @@
               <w:spacing w:line="480" w:lineRule="exact"/>
               <w:jc w:val="center"/>
               <w:rPr>
-                <w:rFonts w:ascii="宋体" w:eastAsia="宋体" w:hAnsi="宋体"/>
+                <w:rFonts w:ascii="宋体" w:eastAsia="宋体" w:hAnsi="宋体" w:hint="eastAsia"/>
                 <w:sz w:val="21"/>
                 <w:szCs w:val="21"/>
               </w:rPr>
@@ -16016,14 +16101,14 @@
         </w:tc>
       </w:tr>
     </w:tbl>
-    <w:bookmarkEnd w:id="61"/>
+    <w:bookmarkEnd w:id="64"/>
     <w:p>
       <w:pPr>
         <w:pStyle w:val="a0"/>
         <w:spacing w:line="480" w:lineRule="exact"/>
         <w:ind w:firstLineChars="200" w:firstLine="480"/>
         <w:rPr>
-          <w:rFonts w:ascii="宋体" w:eastAsia="宋体" w:hAnsi="宋体"/>
+          <w:rFonts w:ascii="宋体" w:eastAsia="宋体" w:hAnsi="宋体" w:hint="eastAsia"/>
         </w:rPr>
       </w:pPr>
       <w:r>
@@ -16096,24 +16181,15 @@
         <w:spacing w:line="480" w:lineRule="exact"/>
         <w:ind w:firstLineChars="200" w:firstLine="560"/>
         <w:rPr>
-          <w:rFonts w:ascii="楷体" w:eastAsia="楷体" w:hAnsi="楷体"/>
-          <w:color w:val="auto"/>
-          <w:sz w:val="28"/>
-          <w:szCs w:val="28"/>
-        </w:rPr>
-      </w:pPr>
-      <w:bookmarkStart w:id="62" w:name="虚拟筛选效果验证"/>
-      <w:bookmarkStart w:id="63" w:name="_Toc228128163"/>
-      <w:bookmarkEnd w:id="59"/>
-      <w:r>
-        <w:rPr>
           <w:rFonts w:ascii="楷体" w:eastAsia="楷体" w:hAnsi="楷体" w:hint="eastAsia"/>
           <w:color w:val="auto"/>
           <w:sz w:val="28"/>
           <w:szCs w:val="28"/>
         </w:rPr>
-        <w:t>（六）</w:t>
-      </w:r>
+      </w:pPr>
+      <w:bookmarkStart w:id="65" w:name="虚拟筛选效果验证"/>
+      <w:bookmarkStart w:id="66" w:name="_Toc228129981"/>
+      <w:bookmarkEnd w:id="62"/>
       <w:r>
         <w:rPr>
           <w:rFonts w:ascii="楷体" w:eastAsia="楷体" w:hAnsi="楷体" w:hint="eastAsia"/>
@@ -16121,9 +16197,9 @@
           <w:sz w:val="28"/>
           <w:szCs w:val="28"/>
         </w:rPr>
-        <w:t>虚拟筛选效果验证</w:t>
-      </w:r>
-      <w:bookmarkEnd w:id="63"/>
+        <w:t>（六）虚拟筛选效果验证</w:t>
+      </w:r>
+      <w:bookmarkEnd w:id="66"/>
     </w:p>
     <w:p>
       <w:pPr>
@@ -16131,7 +16207,7 @@
         <w:spacing w:line="480" w:lineRule="exact"/>
         <w:ind w:firstLineChars="200" w:firstLine="480"/>
         <w:rPr>
-          <w:rFonts w:ascii="宋体" w:eastAsia="宋体" w:hAnsi="宋体"/>
+          <w:rFonts w:ascii="宋体" w:eastAsia="宋体" w:hAnsi="宋体" w:hint="eastAsia"/>
         </w:rPr>
       </w:pPr>
       <w:r>
@@ -16147,7 +16223,7 @@
         <w:spacing w:line="480" w:lineRule="exact"/>
         <w:ind w:firstLineChars="200" w:firstLine="480"/>
         <w:rPr>
-          <w:rFonts w:ascii="宋体" w:eastAsia="宋体" w:hAnsi="宋体"/>
+          <w:rFonts w:ascii="宋体" w:eastAsia="宋体" w:hAnsi="宋体" w:hint="eastAsia"/>
         </w:rPr>
       </w:pPr>
       <w:r>
@@ -16225,26 +16301,26 @@
         <w:pStyle w:val="1"/>
         <w:spacing w:line="480" w:lineRule="exact"/>
         <w:rPr>
-          <w:rFonts w:ascii="黑体" w:eastAsia="黑体" w:hAnsi="黑体"/>
-          <w:color w:val="auto"/>
-          <w:sz w:val="30"/>
-          <w:szCs w:val="30"/>
-        </w:rPr>
-      </w:pPr>
-      <w:bookmarkStart w:id="64" w:name="讨论"/>
-      <w:bookmarkStart w:id="65" w:name="_Toc228128164"/>
-      <w:bookmarkEnd w:id="40"/>
-      <w:bookmarkEnd w:id="62"/>
-      <w:r>
-        <w:rPr>
           <w:rFonts w:ascii="黑体" w:eastAsia="黑体" w:hAnsi="黑体" w:hint="eastAsia"/>
           <w:color w:val="auto"/>
           <w:sz w:val="30"/>
           <w:szCs w:val="30"/>
         </w:rPr>
+      </w:pPr>
+      <w:bookmarkStart w:id="67" w:name="讨论"/>
+      <w:bookmarkStart w:id="68" w:name="_Toc228129982"/>
+      <w:bookmarkEnd w:id="43"/>
+      <w:bookmarkEnd w:id="65"/>
+      <w:r>
+        <w:rPr>
+          <w:rFonts w:ascii="黑体" w:eastAsia="黑体" w:hAnsi="黑体" w:hint="eastAsia"/>
+          <w:color w:val="auto"/>
+          <w:sz w:val="30"/>
+          <w:szCs w:val="30"/>
+        </w:rPr>
         <w:t>四、讨论</w:t>
       </w:r>
-      <w:bookmarkEnd w:id="65"/>
+      <w:bookmarkEnd w:id="68"/>
     </w:p>
     <w:p>
       <w:pPr>
@@ -16252,24 +16328,24 @@
         <w:spacing w:line="480" w:lineRule="exact"/>
         <w:ind w:firstLineChars="200" w:firstLine="560"/>
         <w:rPr>
-          <w:rFonts w:ascii="楷体" w:eastAsia="楷体" w:hAnsi="楷体"/>
-          <w:color w:val="auto"/>
-          <w:sz w:val="28"/>
-          <w:szCs w:val="28"/>
-        </w:rPr>
-      </w:pPr>
-      <w:bookmarkStart w:id="66" w:name="集成学习的有效性"/>
-      <w:bookmarkStart w:id="67" w:name="_Toc228128165"/>
-      <w:r>
-        <w:rPr>
           <w:rFonts w:ascii="楷体" w:eastAsia="楷体" w:hAnsi="楷体" w:hint="eastAsia"/>
           <w:color w:val="auto"/>
           <w:sz w:val="28"/>
           <w:szCs w:val="28"/>
         </w:rPr>
+      </w:pPr>
+      <w:bookmarkStart w:id="69" w:name="集成学习的有效性"/>
+      <w:bookmarkStart w:id="70" w:name="_Toc228129983"/>
+      <w:r>
+        <w:rPr>
+          <w:rFonts w:ascii="楷体" w:eastAsia="楷体" w:hAnsi="楷体" w:hint="eastAsia"/>
+          <w:color w:val="auto"/>
+          <w:sz w:val="28"/>
+          <w:szCs w:val="28"/>
+        </w:rPr>
         <w:t>（一）集成学习的有效性</w:t>
       </w:r>
-      <w:bookmarkEnd w:id="67"/>
+      <w:bookmarkEnd w:id="70"/>
     </w:p>
     <w:p>
       <w:pPr>
@@ -16277,7 +16353,7 @@
         <w:spacing w:line="480" w:lineRule="exact"/>
         <w:ind w:firstLineChars="200" w:firstLine="480"/>
         <w:rPr>
-          <w:rFonts w:ascii="宋体" w:eastAsia="宋体" w:hAnsi="宋体"/>
+          <w:rFonts w:ascii="宋体" w:eastAsia="宋体" w:hAnsi="宋体" w:hint="eastAsia"/>
         </w:rPr>
       </w:pPr>
       <w:r>
@@ -16335,26 +16411,26 @@
         <w:spacing w:line="480" w:lineRule="exact"/>
         <w:ind w:firstLineChars="200" w:firstLine="560"/>
         <w:rPr>
-          <w:rFonts w:ascii="楷体" w:eastAsia="楷体" w:hAnsi="楷体"/>
-          <w:color w:val="auto"/>
-          <w:sz w:val="28"/>
-          <w:szCs w:val="28"/>
-        </w:rPr>
-      </w:pPr>
-      <w:bookmarkStart w:id="68" w:name="特征选择的影响"/>
-      <w:bookmarkStart w:id="69" w:name="_Toc228128166"/>
-      <w:bookmarkEnd w:id="66"/>
-      <w:r>
-        <w:rPr>
           <w:rFonts w:ascii="楷体" w:eastAsia="楷体" w:hAnsi="楷体" w:hint="eastAsia"/>
           <w:color w:val="auto"/>
           <w:sz w:val="28"/>
           <w:szCs w:val="28"/>
         </w:rPr>
+      </w:pPr>
+      <w:bookmarkStart w:id="71" w:name="特征选择的影响"/>
+      <w:bookmarkStart w:id="72" w:name="_Toc228129984"/>
+      <w:bookmarkEnd w:id="69"/>
+      <w:r>
+        <w:rPr>
+          <w:rFonts w:ascii="楷体" w:eastAsia="楷体" w:hAnsi="楷体" w:hint="eastAsia"/>
+          <w:color w:val="auto"/>
+          <w:sz w:val="28"/>
+          <w:szCs w:val="28"/>
+        </w:rPr>
         <w:lastRenderedPageBreak/>
         <w:t>（二）特征选择的影响</w:t>
       </w:r>
-      <w:bookmarkEnd w:id="69"/>
+      <w:bookmarkEnd w:id="72"/>
     </w:p>
     <w:p>
       <w:pPr>
@@ -16362,7 +16438,7 @@
         <w:spacing w:line="480" w:lineRule="exact"/>
         <w:ind w:firstLineChars="200" w:firstLine="480"/>
         <w:rPr>
-          <w:rFonts w:ascii="宋体" w:eastAsia="宋体" w:hAnsi="宋体"/>
+          <w:rFonts w:ascii="宋体" w:eastAsia="宋体" w:hAnsi="宋体" w:hint="eastAsia"/>
         </w:rPr>
       </w:pPr>
       <w:r>
@@ -16432,25 +16508,25 @@
         <w:spacing w:line="480" w:lineRule="exact"/>
         <w:ind w:firstLineChars="200" w:firstLine="560"/>
         <w:rPr>
-          <w:rFonts w:ascii="楷体" w:eastAsia="楷体" w:hAnsi="楷体"/>
-          <w:color w:val="auto"/>
-          <w:sz w:val="28"/>
-          <w:szCs w:val="28"/>
-        </w:rPr>
-      </w:pPr>
-      <w:bookmarkStart w:id="70" w:name="局限性与展望"/>
-      <w:bookmarkStart w:id="71" w:name="_Toc228128167"/>
-      <w:bookmarkEnd w:id="68"/>
-      <w:r>
-        <w:rPr>
           <w:rFonts w:ascii="楷体" w:eastAsia="楷体" w:hAnsi="楷体" w:hint="eastAsia"/>
           <w:color w:val="auto"/>
           <w:sz w:val="28"/>
           <w:szCs w:val="28"/>
         </w:rPr>
+      </w:pPr>
+      <w:bookmarkStart w:id="73" w:name="局限性与展望"/>
+      <w:bookmarkStart w:id="74" w:name="_Toc228129985"/>
+      <w:bookmarkEnd w:id="71"/>
+      <w:r>
+        <w:rPr>
+          <w:rFonts w:ascii="楷体" w:eastAsia="楷体" w:hAnsi="楷体" w:hint="eastAsia"/>
+          <w:color w:val="auto"/>
+          <w:sz w:val="28"/>
+          <w:szCs w:val="28"/>
+        </w:rPr>
         <w:t>（三）局限性与展望</w:t>
       </w:r>
-      <w:bookmarkEnd w:id="71"/>
+      <w:bookmarkEnd w:id="74"/>
     </w:p>
     <w:p>
       <w:pPr>
@@ -16458,7 +16534,7 @@
         <w:spacing w:line="480" w:lineRule="exact"/>
         <w:ind w:firstLineChars="200" w:firstLine="480"/>
         <w:rPr>
-          <w:rFonts w:ascii="宋体" w:eastAsia="宋体" w:hAnsi="宋体"/>
+          <w:rFonts w:ascii="宋体" w:eastAsia="宋体" w:hAnsi="宋体" w:hint="eastAsia"/>
         </w:rPr>
       </w:pPr>
       <w:r>
@@ -16474,7 +16550,7 @@
         <w:spacing w:line="480" w:lineRule="exact"/>
         <w:ind w:firstLineChars="200" w:firstLine="480"/>
         <w:rPr>
-          <w:rFonts w:ascii="宋体" w:eastAsia="宋体" w:hAnsi="宋体"/>
+          <w:rFonts w:ascii="宋体" w:eastAsia="宋体" w:hAnsi="宋体" w:hint="eastAsia"/>
         </w:rPr>
       </w:pPr>
       <w:r>
@@ -16530,7 +16606,7 @@
         <w:spacing w:line="480" w:lineRule="exact"/>
         <w:ind w:firstLineChars="200" w:firstLine="480"/>
         <w:rPr>
-          <w:rFonts w:ascii="宋体" w:eastAsia="宋体" w:hAnsi="宋体"/>
+          <w:rFonts w:ascii="宋体" w:eastAsia="宋体" w:hAnsi="宋体" w:hint="eastAsia"/>
         </w:rPr>
       </w:pPr>
       <w:r>
@@ -16629,7 +16705,7 @@
         <w:spacing w:line="480" w:lineRule="exact"/>
         <w:ind w:firstLineChars="200" w:firstLine="480"/>
         <w:rPr>
-          <w:rFonts w:ascii="宋体" w:eastAsia="宋体" w:hAnsi="宋体"/>
+          <w:rFonts w:ascii="宋体" w:eastAsia="宋体" w:hAnsi="宋体" w:hint="eastAsia"/>
         </w:rPr>
       </w:pPr>
       <w:r>
@@ -16670,26 +16746,26 @@
         <w:pStyle w:val="1"/>
         <w:spacing w:line="480" w:lineRule="exact"/>
         <w:rPr>
-          <w:rFonts w:ascii="黑体" w:eastAsia="黑体" w:hAnsi="黑体"/>
-          <w:color w:val="auto"/>
-          <w:sz w:val="30"/>
-          <w:szCs w:val="30"/>
-        </w:rPr>
-      </w:pPr>
-      <w:bookmarkStart w:id="72" w:name="结论"/>
-      <w:bookmarkStart w:id="73" w:name="_Toc228128168"/>
-      <w:bookmarkEnd w:id="64"/>
-      <w:bookmarkEnd w:id="70"/>
-      <w:r>
-        <w:rPr>
           <w:rFonts w:ascii="黑体" w:eastAsia="黑体" w:hAnsi="黑体" w:hint="eastAsia"/>
           <w:color w:val="auto"/>
           <w:sz w:val="30"/>
           <w:szCs w:val="30"/>
         </w:rPr>
+      </w:pPr>
+      <w:bookmarkStart w:id="75" w:name="结论"/>
+      <w:bookmarkStart w:id="76" w:name="_Toc228129986"/>
+      <w:bookmarkEnd w:id="67"/>
+      <w:bookmarkEnd w:id="73"/>
+      <w:r>
+        <w:rPr>
+          <w:rFonts w:ascii="黑体" w:eastAsia="黑体" w:hAnsi="黑体" w:hint="eastAsia"/>
+          <w:color w:val="auto"/>
+          <w:sz w:val="30"/>
+          <w:szCs w:val="30"/>
+        </w:rPr>
         <w:t>五、结论</w:t>
       </w:r>
-      <w:bookmarkEnd w:id="73"/>
+      <w:bookmarkEnd w:id="76"/>
     </w:p>
     <w:p>
       <w:pPr>
@@ -16697,7 +16773,7 @@
         <w:spacing w:line="480" w:lineRule="exact"/>
         <w:ind w:firstLineChars="200" w:firstLine="480"/>
         <w:rPr>
-          <w:rFonts w:ascii="宋体" w:eastAsia="宋体" w:hAnsi="宋体"/>
+          <w:rFonts w:ascii="宋体" w:eastAsia="宋体" w:hAnsi="宋体" w:hint="eastAsia"/>
         </w:rPr>
       </w:pPr>
       <w:r>
@@ -16712,7 +16788,7 @@
         <w:spacing w:line="480" w:lineRule="exact"/>
         <w:ind w:firstLineChars="200" w:firstLine="480"/>
         <w:rPr>
-          <w:rFonts w:ascii="宋体" w:eastAsia="宋体" w:hAnsi="宋体"/>
+          <w:rFonts w:ascii="宋体" w:eastAsia="宋体" w:hAnsi="宋体" w:hint="eastAsia"/>
         </w:rPr>
       </w:pPr>
       <w:r>
@@ -16753,7 +16829,7 @@
         <w:spacing w:line="480" w:lineRule="exact"/>
         <w:ind w:firstLineChars="200" w:firstLine="480"/>
         <w:rPr>
-          <w:rFonts w:ascii="宋体" w:eastAsia="宋体" w:hAnsi="宋体"/>
+          <w:rFonts w:ascii="宋体" w:eastAsia="宋体" w:hAnsi="宋体" w:hint="eastAsia"/>
         </w:rPr>
       </w:pPr>
       <w:r>
@@ -16866,7 +16942,7 @@
         <w:spacing w:line="480" w:lineRule="exact"/>
         <w:ind w:firstLineChars="200" w:firstLine="480"/>
         <w:rPr>
-          <w:rFonts w:ascii="宋体" w:eastAsia="宋体" w:hAnsi="宋体"/>
+          <w:rFonts w:ascii="宋体" w:eastAsia="宋体" w:hAnsi="宋体" w:hint="eastAsia"/>
         </w:rPr>
       </w:pPr>
       <w:r>
@@ -16907,7 +16983,7 @@
         <w:spacing w:line="480" w:lineRule="exact"/>
         <w:ind w:firstLineChars="200" w:firstLine="480"/>
         <w:rPr>
-          <w:rFonts w:ascii="宋体" w:eastAsia="宋体" w:hAnsi="宋体"/>
+          <w:rFonts w:ascii="宋体" w:eastAsia="宋体" w:hAnsi="宋体" w:hint="eastAsia"/>
         </w:rPr>
       </w:pPr>
       <w:r>
@@ -16928,7 +17004,7 @@
           <w:szCs w:val="28"/>
         </w:rPr>
       </w:pPr>
-      <w:bookmarkStart w:id="74" w:name="_Toc228128169"/>
+      <w:bookmarkStart w:id="77" w:name="_Toc228129987"/>
       <w:r>
         <w:rPr>
           <w:rFonts w:ascii="黑体" w:eastAsia="黑体" w:hAnsi="黑体" w:hint="eastAsia"/>
@@ -16938,19 +17014,19 @@
         </w:rPr>
         <w:t>参考文献</w:t>
       </w:r>
-      <w:bookmarkEnd w:id="74"/>
+      <w:bookmarkEnd w:id="77"/>
     </w:p>
     <w:p>
       <w:pPr>
         <w:spacing w:line="480" w:lineRule="exact"/>
         <w:rPr>
-          <w:rFonts w:ascii="宋体" w:eastAsia="宋体" w:hAnsi="宋体"/>
+          <w:rFonts w:ascii="宋体" w:eastAsia="宋体" w:hAnsi="宋体" w:hint="eastAsia"/>
           <w:sz w:val="28"/>
           <w:szCs w:val="28"/>
         </w:rPr>
       </w:pPr>
-      <w:bookmarkStart w:id="75" w:name="附录a主要超参数配置区间与最优值"/>
-      <w:bookmarkEnd w:id="72"/>
+      <w:bookmarkStart w:id="78" w:name="附录a主要超参数配置区间与最优值"/>
+      <w:bookmarkEnd w:id="75"/>
       <w:r>
         <w:rPr>
           <w:rFonts w:ascii="宋体" w:eastAsia="宋体" w:hAnsi="宋体"/>
@@ -17032,7 +17108,7 @@
       <w:pPr>
         <w:spacing w:line="480" w:lineRule="exact"/>
         <w:rPr>
-          <w:rFonts w:ascii="宋体" w:eastAsia="宋体" w:hAnsi="宋体"/>
+          <w:rFonts w:ascii="宋体" w:eastAsia="宋体" w:hAnsi="宋体" w:hint="eastAsia"/>
           <w:sz w:val="28"/>
           <w:szCs w:val="28"/>
         </w:rPr>
@@ -17102,7 +17178,7 @@
       <w:pPr>
         <w:spacing w:line="480" w:lineRule="exact"/>
         <w:rPr>
-          <w:rFonts w:ascii="宋体" w:eastAsia="宋体" w:hAnsi="宋体"/>
+          <w:rFonts w:ascii="宋体" w:eastAsia="宋体" w:hAnsi="宋体" w:hint="eastAsia"/>
           <w:sz w:val="28"/>
           <w:szCs w:val="28"/>
         </w:rPr>
@@ -17152,7 +17228,7 @@
       <w:pPr>
         <w:spacing w:line="480" w:lineRule="exact"/>
         <w:rPr>
-          <w:rFonts w:ascii="宋体" w:eastAsia="宋体" w:hAnsi="宋体"/>
+          <w:rFonts w:ascii="宋体" w:eastAsia="宋体" w:hAnsi="宋体" w:hint="eastAsia"/>
           <w:sz w:val="28"/>
           <w:szCs w:val="28"/>
         </w:rPr>
@@ -17186,7 +17262,7 @@
       <w:pPr>
         <w:spacing w:line="480" w:lineRule="exact"/>
         <w:rPr>
-          <w:rFonts w:ascii="宋体" w:eastAsia="宋体" w:hAnsi="宋体"/>
+          <w:rFonts w:ascii="宋体" w:eastAsia="宋体" w:hAnsi="宋体" w:hint="eastAsia"/>
           <w:sz w:val="28"/>
           <w:szCs w:val="28"/>
         </w:rPr>
@@ -17282,7 +17358,7 @@
       <w:pPr>
         <w:spacing w:line="480" w:lineRule="exact"/>
         <w:rPr>
-          <w:rFonts w:ascii="宋体" w:eastAsia="宋体" w:hAnsi="宋体"/>
+          <w:rFonts w:ascii="宋体" w:eastAsia="宋体" w:hAnsi="宋体" w:hint="eastAsia"/>
           <w:sz w:val="28"/>
           <w:szCs w:val="28"/>
         </w:rPr>
@@ -17401,7 +17477,7 @@
       <w:pPr>
         <w:spacing w:line="480" w:lineRule="exact"/>
         <w:rPr>
-          <w:rFonts w:ascii="宋体" w:eastAsia="宋体" w:hAnsi="宋体"/>
+          <w:rFonts w:ascii="宋体" w:eastAsia="宋体" w:hAnsi="宋体" w:hint="eastAsia"/>
           <w:sz w:val="28"/>
           <w:szCs w:val="28"/>
         </w:rPr>
@@ -17503,7 +17579,7 @@
       <w:pPr>
         <w:spacing w:line="480" w:lineRule="exact"/>
         <w:rPr>
-          <w:rFonts w:ascii="宋体" w:eastAsia="宋体" w:hAnsi="宋体"/>
+          <w:rFonts w:ascii="宋体" w:eastAsia="宋体" w:hAnsi="宋体" w:hint="eastAsia"/>
           <w:sz w:val="28"/>
           <w:szCs w:val="28"/>
         </w:rPr>
@@ -17622,25 +17698,25 @@
         <w:pStyle w:val="1"/>
         <w:spacing w:line="480" w:lineRule="exact"/>
         <w:rPr>
-          <w:rFonts w:ascii="黑体" w:eastAsia="黑体" w:hAnsi="黑体"/>
-          <w:color w:val="auto"/>
-          <w:sz w:val="28"/>
-          <w:szCs w:val="28"/>
-        </w:rPr>
-      </w:pPr>
-      <w:bookmarkStart w:id="76" w:name="附录b实验环境与可复现说明"/>
-      <w:bookmarkStart w:id="77" w:name="_Toc228128170"/>
-      <w:bookmarkEnd w:id="75"/>
-      <w:r>
-        <w:rPr>
           <w:rFonts w:ascii="黑体" w:eastAsia="黑体" w:hAnsi="黑体" w:hint="eastAsia"/>
           <w:color w:val="auto"/>
           <w:sz w:val="28"/>
           <w:szCs w:val="28"/>
         </w:rPr>
+      </w:pPr>
+      <w:bookmarkStart w:id="79" w:name="附录b实验环境与可复现说明"/>
+      <w:bookmarkStart w:id="80" w:name="_Toc228129988"/>
+      <w:bookmarkEnd w:id="78"/>
+      <w:r>
+        <w:rPr>
+          <w:rFonts w:ascii="黑体" w:eastAsia="黑体" w:hAnsi="黑体" w:hint="eastAsia"/>
+          <w:color w:val="auto"/>
+          <w:sz w:val="28"/>
+          <w:szCs w:val="28"/>
+        </w:rPr>
         <w:t>附录</w:t>
       </w:r>
-      <w:bookmarkEnd w:id="77"/>
+      <w:bookmarkEnd w:id="80"/>
     </w:p>
     <w:p>
       <w:pPr>
@@ -17648,7 +17724,7 @@
         <w:spacing w:line="480" w:lineRule="exact"/>
         <w:ind w:firstLineChars="200" w:firstLine="480"/>
         <w:rPr>
-          <w:rFonts w:ascii="宋体" w:eastAsia="宋体" w:hAnsi="宋体"/>
+          <w:rFonts w:ascii="宋体" w:eastAsia="宋体" w:hAnsi="宋体" w:hint="eastAsia"/>
         </w:rPr>
       </w:pPr>
       <w:r>
@@ -17783,25 +17859,25 @@
         <w:spacing w:line="480" w:lineRule="exact"/>
         <w:jc w:val="center"/>
         <w:rPr>
-          <w:rFonts w:ascii="黑体" w:eastAsia="黑体" w:hAnsi="黑体"/>
-          <w:color w:val="auto"/>
-          <w:sz w:val="30"/>
-          <w:szCs w:val="30"/>
-        </w:rPr>
-      </w:pPr>
-      <w:bookmarkStart w:id="78" w:name="致谢"/>
-      <w:bookmarkStart w:id="79" w:name="_Toc228128171"/>
-      <w:bookmarkEnd w:id="76"/>
-      <w:r>
-        <w:rPr>
           <w:rFonts w:ascii="黑体" w:eastAsia="黑体" w:hAnsi="黑体" w:hint="eastAsia"/>
           <w:color w:val="auto"/>
           <w:sz w:val="30"/>
           <w:szCs w:val="30"/>
         </w:rPr>
+      </w:pPr>
+      <w:bookmarkStart w:id="81" w:name="致谢"/>
+      <w:bookmarkStart w:id="82" w:name="_Toc228129989"/>
+      <w:bookmarkEnd w:id="79"/>
+      <w:r>
+        <w:rPr>
+          <w:rFonts w:ascii="黑体" w:eastAsia="黑体" w:hAnsi="黑体" w:hint="eastAsia"/>
+          <w:color w:val="auto"/>
+          <w:sz w:val="30"/>
+          <w:szCs w:val="30"/>
+        </w:rPr>
         <w:t>致谢</w:t>
       </w:r>
-      <w:bookmarkEnd w:id="79"/>
+      <w:bookmarkEnd w:id="82"/>
     </w:p>
     <w:p>
       <w:pPr>
@@ -17809,7 +17885,7 @@
         <w:spacing w:line="480" w:lineRule="exact"/>
         <w:ind w:firstLineChars="200" w:firstLine="480"/>
         <w:rPr>
-          <w:rFonts w:ascii="宋体" w:eastAsia="宋体" w:hAnsi="宋体"/>
+          <w:rFonts w:ascii="宋体" w:eastAsia="宋体" w:hAnsi="宋体" w:hint="eastAsia"/>
         </w:rPr>
       </w:pPr>
       <w:r>
@@ -17832,7 +17908,7 @@
         </w:rPr>
         <w:t>与scikit-learn等工具支持。本研究得到课程项目平台与计算资源支持，在此一并致谢。</w:t>
       </w:r>
-      <w:bookmarkEnd w:id="78"/>
+      <w:bookmarkEnd w:id="81"/>
     </w:p>
     <w:p>
       <w:pPr>
@@ -17899,9 +17975,6 @@
     <w:pPr>
       <w:pStyle w:val="af2"/>
       <w:jc w:val="center"/>
-      <w:rPr>
-        <w:rFonts w:hint="eastAsia"/>
-      </w:rPr>
     </w:pPr>
   </w:p>
 </w:ftr>
@@ -17922,9 +17995,6 @@
         <w:pPr>
           <w:pStyle w:val="af2"/>
           <w:jc w:val="center"/>
-          <w:rPr>
-            <w:rFonts w:hint="eastAsia"/>
-          </w:rPr>
         </w:pPr>
         <w:r>
           <w:fldChar w:fldCharType="begin"/>
